--- a/docs/survey/해외진출 준비도 진단 설문 55문항 v3.2.docx
+++ b/docs/survey/해외진출 준비도 진단 설문 55문항 v3.2.docx
@@ -9,7 +9,7 @@
       </w:pPr>
       <w:r>
         <w:rPr>
-          <w:rFonts w:ascii="맑은 고딕" w:cs="맑은 고딕" w:eastAsia="맑은 고딕" w:hAnsi="맑은 고딕"/>
+          <w:rFonts w:ascii="Pretendard" w:cs="Pretendard" w:eastAsia="Pretendard" w:hAnsi="Pretendard"/>
           <w:b/>
           <w:bCs/>
           <w:sz w:val="40"/>
@@ -25,7 +25,7 @@
       </w:pPr>
       <w:r>
         <w:rPr>
-          <w:rFonts w:ascii="맑은 고딕" w:cs="맑은 고딕" w:eastAsia="맑은 고딕" w:hAnsi="맑은 고딕"/>
+          <w:rFonts w:ascii="Pretendard" w:cs="Pretendard" w:eastAsia="Pretendard" w:hAnsi="Pretendard"/>
           <w:color w:val="595959"/>
           <w:sz w:val="20"/>
           <w:szCs w:val="20"/>
@@ -67,7 +67,7 @@
             </w:pPr>
             <w:r>
               <w:rPr>
-                <w:rFonts w:ascii="맑은 고딕" w:cs="맑은 고딕" w:eastAsia="맑은 고딕" w:hAnsi="맑은 고딕"/>
+                <w:rFonts w:ascii="Pretendard" w:cs="Pretendard" w:eastAsia="Pretendard" w:hAnsi="Pretendard"/>
                 <w:b/>
                 <w:bCs/>
                 <w:sz w:val="20"/>
@@ -93,7 +93,7 @@
             </w:pPr>
             <w:r>
               <w:rPr>
-                <w:rFonts w:ascii="맑은 고딕" w:cs="맑은 고딕" w:eastAsia="맑은 고딕" w:hAnsi="맑은 고딕"/>
+                <w:rFonts w:ascii="Pretendard" w:cs="Pretendard" w:eastAsia="Pretendard" w:hAnsi="Pretendard"/>
                 <w:sz w:val="20"/>
                 <w:szCs w:val="20"/>
               </w:rPr>
@@ -120,7 +120,7 @@
             </w:pPr>
             <w:r>
               <w:rPr>
-                <w:rFonts w:ascii="맑은 고딕" w:cs="맑은 고딕" w:eastAsia="맑은 고딕" w:hAnsi="맑은 고딕"/>
+                <w:rFonts w:ascii="Pretendard" w:cs="Pretendard" w:eastAsia="Pretendard" w:hAnsi="Pretendard"/>
                 <w:b/>
                 <w:bCs/>
                 <w:sz w:val="20"/>
@@ -146,7 +146,7 @@
             </w:pPr>
             <w:r>
               <w:rPr>
-                <w:rFonts w:ascii="맑은 고딕" w:cs="맑은 고딕" w:eastAsia="맑은 고딕" w:hAnsi="맑은 고딕"/>
+                <w:rFonts w:ascii="Pretendard" w:cs="Pretendard" w:eastAsia="Pretendard" w:hAnsi="Pretendard"/>
                 <w:sz w:val="20"/>
                 <w:szCs w:val="20"/>
               </w:rPr>
@@ -173,7 +173,7 @@
             </w:pPr>
             <w:r>
               <w:rPr>
-                <w:rFonts w:ascii="맑은 고딕" w:cs="맑은 고딕" w:eastAsia="맑은 고딕" w:hAnsi="맑은 고딕"/>
+                <w:rFonts w:ascii="Pretendard" w:cs="Pretendard" w:eastAsia="Pretendard" w:hAnsi="Pretendard"/>
                 <w:b/>
                 <w:bCs/>
                 <w:sz w:val="20"/>
@@ -199,7 +199,7 @@
             </w:pPr>
             <w:r>
               <w:rPr>
-                <w:rFonts w:ascii="맑은 고딕" w:cs="맑은 고딕" w:eastAsia="맑은 고딕" w:hAnsi="맑은 고딕"/>
+                <w:rFonts w:ascii="Pretendard" w:cs="Pretendard" w:eastAsia="Pretendard" w:hAnsi="Pretendard"/>
                 <w:sz w:val="20"/>
                 <w:szCs w:val="20"/>
               </w:rPr>
@@ -226,7 +226,7 @@
             </w:pPr>
             <w:r>
               <w:rPr>
-                <w:rFonts w:ascii="맑은 고딕" w:cs="맑은 고딕" w:eastAsia="맑은 고딕" w:hAnsi="맑은 고딕"/>
+                <w:rFonts w:ascii="Pretendard" w:cs="Pretendard" w:eastAsia="Pretendard" w:hAnsi="Pretendard"/>
                 <w:b/>
                 <w:bCs/>
                 <w:sz w:val="20"/>
@@ -252,7 +252,7 @@
             </w:pPr>
             <w:r>
               <w:rPr>
-                <w:rFonts w:ascii="맑은 고딕" w:cs="맑은 고딕" w:eastAsia="맑은 고딕" w:hAnsi="맑은 고딕"/>
+                <w:rFonts w:ascii="Pretendard" w:cs="Pretendard" w:eastAsia="Pretendard" w:hAnsi="Pretendard"/>
                 <w:sz w:val="20"/>
                 <w:szCs w:val="20"/>
               </w:rPr>
@@ -279,7 +279,7 @@
             </w:pPr>
             <w:r>
               <w:rPr>
-                <w:rFonts w:ascii="맑은 고딕" w:cs="맑은 고딕" w:eastAsia="맑은 고딕" w:hAnsi="맑은 고딕"/>
+                <w:rFonts w:ascii="Pretendard" w:cs="Pretendard" w:eastAsia="Pretendard" w:hAnsi="Pretendard"/>
                 <w:b/>
                 <w:bCs/>
                 <w:sz w:val="20"/>
@@ -305,7 +305,7 @@
             </w:pPr>
             <w:r>
               <w:rPr>
-                <w:rFonts w:ascii="맑은 고딕" w:cs="맑은 고딕" w:eastAsia="맑은 고딕" w:hAnsi="맑은 고딕"/>
+                <w:rFonts w:ascii="Pretendard" w:cs="Pretendard" w:eastAsia="Pretendard" w:hAnsi="Pretendard"/>
                 <w:sz w:val="20"/>
                 <w:szCs w:val="20"/>
               </w:rPr>
@@ -321,7 +321,7 @@
       </w:pPr>
       <w:r>
         <w:rPr>
-          <w:rFonts w:ascii="맑은 고딕" w:cs="맑은 고딕" w:eastAsia="맑은 고딕" w:hAnsi="맑은 고딕"/>
+          <w:rFonts w:ascii="Pretendard" w:cs="Pretendard" w:eastAsia="Pretendard" w:hAnsi="Pretendard"/>
           <w:sz w:val="20"/>
           <w:szCs w:val="20"/>
         </w:rPr>
@@ -337,7 +337,7 @@
       </w:pPr>
       <w:r>
         <w:rPr>
-          <w:rFonts w:ascii="맑은 고딕" w:cs="맑은 고딕" w:eastAsia="맑은 고딕" w:hAnsi="맑은 고딕"/>
+          <w:rFonts w:ascii="Pretendard" w:cs="Pretendard" w:eastAsia="Pretendard" w:hAnsi="Pretendard"/>
           <w:b/>
           <w:bCs/>
           <w:sz w:val="24"/>
@@ -352,7 +352,7 @@
       </w:pPr>
       <w:r>
         <w:rPr>
-          <w:rFonts w:ascii="맑은 고딕" w:cs="맑은 고딕" w:eastAsia="맑은 고딕" w:hAnsi="맑은 고딕"/>
+          <w:rFonts w:ascii="Pretendard" w:cs="Pretendard" w:eastAsia="Pretendard" w:hAnsi="Pretendard"/>
           <w:sz w:val="20"/>
           <w:szCs w:val="20"/>
         </w:rPr>
@@ -365,7 +365,7 @@
       </w:pPr>
       <w:r>
         <w:rPr>
-          <w:rFonts w:ascii="맑은 고딕" w:cs="맑은 고딕" w:eastAsia="맑은 고딕" w:hAnsi="맑은 고딕"/>
+          <w:rFonts w:ascii="Pretendard" w:cs="Pretendard" w:eastAsia="Pretendard" w:hAnsi="Pretendard"/>
           <w:sz w:val="20"/>
           <w:szCs w:val="20"/>
         </w:rPr>
@@ -378,7 +378,7 @@
       </w:pPr>
       <w:r>
         <w:rPr>
-          <w:rFonts w:ascii="맑은 고딕" w:cs="맑은 고딕" w:eastAsia="맑은 고딕" w:hAnsi="맑은 고딕"/>
+          <w:rFonts w:ascii="Pretendard" w:cs="Pretendard" w:eastAsia="Pretendard" w:hAnsi="Pretendard"/>
           <w:sz w:val="20"/>
           <w:szCs w:val="20"/>
         </w:rPr>
@@ -391,7 +391,7 @@
       </w:pPr>
       <w:r>
         <w:rPr>
-          <w:rFonts w:ascii="맑은 고딕" w:cs="맑은 고딕" w:eastAsia="맑은 고딕" w:hAnsi="맑은 고딕"/>
+          <w:rFonts w:ascii="Pretendard" w:cs="Pretendard" w:eastAsia="Pretendard" w:hAnsi="Pretendard"/>
           <w:sz w:val="20"/>
           <w:szCs w:val="20"/>
         </w:rPr>
@@ -404,7 +404,7 @@
       </w:pPr>
       <w:r>
         <w:rPr>
-          <w:rFonts w:ascii="맑은 고딕" w:cs="맑은 고딕" w:eastAsia="맑은 고딕" w:hAnsi="맑은 고딕"/>
+          <w:rFonts w:ascii="Pretendard" w:cs="Pretendard" w:eastAsia="Pretendard" w:hAnsi="Pretendard"/>
           <w:sz w:val="20"/>
           <w:szCs w:val="20"/>
         </w:rPr>
@@ -419,7 +419,7 @@
       </w:pPr>
       <w:r>
         <w:rPr>
-          <w:rFonts w:ascii="맑은 고딕" w:cs="맑은 고딕" w:eastAsia="맑은 고딕" w:hAnsi="맑은 고딕"/>
+          <w:rFonts w:ascii="Pretendard" w:cs="Pretendard" w:eastAsia="Pretendard" w:hAnsi="Pretendard"/>
           <w:b/>
           <w:bCs/>
           <w:sz w:val="30"/>
@@ -434,7 +434,7 @@
       </w:pPr>
       <w:r>
         <w:rPr>
-          <w:rFonts w:ascii="맑은 고딕" w:cs="맑은 고딕" w:eastAsia="맑은 고딕" w:hAnsi="맑은 고딕"/>
+          <w:rFonts w:ascii="Pretendard" w:cs="Pretendard" w:eastAsia="Pretendard" w:hAnsi="Pretendard"/>
           <w:color w:val="595959"/>
           <w:sz w:val="20"/>
           <w:szCs w:val="20"/>
@@ -452,7 +452,7 @@
       </w:pPr>
       <w:r>
         <w:rPr>
-          <w:rFonts w:ascii="맑은 고딕" w:cs="맑은 고딕" w:eastAsia="맑은 고딕" w:hAnsi="맑은 고딕"/>
+          <w:rFonts w:ascii="Pretendard" w:cs="Pretendard" w:eastAsia="Pretendard" w:hAnsi="Pretendard"/>
           <w:b/>
           <w:bCs/>
           <w:sz w:val="24"/>
@@ -467,7 +467,7 @@
       </w:pPr>
       <w:r>
         <w:rPr>
-          <w:rFonts w:ascii="맑은 고딕" w:cs="맑은 고딕" w:eastAsia="맑은 고딕" w:hAnsi="맑은 고딕"/>
+          <w:rFonts w:ascii="Pretendard" w:cs="Pretendard" w:eastAsia="Pretendard" w:hAnsi="Pretendard"/>
           <w:b/>
           <w:bCs/>
           <w:sz w:val="21"/>
@@ -477,7 +477,7 @@
       </w:r>
       <w:r>
         <w:rPr>
-          <w:rFonts w:ascii="맑은 고딕" w:cs="맑은 고딕" w:eastAsia="맑은 고딕" w:hAnsi="맑은 고딕"/>
+          <w:rFonts w:ascii="Pretendard" w:cs="Pretendard" w:eastAsia="Pretendard" w:hAnsi="Pretendard"/>
           <w:sz w:val="21"/>
           <w:szCs w:val="21"/>
         </w:rPr>
@@ -491,7 +491,7 @@
       </w:pPr>
       <w:r>
         <w:rPr>
-          <w:rFonts w:ascii="맑은 고딕" w:cs="맑은 고딕" w:eastAsia="맑은 고딕" w:hAnsi="맑은 고딕"/>
+          <w:rFonts w:ascii="Pretendard" w:cs="Pretendard" w:eastAsia="Pretendard" w:hAnsi="Pretendard"/>
           <w:sz w:val="20"/>
           <w:szCs w:val="20"/>
         </w:rPr>
@@ -505,7 +505,7 @@
       </w:pPr>
       <w:r>
         <w:rPr>
-          <w:rFonts w:ascii="맑은 고딕" w:cs="맑은 고딕" w:eastAsia="맑은 고딕" w:hAnsi="맑은 고딕"/>
+          <w:rFonts w:ascii="Pretendard" w:cs="Pretendard" w:eastAsia="Pretendard" w:hAnsi="Pretendard"/>
           <w:sz w:val="20"/>
           <w:szCs w:val="20"/>
         </w:rPr>
@@ -519,7 +519,7 @@
       </w:pPr>
       <w:r>
         <w:rPr>
-          <w:rFonts w:ascii="맑은 고딕" w:cs="맑은 고딕" w:eastAsia="맑은 고딕" w:hAnsi="맑은 고딕"/>
+          <w:rFonts w:ascii="Pretendard" w:cs="Pretendard" w:eastAsia="Pretendard" w:hAnsi="Pretendard"/>
           <w:sz w:val="20"/>
           <w:szCs w:val="20"/>
         </w:rPr>
@@ -533,7 +533,7 @@
       </w:pPr>
       <w:r>
         <w:rPr>
-          <w:rFonts w:ascii="맑은 고딕" w:cs="맑은 고딕" w:eastAsia="맑은 고딕" w:hAnsi="맑은 고딕"/>
+          <w:rFonts w:ascii="Pretendard" w:cs="Pretendard" w:eastAsia="Pretendard" w:hAnsi="Pretendard"/>
           <w:sz w:val="20"/>
           <w:szCs w:val="20"/>
         </w:rPr>
@@ -546,7 +546,7 @@
       </w:pPr>
       <w:r>
         <w:rPr>
-          <w:rFonts w:ascii="맑은 고딕" w:cs="맑은 고딕" w:eastAsia="맑은 고딕" w:hAnsi="맑은 고딕"/>
+          <w:rFonts w:ascii="Pretendard" w:cs="Pretendard" w:eastAsia="Pretendard" w:hAnsi="Pretendard"/>
           <w:i/>
           <w:iCs/>
           <w:color w:val="595959"/>
@@ -588,20 +588,20 @@
             </w:pPr>
             <w:r>
               <w:rPr>
-                <w:rFonts w:ascii="맑은 고딕" w:cs="맑은 고딕" w:eastAsia="맑은 고딕" w:hAnsi="맑은 고딕"/>
-                <w:sz w:val="20"/>
-                <w:szCs w:val="20"/>
-              </w:rPr>
-              <w:t xml:space="preserve"/>
-            </w:r>
-          </w:p>
-          <w:p>
-            <w:pPr>
-              <w:spacing w:after="0" w:before="0"/>
-            </w:pPr>
-            <w:r>
-              <w:rPr>
-                <w:rFonts w:ascii="맑은 고딕" w:cs="맑은 고딕" w:eastAsia="맑은 고딕" w:hAnsi="맑은 고딕"/>
+                <w:rFonts w:ascii="Pretendard" w:cs="Pretendard" w:eastAsia="Pretendard" w:hAnsi="Pretendard"/>
+                <w:sz w:val="20"/>
+                <w:szCs w:val="20"/>
+              </w:rPr>
+              <w:t xml:space="preserve"/>
+            </w:r>
+          </w:p>
+          <w:p>
+            <w:pPr>
+              <w:spacing w:after="0" w:before="0"/>
+            </w:pPr>
+            <w:r>
+              <w:rPr>
+                <w:rFonts w:ascii="Pretendard" w:cs="Pretendard" w:eastAsia="Pretendard" w:hAnsi="Pretendard"/>
                 <w:sz w:val="20"/>
                 <w:szCs w:val="20"/>
               </w:rPr>
@@ -617,7 +617,7 @@
       </w:pPr>
       <w:r>
         <w:rPr>
-          <w:rFonts w:ascii="맑은 고딕" w:cs="맑은 고딕" w:eastAsia="맑은 고딕" w:hAnsi="맑은 고딕"/>
+          <w:rFonts w:ascii="Pretendard" w:cs="Pretendard" w:eastAsia="Pretendard" w:hAnsi="Pretendard"/>
           <w:sz w:val="20"/>
           <w:szCs w:val="20"/>
         </w:rPr>
@@ -630,7 +630,7 @@
       </w:pPr>
       <w:r>
         <w:rPr>
-          <w:rFonts w:ascii="맑은 고딕" w:cs="맑은 고딕" w:eastAsia="맑은 고딕" w:hAnsi="맑은 고딕"/>
+          <w:rFonts w:ascii="Pretendard" w:cs="Pretendard" w:eastAsia="Pretendard" w:hAnsi="Pretendard"/>
           <w:b/>
           <w:bCs/>
           <w:sz w:val="21"/>
@@ -640,7 +640,7 @@
       </w:r>
       <w:r>
         <w:rPr>
-          <w:rFonts w:ascii="맑은 고딕" w:cs="맑은 고딕" w:eastAsia="맑은 고딕" w:hAnsi="맑은 고딕"/>
+          <w:rFonts w:ascii="Pretendard" w:cs="Pretendard" w:eastAsia="Pretendard" w:hAnsi="Pretendard"/>
           <w:sz w:val="21"/>
           <w:szCs w:val="21"/>
         </w:rPr>
@@ -654,7 +654,7 @@
       </w:pPr>
       <w:r>
         <w:rPr>
-          <w:rFonts w:ascii="맑은 고딕" w:cs="맑은 고딕" w:eastAsia="맑은 고딕" w:hAnsi="맑은 고딕"/>
+          <w:rFonts w:ascii="Pretendard" w:cs="Pretendard" w:eastAsia="Pretendard" w:hAnsi="Pretendard"/>
           <w:sz w:val="20"/>
           <w:szCs w:val="20"/>
         </w:rPr>
@@ -668,7 +668,7 @@
       </w:pPr>
       <w:r>
         <w:rPr>
-          <w:rFonts w:ascii="맑은 고딕" w:cs="맑은 고딕" w:eastAsia="맑은 고딕" w:hAnsi="맑은 고딕"/>
+          <w:rFonts w:ascii="Pretendard" w:cs="Pretendard" w:eastAsia="Pretendard" w:hAnsi="Pretendard"/>
           <w:sz w:val="20"/>
           <w:szCs w:val="20"/>
         </w:rPr>
@@ -682,7 +682,7 @@
       </w:pPr>
       <w:r>
         <w:rPr>
-          <w:rFonts w:ascii="맑은 고딕" w:cs="맑은 고딕" w:eastAsia="맑은 고딕" w:hAnsi="맑은 고딕"/>
+          <w:rFonts w:ascii="Pretendard" w:cs="Pretendard" w:eastAsia="Pretendard" w:hAnsi="Pretendard"/>
           <w:sz w:val="20"/>
           <w:szCs w:val="20"/>
         </w:rPr>
@@ -696,7 +696,7 @@
       </w:pPr>
       <w:r>
         <w:rPr>
-          <w:rFonts w:ascii="맑은 고딕" w:cs="맑은 고딕" w:eastAsia="맑은 고딕" w:hAnsi="맑은 고딕"/>
+          <w:rFonts w:ascii="Pretendard" w:cs="Pretendard" w:eastAsia="Pretendard" w:hAnsi="Pretendard"/>
           <w:sz w:val="20"/>
           <w:szCs w:val="20"/>
         </w:rPr>
@@ -709,7 +709,7 @@
       </w:pPr>
       <w:r>
         <w:rPr>
-          <w:rFonts w:ascii="맑은 고딕" w:cs="맑은 고딕" w:eastAsia="맑은 고딕" w:hAnsi="맑은 고딕"/>
+          <w:rFonts w:ascii="Pretendard" w:cs="Pretendard" w:eastAsia="Pretendard" w:hAnsi="Pretendard"/>
           <w:i/>
           <w:iCs/>
           <w:color w:val="595959"/>
@@ -751,20 +751,20 @@
             </w:pPr>
             <w:r>
               <w:rPr>
-                <w:rFonts w:ascii="맑은 고딕" w:cs="맑은 고딕" w:eastAsia="맑은 고딕" w:hAnsi="맑은 고딕"/>
-                <w:sz w:val="20"/>
-                <w:szCs w:val="20"/>
-              </w:rPr>
-              <w:t xml:space="preserve"/>
-            </w:r>
-          </w:p>
-          <w:p>
-            <w:pPr>
-              <w:spacing w:after="0" w:before="0"/>
-            </w:pPr>
-            <w:r>
-              <w:rPr>
-                <w:rFonts w:ascii="맑은 고딕" w:cs="맑은 고딕" w:eastAsia="맑은 고딕" w:hAnsi="맑은 고딕"/>
+                <w:rFonts w:ascii="Pretendard" w:cs="Pretendard" w:eastAsia="Pretendard" w:hAnsi="Pretendard"/>
+                <w:sz w:val="20"/>
+                <w:szCs w:val="20"/>
+              </w:rPr>
+              <w:t xml:space="preserve"/>
+            </w:r>
+          </w:p>
+          <w:p>
+            <w:pPr>
+              <w:spacing w:after="0" w:before="0"/>
+            </w:pPr>
+            <w:r>
+              <w:rPr>
+                <w:rFonts w:ascii="Pretendard" w:cs="Pretendard" w:eastAsia="Pretendard" w:hAnsi="Pretendard"/>
                 <w:sz w:val="20"/>
                 <w:szCs w:val="20"/>
               </w:rPr>
@@ -780,7 +780,7 @@
       </w:pPr>
       <w:r>
         <w:rPr>
-          <w:rFonts w:ascii="맑은 고딕" w:cs="맑은 고딕" w:eastAsia="맑은 고딕" w:hAnsi="맑은 고딕"/>
+          <w:rFonts w:ascii="Pretendard" w:cs="Pretendard" w:eastAsia="Pretendard" w:hAnsi="Pretendard"/>
           <w:sz w:val="20"/>
           <w:szCs w:val="20"/>
         </w:rPr>
@@ -793,7 +793,7 @@
       </w:pPr>
       <w:r>
         <w:rPr>
-          <w:rFonts w:ascii="맑은 고딕" w:cs="맑은 고딕" w:eastAsia="맑은 고딕" w:hAnsi="맑은 고딕"/>
+          <w:rFonts w:ascii="Pretendard" w:cs="Pretendard" w:eastAsia="Pretendard" w:hAnsi="Pretendard"/>
           <w:b/>
           <w:bCs/>
           <w:sz w:val="21"/>
@@ -803,7 +803,7 @@
       </w:r>
       <w:r>
         <w:rPr>
-          <w:rFonts w:ascii="맑은 고딕" w:cs="맑은 고딕" w:eastAsia="맑은 고딕" w:hAnsi="맑은 고딕"/>
+          <w:rFonts w:ascii="Pretendard" w:cs="Pretendard" w:eastAsia="Pretendard" w:hAnsi="Pretendard"/>
           <w:sz w:val="21"/>
           <w:szCs w:val="21"/>
         </w:rPr>
@@ -817,7 +817,7 @@
       </w:pPr>
       <w:r>
         <w:rPr>
-          <w:rFonts w:ascii="맑은 고딕" w:cs="맑은 고딕" w:eastAsia="맑은 고딕" w:hAnsi="맑은 고딕"/>
+          <w:rFonts w:ascii="Pretendard" w:cs="Pretendard" w:eastAsia="Pretendard" w:hAnsi="Pretendard"/>
           <w:sz w:val="20"/>
           <w:szCs w:val="20"/>
         </w:rPr>
@@ -831,7 +831,7 @@
       </w:pPr>
       <w:r>
         <w:rPr>
-          <w:rFonts w:ascii="맑은 고딕" w:cs="맑은 고딕" w:eastAsia="맑은 고딕" w:hAnsi="맑은 고딕"/>
+          <w:rFonts w:ascii="Pretendard" w:cs="Pretendard" w:eastAsia="Pretendard" w:hAnsi="Pretendard"/>
           <w:sz w:val="20"/>
           <w:szCs w:val="20"/>
         </w:rPr>
@@ -845,7 +845,7 @@
       </w:pPr>
       <w:r>
         <w:rPr>
-          <w:rFonts w:ascii="맑은 고딕" w:cs="맑은 고딕" w:eastAsia="맑은 고딕" w:hAnsi="맑은 고딕"/>
+          <w:rFonts w:ascii="Pretendard" w:cs="Pretendard" w:eastAsia="Pretendard" w:hAnsi="Pretendard"/>
           <w:sz w:val="20"/>
           <w:szCs w:val="20"/>
         </w:rPr>
@@ -859,7 +859,7 @@
       </w:pPr>
       <w:r>
         <w:rPr>
-          <w:rFonts w:ascii="맑은 고딕" w:cs="맑은 고딕" w:eastAsia="맑은 고딕" w:hAnsi="맑은 고딕"/>
+          <w:rFonts w:ascii="Pretendard" w:cs="Pretendard" w:eastAsia="Pretendard" w:hAnsi="Pretendard"/>
           <w:sz w:val="20"/>
           <w:szCs w:val="20"/>
         </w:rPr>
@@ -872,7 +872,7 @@
       </w:pPr>
       <w:r>
         <w:rPr>
-          <w:rFonts w:ascii="맑은 고딕" w:cs="맑은 고딕" w:eastAsia="맑은 고딕" w:hAnsi="맑은 고딕"/>
+          <w:rFonts w:ascii="Pretendard" w:cs="Pretendard" w:eastAsia="Pretendard" w:hAnsi="Pretendard"/>
           <w:i/>
           <w:iCs/>
           <w:color w:val="595959"/>
@@ -914,20 +914,20 @@
             </w:pPr>
             <w:r>
               <w:rPr>
-                <w:rFonts w:ascii="맑은 고딕" w:cs="맑은 고딕" w:eastAsia="맑은 고딕" w:hAnsi="맑은 고딕"/>
-                <w:sz w:val="20"/>
-                <w:szCs w:val="20"/>
-              </w:rPr>
-              <w:t xml:space="preserve"/>
-            </w:r>
-          </w:p>
-          <w:p>
-            <w:pPr>
-              <w:spacing w:after="0" w:before="0"/>
-            </w:pPr>
-            <w:r>
-              <w:rPr>
-                <w:rFonts w:ascii="맑은 고딕" w:cs="맑은 고딕" w:eastAsia="맑은 고딕" w:hAnsi="맑은 고딕"/>
+                <w:rFonts w:ascii="Pretendard" w:cs="Pretendard" w:eastAsia="Pretendard" w:hAnsi="Pretendard"/>
+                <w:sz w:val="20"/>
+                <w:szCs w:val="20"/>
+              </w:rPr>
+              <w:t xml:space="preserve"/>
+            </w:r>
+          </w:p>
+          <w:p>
+            <w:pPr>
+              <w:spacing w:after="0" w:before="0"/>
+            </w:pPr>
+            <w:r>
+              <w:rPr>
+                <w:rFonts w:ascii="Pretendard" w:cs="Pretendard" w:eastAsia="Pretendard" w:hAnsi="Pretendard"/>
                 <w:sz w:val="20"/>
                 <w:szCs w:val="20"/>
               </w:rPr>
@@ -943,7 +943,7 @@
       </w:pPr>
       <w:r>
         <w:rPr>
-          <w:rFonts w:ascii="맑은 고딕" w:cs="맑은 고딕" w:eastAsia="맑은 고딕" w:hAnsi="맑은 고딕"/>
+          <w:rFonts w:ascii="Pretendard" w:cs="Pretendard" w:eastAsia="Pretendard" w:hAnsi="Pretendard"/>
           <w:sz w:val="20"/>
           <w:szCs w:val="20"/>
         </w:rPr>
@@ -956,7 +956,7 @@
       </w:pPr>
       <w:r>
         <w:rPr>
-          <w:rFonts w:ascii="맑은 고딕" w:cs="맑은 고딕" w:eastAsia="맑은 고딕" w:hAnsi="맑은 고딕"/>
+          <w:rFonts w:ascii="Pretendard" w:cs="Pretendard" w:eastAsia="Pretendard" w:hAnsi="Pretendard"/>
           <w:b/>
           <w:bCs/>
           <w:sz w:val="21"/>
@@ -966,7 +966,7 @@
       </w:r>
       <w:r>
         <w:rPr>
-          <w:rFonts w:ascii="맑은 고딕" w:cs="맑은 고딕" w:eastAsia="맑은 고딕" w:hAnsi="맑은 고딕"/>
+          <w:rFonts w:ascii="Pretendard" w:cs="Pretendard" w:eastAsia="Pretendard" w:hAnsi="Pretendard"/>
           <w:sz w:val="21"/>
           <w:szCs w:val="21"/>
         </w:rPr>
@@ -980,7 +980,7 @@
       </w:pPr>
       <w:r>
         <w:rPr>
-          <w:rFonts w:ascii="맑은 고딕" w:cs="맑은 고딕" w:eastAsia="맑은 고딕" w:hAnsi="맑은 고딕"/>
+          <w:rFonts w:ascii="Pretendard" w:cs="Pretendard" w:eastAsia="Pretendard" w:hAnsi="Pretendard"/>
           <w:sz w:val="20"/>
           <w:szCs w:val="20"/>
         </w:rPr>
@@ -994,7 +994,7 @@
       </w:pPr>
       <w:r>
         <w:rPr>
-          <w:rFonts w:ascii="맑은 고딕" w:cs="맑은 고딕" w:eastAsia="맑은 고딕" w:hAnsi="맑은 고딕"/>
+          <w:rFonts w:ascii="Pretendard" w:cs="Pretendard" w:eastAsia="Pretendard" w:hAnsi="Pretendard"/>
           <w:sz w:val="20"/>
           <w:szCs w:val="20"/>
         </w:rPr>
@@ -1008,7 +1008,7 @@
       </w:pPr>
       <w:r>
         <w:rPr>
-          <w:rFonts w:ascii="맑은 고딕" w:cs="맑은 고딕" w:eastAsia="맑은 고딕" w:hAnsi="맑은 고딕"/>
+          <w:rFonts w:ascii="Pretendard" w:cs="Pretendard" w:eastAsia="Pretendard" w:hAnsi="Pretendard"/>
           <w:sz w:val="20"/>
           <w:szCs w:val="20"/>
         </w:rPr>
@@ -1022,7 +1022,7 @@
       </w:pPr>
       <w:r>
         <w:rPr>
-          <w:rFonts w:ascii="맑은 고딕" w:cs="맑은 고딕" w:eastAsia="맑은 고딕" w:hAnsi="맑은 고딕"/>
+          <w:rFonts w:ascii="Pretendard" w:cs="Pretendard" w:eastAsia="Pretendard" w:hAnsi="Pretendard"/>
           <w:sz w:val="20"/>
           <w:szCs w:val="20"/>
         </w:rPr>
@@ -1035,7 +1035,7 @@
       </w:pPr>
       <w:r>
         <w:rPr>
-          <w:rFonts w:ascii="맑은 고딕" w:cs="맑은 고딕" w:eastAsia="맑은 고딕" w:hAnsi="맑은 고딕"/>
+          <w:rFonts w:ascii="Pretendard" w:cs="Pretendard" w:eastAsia="Pretendard" w:hAnsi="Pretendard"/>
           <w:i/>
           <w:iCs/>
           <w:color w:val="595959"/>
@@ -1077,20 +1077,20 @@
             </w:pPr>
             <w:r>
               <w:rPr>
-                <w:rFonts w:ascii="맑은 고딕" w:cs="맑은 고딕" w:eastAsia="맑은 고딕" w:hAnsi="맑은 고딕"/>
-                <w:sz w:val="20"/>
-                <w:szCs w:val="20"/>
-              </w:rPr>
-              <w:t xml:space="preserve"/>
-            </w:r>
-          </w:p>
-          <w:p>
-            <w:pPr>
-              <w:spacing w:after="0" w:before="0"/>
-            </w:pPr>
-            <w:r>
-              <w:rPr>
-                <w:rFonts w:ascii="맑은 고딕" w:cs="맑은 고딕" w:eastAsia="맑은 고딕" w:hAnsi="맑은 고딕"/>
+                <w:rFonts w:ascii="Pretendard" w:cs="Pretendard" w:eastAsia="Pretendard" w:hAnsi="Pretendard"/>
+                <w:sz w:val="20"/>
+                <w:szCs w:val="20"/>
+              </w:rPr>
+              <w:t xml:space="preserve"/>
+            </w:r>
+          </w:p>
+          <w:p>
+            <w:pPr>
+              <w:spacing w:after="0" w:before="0"/>
+            </w:pPr>
+            <w:r>
+              <w:rPr>
+                <w:rFonts w:ascii="Pretendard" w:cs="Pretendard" w:eastAsia="Pretendard" w:hAnsi="Pretendard"/>
                 <w:sz w:val="20"/>
                 <w:szCs w:val="20"/>
               </w:rPr>
@@ -1106,7 +1106,7 @@
       </w:pPr>
       <w:r>
         <w:rPr>
-          <w:rFonts w:ascii="맑은 고딕" w:cs="맑은 고딕" w:eastAsia="맑은 고딕" w:hAnsi="맑은 고딕"/>
+          <w:rFonts w:ascii="Pretendard" w:cs="Pretendard" w:eastAsia="Pretendard" w:hAnsi="Pretendard"/>
           <w:sz w:val="20"/>
           <w:szCs w:val="20"/>
         </w:rPr>
@@ -1123,7 +1123,7 @@
       </w:pPr>
       <w:r>
         <w:rPr>
-          <w:rFonts w:ascii="맑은 고딕" w:cs="맑은 고딕" w:eastAsia="맑은 고딕" w:hAnsi="맑은 고딕"/>
+          <w:rFonts w:ascii="Pretendard" w:cs="Pretendard" w:eastAsia="Pretendard" w:hAnsi="Pretendard"/>
           <w:b/>
           <w:bCs/>
           <w:sz w:val="24"/>
@@ -1138,7 +1138,7 @@
       </w:pPr>
       <w:r>
         <w:rPr>
-          <w:rFonts w:ascii="맑은 고딕" w:cs="맑은 고딕" w:eastAsia="맑은 고딕" w:hAnsi="맑은 고딕"/>
+          <w:rFonts w:ascii="Pretendard" w:cs="Pretendard" w:eastAsia="Pretendard" w:hAnsi="Pretendard"/>
           <w:b/>
           <w:bCs/>
           <w:sz w:val="21"/>
@@ -1148,7 +1148,7 @@
       </w:r>
       <w:r>
         <w:rPr>
-          <w:rFonts w:ascii="맑은 고딕" w:cs="맑은 고딕" w:eastAsia="맑은 고딕" w:hAnsi="맑은 고딕"/>
+          <w:rFonts w:ascii="Pretendard" w:cs="Pretendard" w:eastAsia="Pretendard" w:hAnsi="Pretendard"/>
           <w:sz w:val="21"/>
           <w:szCs w:val="21"/>
         </w:rPr>
@@ -1162,7 +1162,7 @@
       </w:pPr>
       <w:r>
         <w:rPr>
-          <w:rFonts w:ascii="맑은 고딕" w:cs="맑은 고딕" w:eastAsia="맑은 고딕" w:hAnsi="맑은 고딕"/>
+          <w:rFonts w:ascii="Pretendard" w:cs="Pretendard" w:eastAsia="Pretendard" w:hAnsi="Pretendard"/>
           <w:sz w:val="20"/>
           <w:szCs w:val="20"/>
         </w:rPr>
@@ -1176,7 +1176,7 @@
       </w:pPr>
       <w:r>
         <w:rPr>
-          <w:rFonts w:ascii="맑은 고딕" w:cs="맑은 고딕" w:eastAsia="맑은 고딕" w:hAnsi="맑은 고딕"/>
+          <w:rFonts w:ascii="Pretendard" w:cs="Pretendard" w:eastAsia="Pretendard" w:hAnsi="Pretendard"/>
           <w:sz w:val="20"/>
           <w:szCs w:val="20"/>
         </w:rPr>
@@ -1190,7 +1190,7 @@
       </w:pPr>
       <w:r>
         <w:rPr>
-          <w:rFonts w:ascii="맑은 고딕" w:cs="맑은 고딕" w:eastAsia="맑은 고딕" w:hAnsi="맑은 고딕"/>
+          <w:rFonts w:ascii="Pretendard" w:cs="Pretendard" w:eastAsia="Pretendard" w:hAnsi="Pretendard"/>
           <w:sz w:val="20"/>
           <w:szCs w:val="20"/>
         </w:rPr>
@@ -1204,7 +1204,7 @@
       </w:pPr>
       <w:r>
         <w:rPr>
-          <w:rFonts w:ascii="맑은 고딕" w:cs="맑은 고딕" w:eastAsia="맑은 고딕" w:hAnsi="맑은 고딕"/>
+          <w:rFonts w:ascii="Pretendard" w:cs="Pretendard" w:eastAsia="Pretendard" w:hAnsi="Pretendard"/>
           <w:sz w:val="20"/>
           <w:szCs w:val="20"/>
         </w:rPr>
@@ -1217,7 +1217,7 @@
       </w:pPr>
       <w:r>
         <w:rPr>
-          <w:rFonts w:ascii="맑은 고딕" w:cs="맑은 고딕" w:eastAsia="맑은 고딕" w:hAnsi="맑은 고딕"/>
+          <w:rFonts w:ascii="Pretendard" w:cs="Pretendard" w:eastAsia="Pretendard" w:hAnsi="Pretendard"/>
           <w:i/>
           <w:iCs/>
           <w:color w:val="595959"/>
@@ -1259,20 +1259,20 @@
             </w:pPr>
             <w:r>
               <w:rPr>
-                <w:rFonts w:ascii="맑은 고딕" w:cs="맑은 고딕" w:eastAsia="맑은 고딕" w:hAnsi="맑은 고딕"/>
-                <w:sz w:val="20"/>
-                <w:szCs w:val="20"/>
-              </w:rPr>
-              <w:t xml:space="preserve"/>
-            </w:r>
-          </w:p>
-          <w:p>
-            <w:pPr>
-              <w:spacing w:after="0" w:before="0"/>
-            </w:pPr>
-            <w:r>
-              <w:rPr>
-                <w:rFonts w:ascii="맑은 고딕" w:cs="맑은 고딕" w:eastAsia="맑은 고딕" w:hAnsi="맑은 고딕"/>
+                <w:rFonts w:ascii="Pretendard" w:cs="Pretendard" w:eastAsia="Pretendard" w:hAnsi="Pretendard"/>
+                <w:sz w:val="20"/>
+                <w:szCs w:val="20"/>
+              </w:rPr>
+              <w:t xml:space="preserve"/>
+            </w:r>
+          </w:p>
+          <w:p>
+            <w:pPr>
+              <w:spacing w:after="0" w:before="0"/>
+            </w:pPr>
+            <w:r>
+              <w:rPr>
+                <w:rFonts w:ascii="Pretendard" w:cs="Pretendard" w:eastAsia="Pretendard" w:hAnsi="Pretendard"/>
                 <w:sz w:val="20"/>
                 <w:szCs w:val="20"/>
               </w:rPr>
@@ -1288,7 +1288,7 @@
       </w:pPr>
       <w:r>
         <w:rPr>
-          <w:rFonts w:ascii="맑은 고딕" w:cs="맑은 고딕" w:eastAsia="맑은 고딕" w:hAnsi="맑은 고딕"/>
+          <w:rFonts w:ascii="Pretendard" w:cs="Pretendard" w:eastAsia="Pretendard" w:hAnsi="Pretendard"/>
           <w:sz w:val="20"/>
           <w:szCs w:val="20"/>
         </w:rPr>
@@ -1301,7 +1301,7 @@
       </w:pPr>
       <w:r>
         <w:rPr>
-          <w:rFonts w:ascii="맑은 고딕" w:cs="맑은 고딕" w:eastAsia="맑은 고딕" w:hAnsi="맑은 고딕"/>
+          <w:rFonts w:ascii="Pretendard" w:cs="Pretendard" w:eastAsia="Pretendard" w:hAnsi="Pretendard"/>
           <w:b/>
           <w:bCs/>
           <w:sz w:val="21"/>
@@ -1311,7 +1311,7 @@
       </w:r>
       <w:r>
         <w:rPr>
-          <w:rFonts w:ascii="맑은 고딕" w:cs="맑은 고딕" w:eastAsia="맑은 고딕" w:hAnsi="맑은 고딕"/>
+          <w:rFonts w:ascii="Pretendard" w:cs="Pretendard" w:eastAsia="Pretendard" w:hAnsi="Pretendard"/>
           <w:sz w:val="21"/>
           <w:szCs w:val="21"/>
         </w:rPr>
@@ -1325,7 +1325,7 @@
       </w:pPr>
       <w:r>
         <w:rPr>
-          <w:rFonts w:ascii="맑은 고딕" w:cs="맑은 고딕" w:eastAsia="맑은 고딕" w:hAnsi="맑은 고딕"/>
+          <w:rFonts w:ascii="Pretendard" w:cs="Pretendard" w:eastAsia="Pretendard" w:hAnsi="Pretendard"/>
           <w:sz w:val="20"/>
           <w:szCs w:val="20"/>
         </w:rPr>
@@ -1339,7 +1339,7 @@
       </w:pPr>
       <w:r>
         <w:rPr>
-          <w:rFonts w:ascii="맑은 고딕" w:cs="맑은 고딕" w:eastAsia="맑은 고딕" w:hAnsi="맑은 고딕"/>
+          <w:rFonts w:ascii="Pretendard" w:cs="Pretendard" w:eastAsia="Pretendard" w:hAnsi="Pretendard"/>
           <w:sz w:val="20"/>
           <w:szCs w:val="20"/>
         </w:rPr>
@@ -1353,7 +1353,7 @@
       </w:pPr>
       <w:r>
         <w:rPr>
-          <w:rFonts w:ascii="맑은 고딕" w:cs="맑은 고딕" w:eastAsia="맑은 고딕" w:hAnsi="맑은 고딕"/>
+          <w:rFonts w:ascii="Pretendard" w:cs="Pretendard" w:eastAsia="Pretendard" w:hAnsi="Pretendard"/>
           <w:sz w:val="20"/>
           <w:szCs w:val="20"/>
         </w:rPr>
@@ -1367,7 +1367,7 @@
       </w:pPr>
       <w:r>
         <w:rPr>
-          <w:rFonts w:ascii="맑은 고딕" w:cs="맑은 고딕" w:eastAsia="맑은 고딕" w:hAnsi="맑은 고딕"/>
+          <w:rFonts w:ascii="Pretendard" w:cs="Pretendard" w:eastAsia="Pretendard" w:hAnsi="Pretendard"/>
           <w:sz w:val="20"/>
           <w:szCs w:val="20"/>
         </w:rPr>
@@ -1380,7 +1380,7 @@
       </w:pPr>
       <w:r>
         <w:rPr>
-          <w:rFonts w:ascii="맑은 고딕" w:cs="맑은 고딕" w:eastAsia="맑은 고딕" w:hAnsi="맑은 고딕"/>
+          <w:rFonts w:ascii="Pretendard" w:cs="Pretendard" w:eastAsia="Pretendard" w:hAnsi="Pretendard"/>
           <w:i/>
           <w:iCs/>
           <w:color w:val="595959"/>
@@ -1422,20 +1422,20 @@
             </w:pPr>
             <w:r>
               <w:rPr>
-                <w:rFonts w:ascii="맑은 고딕" w:cs="맑은 고딕" w:eastAsia="맑은 고딕" w:hAnsi="맑은 고딕"/>
-                <w:sz w:val="20"/>
-                <w:szCs w:val="20"/>
-              </w:rPr>
-              <w:t xml:space="preserve"/>
-            </w:r>
-          </w:p>
-          <w:p>
-            <w:pPr>
-              <w:spacing w:after="0" w:before="0"/>
-            </w:pPr>
-            <w:r>
-              <w:rPr>
-                <w:rFonts w:ascii="맑은 고딕" w:cs="맑은 고딕" w:eastAsia="맑은 고딕" w:hAnsi="맑은 고딕"/>
+                <w:rFonts w:ascii="Pretendard" w:cs="Pretendard" w:eastAsia="Pretendard" w:hAnsi="Pretendard"/>
+                <w:sz w:val="20"/>
+                <w:szCs w:val="20"/>
+              </w:rPr>
+              <w:t xml:space="preserve"/>
+            </w:r>
+          </w:p>
+          <w:p>
+            <w:pPr>
+              <w:spacing w:after="0" w:before="0"/>
+            </w:pPr>
+            <w:r>
+              <w:rPr>
+                <w:rFonts w:ascii="Pretendard" w:cs="Pretendard" w:eastAsia="Pretendard" w:hAnsi="Pretendard"/>
                 <w:sz w:val="20"/>
                 <w:szCs w:val="20"/>
               </w:rPr>
@@ -1451,7 +1451,7 @@
       </w:pPr>
       <w:r>
         <w:rPr>
-          <w:rFonts w:ascii="맑은 고딕" w:cs="맑은 고딕" w:eastAsia="맑은 고딕" w:hAnsi="맑은 고딕"/>
+          <w:rFonts w:ascii="Pretendard" w:cs="Pretendard" w:eastAsia="Pretendard" w:hAnsi="Pretendard"/>
           <w:sz w:val="20"/>
           <w:szCs w:val="20"/>
         </w:rPr>
@@ -1464,7 +1464,7 @@
       </w:pPr>
       <w:r>
         <w:rPr>
-          <w:rFonts w:ascii="맑은 고딕" w:cs="맑은 고딕" w:eastAsia="맑은 고딕" w:hAnsi="맑은 고딕"/>
+          <w:rFonts w:ascii="Pretendard" w:cs="Pretendard" w:eastAsia="Pretendard" w:hAnsi="Pretendard"/>
           <w:b/>
           <w:bCs/>
           <w:sz w:val="21"/>
@@ -1474,7 +1474,7 @@
       </w:r>
       <w:r>
         <w:rPr>
-          <w:rFonts w:ascii="맑은 고딕" w:cs="맑은 고딕" w:eastAsia="맑은 고딕" w:hAnsi="맑은 고딕"/>
+          <w:rFonts w:ascii="Pretendard" w:cs="Pretendard" w:eastAsia="Pretendard" w:hAnsi="Pretendard"/>
           <w:sz w:val="21"/>
           <w:szCs w:val="21"/>
         </w:rPr>
@@ -1488,7 +1488,7 @@
       </w:pPr>
       <w:r>
         <w:rPr>
-          <w:rFonts w:ascii="맑은 고딕" w:cs="맑은 고딕" w:eastAsia="맑은 고딕" w:hAnsi="맑은 고딕"/>
+          <w:rFonts w:ascii="Pretendard" w:cs="Pretendard" w:eastAsia="Pretendard" w:hAnsi="Pretendard"/>
           <w:sz w:val="20"/>
           <w:szCs w:val="20"/>
         </w:rPr>
@@ -1502,7 +1502,7 @@
       </w:pPr>
       <w:r>
         <w:rPr>
-          <w:rFonts w:ascii="맑은 고딕" w:cs="맑은 고딕" w:eastAsia="맑은 고딕" w:hAnsi="맑은 고딕"/>
+          <w:rFonts w:ascii="Pretendard" w:cs="Pretendard" w:eastAsia="Pretendard" w:hAnsi="Pretendard"/>
           <w:sz w:val="20"/>
           <w:szCs w:val="20"/>
         </w:rPr>
@@ -1516,7 +1516,7 @@
       </w:pPr>
       <w:r>
         <w:rPr>
-          <w:rFonts w:ascii="맑은 고딕" w:cs="맑은 고딕" w:eastAsia="맑은 고딕" w:hAnsi="맑은 고딕"/>
+          <w:rFonts w:ascii="Pretendard" w:cs="Pretendard" w:eastAsia="Pretendard" w:hAnsi="Pretendard"/>
           <w:sz w:val="20"/>
           <w:szCs w:val="20"/>
         </w:rPr>
@@ -1530,7 +1530,7 @@
       </w:pPr>
       <w:r>
         <w:rPr>
-          <w:rFonts w:ascii="맑은 고딕" w:cs="맑은 고딕" w:eastAsia="맑은 고딕" w:hAnsi="맑은 고딕"/>
+          <w:rFonts w:ascii="Pretendard" w:cs="Pretendard" w:eastAsia="Pretendard" w:hAnsi="Pretendard"/>
           <w:sz w:val="20"/>
           <w:szCs w:val="20"/>
         </w:rPr>
@@ -1543,7 +1543,7 @@
       </w:pPr>
       <w:r>
         <w:rPr>
-          <w:rFonts w:ascii="맑은 고딕" w:cs="맑은 고딕" w:eastAsia="맑은 고딕" w:hAnsi="맑은 고딕"/>
+          <w:rFonts w:ascii="Pretendard" w:cs="Pretendard" w:eastAsia="Pretendard" w:hAnsi="Pretendard"/>
           <w:i/>
           <w:iCs/>
           <w:color w:val="595959"/>
@@ -1585,20 +1585,20 @@
             </w:pPr>
             <w:r>
               <w:rPr>
-                <w:rFonts w:ascii="맑은 고딕" w:cs="맑은 고딕" w:eastAsia="맑은 고딕" w:hAnsi="맑은 고딕"/>
-                <w:sz w:val="20"/>
-                <w:szCs w:val="20"/>
-              </w:rPr>
-              <w:t xml:space="preserve"/>
-            </w:r>
-          </w:p>
-          <w:p>
-            <w:pPr>
-              <w:spacing w:after="0" w:before="0"/>
-            </w:pPr>
-            <w:r>
-              <w:rPr>
-                <w:rFonts w:ascii="맑은 고딕" w:cs="맑은 고딕" w:eastAsia="맑은 고딕" w:hAnsi="맑은 고딕"/>
+                <w:rFonts w:ascii="Pretendard" w:cs="Pretendard" w:eastAsia="Pretendard" w:hAnsi="Pretendard"/>
+                <w:sz w:val="20"/>
+                <w:szCs w:val="20"/>
+              </w:rPr>
+              <w:t xml:space="preserve"/>
+            </w:r>
+          </w:p>
+          <w:p>
+            <w:pPr>
+              <w:spacing w:after="0" w:before="0"/>
+            </w:pPr>
+            <w:r>
+              <w:rPr>
+                <w:rFonts w:ascii="Pretendard" w:cs="Pretendard" w:eastAsia="Pretendard" w:hAnsi="Pretendard"/>
                 <w:sz w:val="20"/>
                 <w:szCs w:val="20"/>
               </w:rPr>
@@ -1614,7 +1614,7 @@
       </w:pPr>
       <w:r>
         <w:rPr>
-          <w:rFonts w:ascii="맑은 고딕" w:cs="맑은 고딕" w:eastAsia="맑은 고딕" w:hAnsi="맑은 고딕"/>
+          <w:rFonts w:ascii="Pretendard" w:cs="Pretendard" w:eastAsia="Pretendard" w:hAnsi="Pretendard"/>
           <w:sz w:val="20"/>
           <w:szCs w:val="20"/>
         </w:rPr>
@@ -1627,7 +1627,7 @@
       </w:pPr>
       <w:r>
         <w:rPr>
-          <w:rFonts w:ascii="맑은 고딕" w:cs="맑은 고딕" w:eastAsia="맑은 고딕" w:hAnsi="맑은 고딕"/>
+          <w:rFonts w:ascii="Pretendard" w:cs="Pretendard" w:eastAsia="Pretendard" w:hAnsi="Pretendard"/>
           <w:b/>
           <w:bCs/>
           <w:sz w:val="21"/>
@@ -1637,7 +1637,7 @@
       </w:r>
       <w:r>
         <w:rPr>
-          <w:rFonts w:ascii="맑은 고딕" w:cs="맑은 고딕" w:eastAsia="맑은 고딕" w:hAnsi="맑은 고딕"/>
+          <w:rFonts w:ascii="Pretendard" w:cs="Pretendard" w:eastAsia="Pretendard" w:hAnsi="Pretendard"/>
           <w:sz w:val="21"/>
           <w:szCs w:val="21"/>
         </w:rPr>
@@ -1651,7 +1651,7 @@
       </w:pPr>
       <w:r>
         <w:rPr>
-          <w:rFonts w:ascii="맑은 고딕" w:cs="맑은 고딕" w:eastAsia="맑은 고딕" w:hAnsi="맑은 고딕"/>
+          <w:rFonts w:ascii="Pretendard" w:cs="Pretendard" w:eastAsia="Pretendard" w:hAnsi="Pretendard"/>
           <w:sz w:val="20"/>
           <w:szCs w:val="20"/>
         </w:rPr>
@@ -1665,7 +1665,7 @@
       </w:pPr>
       <w:r>
         <w:rPr>
-          <w:rFonts w:ascii="맑은 고딕" w:cs="맑은 고딕" w:eastAsia="맑은 고딕" w:hAnsi="맑은 고딕"/>
+          <w:rFonts w:ascii="Pretendard" w:cs="Pretendard" w:eastAsia="Pretendard" w:hAnsi="Pretendard"/>
           <w:sz w:val="20"/>
           <w:szCs w:val="20"/>
         </w:rPr>
@@ -1679,7 +1679,7 @@
       </w:pPr>
       <w:r>
         <w:rPr>
-          <w:rFonts w:ascii="맑은 고딕" w:cs="맑은 고딕" w:eastAsia="맑은 고딕" w:hAnsi="맑은 고딕"/>
+          <w:rFonts w:ascii="Pretendard" w:cs="Pretendard" w:eastAsia="Pretendard" w:hAnsi="Pretendard"/>
           <w:sz w:val="20"/>
           <w:szCs w:val="20"/>
         </w:rPr>
@@ -1693,7 +1693,7 @@
       </w:pPr>
       <w:r>
         <w:rPr>
-          <w:rFonts w:ascii="맑은 고딕" w:cs="맑은 고딕" w:eastAsia="맑은 고딕" w:hAnsi="맑은 고딕"/>
+          <w:rFonts w:ascii="Pretendard" w:cs="Pretendard" w:eastAsia="Pretendard" w:hAnsi="Pretendard"/>
           <w:sz w:val="20"/>
           <w:szCs w:val="20"/>
         </w:rPr>
@@ -1706,7 +1706,7 @@
       </w:pPr>
       <w:r>
         <w:rPr>
-          <w:rFonts w:ascii="맑은 고딕" w:cs="맑은 고딕" w:eastAsia="맑은 고딕" w:hAnsi="맑은 고딕"/>
+          <w:rFonts w:ascii="Pretendard" w:cs="Pretendard" w:eastAsia="Pretendard" w:hAnsi="Pretendard"/>
           <w:i/>
           <w:iCs/>
           <w:color w:val="595959"/>
@@ -1748,20 +1748,20 @@
             </w:pPr>
             <w:r>
               <w:rPr>
-                <w:rFonts w:ascii="맑은 고딕" w:cs="맑은 고딕" w:eastAsia="맑은 고딕" w:hAnsi="맑은 고딕"/>
-                <w:sz w:val="20"/>
-                <w:szCs w:val="20"/>
-              </w:rPr>
-              <w:t xml:space="preserve"/>
-            </w:r>
-          </w:p>
-          <w:p>
-            <w:pPr>
-              <w:spacing w:after="0" w:before="0"/>
-            </w:pPr>
-            <w:r>
-              <w:rPr>
-                <w:rFonts w:ascii="맑은 고딕" w:cs="맑은 고딕" w:eastAsia="맑은 고딕" w:hAnsi="맑은 고딕"/>
+                <w:rFonts w:ascii="Pretendard" w:cs="Pretendard" w:eastAsia="Pretendard" w:hAnsi="Pretendard"/>
+                <w:sz w:val="20"/>
+                <w:szCs w:val="20"/>
+              </w:rPr>
+              <w:t xml:space="preserve"/>
+            </w:r>
+          </w:p>
+          <w:p>
+            <w:pPr>
+              <w:spacing w:after="0" w:before="0"/>
+            </w:pPr>
+            <w:r>
+              <w:rPr>
+                <w:rFonts w:ascii="Pretendard" w:cs="Pretendard" w:eastAsia="Pretendard" w:hAnsi="Pretendard"/>
                 <w:sz w:val="20"/>
                 <w:szCs w:val="20"/>
               </w:rPr>
@@ -1777,7 +1777,7 @@
       </w:pPr>
       <w:r>
         <w:rPr>
-          <w:rFonts w:ascii="맑은 고딕" w:cs="맑은 고딕" w:eastAsia="맑은 고딕" w:hAnsi="맑은 고딕"/>
+          <w:rFonts w:ascii="Pretendard" w:cs="Pretendard" w:eastAsia="Pretendard" w:hAnsi="Pretendard"/>
           <w:sz w:val="20"/>
           <w:szCs w:val="20"/>
         </w:rPr>
@@ -1790,7 +1790,7 @@
       </w:pPr>
       <w:r>
         <w:rPr>
-          <w:rFonts w:ascii="맑은 고딕" w:cs="맑은 고딕" w:eastAsia="맑은 고딕" w:hAnsi="맑은 고딕"/>
+          <w:rFonts w:ascii="Pretendard" w:cs="Pretendard" w:eastAsia="Pretendard" w:hAnsi="Pretendard"/>
           <w:b/>
           <w:bCs/>
           <w:sz w:val="21"/>
@@ -1800,7 +1800,7 @@
       </w:r>
       <w:r>
         <w:rPr>
-          <w:rFonts w:ascii="맑은 고딕" w:cs="맑은 고딕" w:eastAsia="맑은 고딕" w:hAnsi="맑은 고딕"/>
+          <w:rFonts w:ascii="Pretendard" w:cs="Pretendard" w:eastAsia="Pretendard" w:hAnsi="Pretendard"/>
           <w:sz w:val="21"/>
           <w:szCs w:val="21"/>
         </w:rPr>
@@ -1814,7 +1814,7 @@
       </w:pPr>
       <w:r>
         <w:rPr>
-          <w:rFonts w:ascii="맑은 고딕" w:cs="맑은 고딕" w:eastAsia="맑은 고딕" w:hAnsi="맑은 고딕"/>
+          <w:rFonts w:ascii="Pretendard" w:cs="Pretendard" w:eastAsia="Pretendard" w:hAnsi="Pretendard"/>
           <w:sz w:val="20"/>
           <w:szCs w:val="20"/>
         </w:rPr>
@@ -1828,7 +1828,7 @@
       </w:pPr>
       <w:r>
         <w:rPr>
-          <w:rFonts w:ascii="맑은 고딕" w:cs="맑은 고딕" w:eastAsia="맑은 고딕" w:hAnsi="맑은 고딕"/>
+          <w:rFonts w:ascii="Pretendard" w:cs="Pretendard" w:eastAsia="Pretendard" w:hAnsi="Pretendard"/>
           <w:sz w:val="20"/>
           <w:szCs w:val="20"/>
         </w:rPr>
@@ -1842,7 +1842,7 @@
       </w:pPr>
       <w:r>
         <w:rPr>
-          <w:rFonts w:ascii="맑은 고딕" w:cs="맑은 고딕" w:eastAsia="맑은 고딕" w:hAnsi="맑은 고딕"/>
+          <w:rFonts w:ascii="Pretendard" w:cs="Pretendard" w:eastAsia="Pretendard" w:hAnsi="Pretendard"/>
           <w:sz w:val="20"/>
           <w:szCs w:val="20"/>
         </w:rPr>
@@ -1856,7 +1856,7 @@
       </w:pPr>
       <w:r>
         <w:rPr>
-          <w:rFonts w:ascii="맑은 고딕" w:cs="맑은 고딕" w:eastAsia="맑은 고딕" w:hAnsi="맑은 고딕"/>
+          <w:rFonts w:ascii="Pretendard" w:cs="Pretendard" w:eastAsia="Pretendard" w:hAnsi="Pretendard"/>
           <w:sz w:val="20"/>
           <w:szCs w:val="20"/>
         </w:rPr>
@@ -1869,7 +1869,7 @@
       </w:pPr>
       <w:r>
         <w:rPr>
-          <w:rFonts w:ascii="맑은 고딕" w:cs="맑은 고딕" w:eastAsia="맑은 고딕" w:hAnsi="맑은 고딕"/>
+          <w:rFonts w:ascii="Pretendard" w:cs="Pretendard" w:eastAsia="Pretendard" w:hAnsi="Pretendard"/>
           <w:i/>
           <w:iCs/>
           <w:color w:val="595959"/>
@@ -1911,20 +1911,20 @@
             </w:pPr>
             <w:r>
               <w:rPr>
-                <w:rFonts w:ascii="맑은 고딕" w:cs="맑은 고딕" w:eastAsia="맑은 고딕" w:hAnsi="맑은 고딕"/>
-                <w:sz w:val="20"/>
-                <w:szCs w:val="20"/>
-              </w:rPr>
-              <w:t xml:space="preserve"/>
-            </w:r>
-          </w:p>
-          <w:p>
-            <w:pPr>
-              <w:spacing w:after="0" w:before="0"/>
-            </w:pPr>
-            <w:r>
-              <w:rPr>
-                <w:rFonts w:ascii="맑은 고딕" w:cs="맑은 고딕" w:eastAsia="맑은 고딕" w:hAnsi="맑은 고딕"/>
+                <w:rFonts w:ascii="Pretendard" w:cs="Pretendard" w:eastAsia="Pretendard" w:hAnsi="Pretendard"/>
+                <w:sz w:val="20"/>
+                <w:szCs w:val="20"/>
+              </w:rPr>
+              <w:t xml:space="preserve"/>
+            </w:r>
+          </w:p>
+          <w:p>
+            <w:pPr>
+              <w:spacing w:after="0" w:before="0"/>
+            </w:pPr>
+            <w:r>
+              <w:rPr>
+                <w:rFonts w:ascii="Pretendard" w:cs="Pretendard" w:eastAsia="Pretendard" w:hAnsi="Pretendard"/>
                 <w:sz w:val="20"/>
                 <w:szCs w:val="20"/>
               </w:rPr>
@@ -1940,7 +1940,7 @@
       </w:pPr>
       <w:r>
         <w:rPr>
-          <w:rFonts w:ascii="맑은 고딕" w:cs="맑은 고딕" w:eastAsia="맑은 고딕" w:hAnsi="맑은 고딕"/>
+          <w:rFonts w:ascii="Pretendard" w:cs="Pretendard" w:eastAsia="Pretendard" w:hAnsi="Pretendard"/>
           <w:sz w:val="20"/>
           <w:szCs w:val="20"/>
         </w:rPr>
@@ -1957,7 +1957,7 @@
       </w:pPr>
       <w:r>
         <w:rPr>
-          <w:rFonts w:ascii="맑은 고딕" w:cs="맑은 고딕" w:eastAsia="맑은 고딕" w:hAnsi="맑은 고딕"/>
+          <w:rFonts w:ascii="Pretendard" w:cs="Pretendard" w:eastAsia="Pretendard" w:hAnsi="Pretendard"/>
           <w:b/>
           <w:bCs/>
           <w:sz w:val="24"/>
@@ -1972,7 +1972,7 @@
       </w:pPr>
       <w:r>
         <w:rPr>
-          <w:rFonts w:ascii="맑은 고딕" w:cs="맑은 고딕" w:eastAsia="맑은 고딕" w:hAnsi="맑은 고딕"/>
+          <w:rFonts w:ascii="Pretendard" w:cs="Pretendard" w:eastAsia="Pretendard" w:hAnsi="Pretendard"/>
           <w:b/>
           <w:bCs/>
           <w:sz w:val="21"/>
@@ -1982,7 +1982,7 @@
       </w:r>
       <w:r>
         <w:rPr>
-          <w:rFonts w:ascii="맑은 고딕" w:cs="맑은 고딕" w:eastAsia="맑은 고딕" w:hAnsi="맑은 고딕"/>
+          <w:rFonts w:ascii="Pretendard" w:cs="Pretendard" w:eastAsia="Pretendard" w:hAnsi="Pretendard"/>
           <w:sz w:val="21"/>
           <w:szCs w:val="21"/>
         </w:rPr>
@@ -1996,7 +1996,7 @@
       </w:pPr>
       <w:r>
         <w:rPr>
-          <w:rFonts w:ascii="맑은 고딕" w:cs="맑은 고딕" w:eastAsia="맑은 고딕" w:hAnsi="맑은 고딕"/>
+          <w:rFonts w:ascii="Pretendard" w:cs="Pretendard" w:eastAsia="Pretendard" w:hAnsi="Pretendard"/>
           <w:sz w:val="20"/>
           <w:szCs w:val="20"/>
         </w:rPr>
@@ -2010,7 +2010,7 @@
       </w:pPr>
       <w:r>
         <w:rPr>
-          <w:rFonts w:ascii="맑은 고딕" w:cs="맑은 고딕" w:eastAsia="맑은 고딕" w:hAnsi="맑은 고딕"/>
+          <w:rFonts w:ascii="Pretendard" w:cs="Pretendard" w:eastAsia="Pretendard" w:hAnsi="Pretendard"/>
           <w:sz w:val="20"/>
           <w:szCs w:val="20"/>
         </w:rPr>
@@ -2024,7 +2024,7 @@
       </w:pPr>
       <w:r>
         <w:rPr>
-          <w:rFonts w:ascii="맑은 고딕" w:cs="맑은 고딕" w:eastAsia="맑은 고딕" w:hAnsi="맑은 고딕"/>
+          <w:rFonts w:ascii="Pretendard" w:cs="Pretendard" w:eastAsia="Pretendard" w:hAnsi="Pretendard"/>
           <w:sz w:val="20"/>
           <w:szCs w:val="20"/>
         </w:rPr>
@@ -2038,7 +2038,7 @@
       </w:pPr>
       <w:r>
         <w:rPr>
-          <w:rFonts w:ascii="맑은 고딕" w:cs="맑은 고딕" w:eastAsia="맑은 고딕" w:hAnsi="맑은 고딕"/>
+          <w:rFonts w:ascii="Pretendard" w:cs="Pretendard" w:eastAsia="Pretendard" w:hAnsi="Pretendard"/>
           <w:sz w:val="20"/>
           <w:szCs w:val="20"/>
         </w:rPr>
@@ -2051,7 +2051,7 @@
       </w:pPr>
       <w:r>
         <w:rPr>
-          <w:rFonts w:ascii="맑은 고딕" w:cs="맑은 고딕" w:eastAsia="맑은 고딕" w:hAnsi="맑은 고딕"/>
+          <w:rFonts w:ascii="Pretendard" w:cs="Pretendard" w:eastAsia="Pretendard" w:hAnsi="Pretendard"/>
           <w:i/>
           <w:iCs/>
           <w:color w:val="595959"/>
@@ -2093,20 +2093,20 @@
             </w:pPr>
             <w:r>
               <w:rPr>
-                <w:rFonts w:ascii="맑은 고딕" w:cs="맑은 고딕" w:eastAsia="맑은 고딕" w:hAnsi="맑은 고딕"/>
-                <w:sz w:val="20"/>
-                <w:szCs w:val="20"/>
-              </w:rPr>
-              <w:t xml:space="preserve"/>
-            </w:r>
-          </w:p>
-          <w:p>
-            <w:pPr>
-              <w:spacing w:after="0" w:before="0"/>
-            </w:pPr>
-            <w:r>
-              <w:rPr>
-                <w:rFonts w:ascii="맑은 고딕" w:cs="맑은 고딕" w:eastAsia="맑은 고딕" w:hAnsi="맑은 고딕"/>
+                <w:rFonts w:ascii="Pretendard" w:cs="Pretendard" w:eastAsia="Pretendard" w:hAnsi="Pretendard"/>
+                <w:sz w:val="20"/>
+                <w:szCs w:val="20"/>
+              </w:rPr>
+              <w:t xml:space="preserve"/>
+            </w:r>
+          </w:p>
+          <w:p>
+            <w:pPr>
+              <w:spacing w:after="0" w:before="0"/>
+            </w:pPr>
+            <w:r>
+              <w:rPr>
+                <w:rFonts w:ascii="Pretendard" w:cs="Pretendard" w:eastAsia="Pretendard" w:hAnsi="Pretendard"/>
                 <w:sz w:val="20"/>
                 <w:szCs w:val="20"/>
               </w:rPr>
@@ -2122,7 +2122,7 @@
       </w:pPr>
       <w:r>
         <w:rPr>
-          <w:rFonts w:ascii="맑은 고딕" w:cs="맑은 고딕" w:eastAsia="맑은 고딕" w:hAnsi="맑은 고딕"/>
+          <w:rFonts w:ascii="Pretendard" w:cs="Pretendard" w:eastAsia="Pretendard" w:hAnsi="Pretendard"/>
           <w:sz w:val="20"/>
           <w:szCs w:val="20"/>
         </w:rPr>
@@ -2135,7 +2135,7 @@
       </w:pPr>
       <w:r>
         <w:rPr>
-          <w:rFonts w:ascii="맑은 고딕" w:cs="맑은 고딕" w:eastAsia="맑은 고딕" w:hAnsi="맑은 고딕"/>
+          <w:rFonts w:ascii="Pretendard" w:cs="Pretendard" w:eastAsia="Pretendard" w:hAnsi="Pretendard"/>
           <w:b/>
           <w:bCs/>
           <w:sz w:val="21"/>
@@ -2145,7 +2145,7 @@
       </w:r>
       <w:r>
         <w:rPr>
-          <w:rFonts w:ascii="맑은 고딕" w:cs="맑은 고딕" w:eastAsia="맑은 고딕" w:hAnsi="맑은 고딕"/>
+          <w:rFonts w:ascii="Pretendard" w:cs="Pretendard" w:eastAsia="Pretendard" w:hAnsi="Pretendard"/>
           <w:sz w:val="21"/>
           <w:szCs w:val="21"/>
         </w:rPr>
@@ -2159,7 +2159,7 @@
       </w:pPr>
       <w:r>
         <w:rPr>
-          <w:rFonts w:ascii="맑은 고딕" w:cs="맑은 고딕" w:eastAsia="맑은 고딕" w:hAnsi="맑은 고딕"/>
+          <w:rFonts w:ascii="Pretendard" w:cs="Pretendard" w:eastAsia="Pretendard" w:hAnsi="Pretendard"/>
           <w:sz w:val="20"/>
           <w:szCs w:val="20"/>
         </w:rPr>
@@ -2173,7 +2173,7 @@
       </w:pPr>
       <w:r>
         <w:rPr>
-          <w:rFonts w:ascii="맑은 고딕" w:cs="맑은 고딕" w:eastAsia="맑은 고딕" w:hAnsi="맑은 고딕"/>
+          <w:rFonts w:ascii="Pretendard" w:cs="Pretendard" w:eastAsia="Pretendard" w:hAnsi="Pretendard"/>
           <w:sz w:val="20"/>
           <w:szCs w:val="20"/>
         </w:rPr>
@@ -2187,7 +2187,7 @@
       </w:pPr>
       <w:r>
         <w:rPr>
-          <w:rFonts w:ascii="맑은 고딕" w:cs="맑은 고딕" w:eastAsia="맑은 고딕" w:hAnsi="맑은 고딕"/>
+          <w:rFonts w:ascii="Pretendard" w:cs="Pretendard" w:eastAsia="Pretendard" w:hAnsi="Pretendard"/>
           <w:sz w:val="20"/>
           <w:szCs w:val="20"/>
         </w:rPr>
@@ -2201,7 +2201,7 @@
       </w:pPr>
       <w:r>
         <w:rPr>
-          <w:rFonts w:ascii="맑은 고딕" w:cs="맑은 고딕" w:eastAsia="맑은 고딕" w:hAnsi="맑은 고딕"/>
+          <w:rFonts w:ascii="Pretendard" w:cs="Pretendard" w:eastAsia="Pretendard" w:hAnsi="Pretendard"/>
           <w:sz w:val="20"/>
           <w:szCs w:val="20"/>
         </w:rPr>
@@ -2214,7 +2214,7 @@
       </w:pPr>
       <w:r>
         <w:rPr>
-          <w:rFonts w:ascii="맑은 고딕" w:cs="맑은 고딕" w:eastAsia="맑은 고딕" w:hAnsi="맑은 고딕"/>
+          <w:rFonts w:ascii="Pretendard" w:cs="Pretendard" w:eastAsia="Pretendard" w:hAnsi="Pretendard"/>
           <w:i/>
           <w:iCs/>
           <w:color w:val="595959"/>
@@ -2256,20 +2256,20 @@
             </w:pPr>
             <w:r>
               <w:rPr>
-                <w:rFonts w:ascii="맑은 고딕" w:cs="맑은 고딕" w:eastAsia="맑은 고딕" w:hAnsi="맑은 고딕"/>
-                <w:sz w:val="20"/>
-                <w:szCs w:val="20"/>
-              </w:rPr>
-              <w:t xml:space="preserve"/>
-            </w:r>
-          </w:p>
-          <w:p>
-            <w:pPr>
-              <w:spacing w:after="0" w:before="0"/>
-            </w:pPr>
-            <w:r>
-              <w:rPr>
-                <w:rFonts w:ascii="맑은 고딕" w:cs="맑은 고딕" w:eastAsia="맑은 고딕" w:hAnsi="맑은 고딕"/>
+                <w:rFonts w:ascii="Pretendard" w:cs="Pretendard" w:eastAsia="Pretendard" w:hAnsi="Pretendard"/>
+                <w:sz w:val="20"/>
+                <w:szCs w:val="20"/>
+              </w:rPr>
+              <w:t xml:space="preserve"/>
+            </w:r>
+          </w:p>
+          <w:p>
+            <w:pPr>
+              <w:spacing w:after="0" w:before="0"/>
+            </w:pPr>
+            <w:r>
+              <w:rPr>
+                <w:rFonts w:ascii="Pretendard" w:cs="Pretendard" w:eastAsia="Pretendard" w:hAnsi="Pretendard"/>
                 <w:sz w:val="20"/>
                 <w:szCs w:val="20"/>
               </w:rPr>
@@ -2285,7 +2285,7 @@
       </w:pPr>
       <w:r>
         <w:rPr>
-          <w:rFonts w:ascii="맑은 고딕" w:cs="맑은 고딕" w:eastAsia="맑은 고딕" w:hAnsi="맑은 고딕"/>
+          <w:rFonts w:ascii="Pretendard" w:cs="Pretendard" w:eastAsia="Pretendard" w:hAnsi="Pretendard"/>
           <w:sz w:val="20"/>
           <w:szCs w:val="20"/>
         </w:rPr>
@@ -2298,7 +2298,7 @@
       </w:pPr>
       <w:r>
         <w:rPr>
-          <w:rFonts w:ascii="맑은 고딕" w:cs="맑은 고딕" w:eastAsia="맑은 고딕" w:hAnsi="맑은 고딕"/>
+          <w:rFonts w:ascii="Pretendard" w:cs="Pretendard" w:eastAsia="Pretendard" w:hAnsi="Pretendard"/>
           <w:b/>
           <w:bCs/>
           <w:sz w:val="21"/>
@@ -2308,7 +2308,7 @@
       </w:r>
       <w:r>
         <w:rPr>
-          <w:rFonts w:ascii="맑은 고딕" w:cs="맑은 고딕" w:eastAsia="맑은 고딕" w:hAnsi="맑은 고딕"/>
+          <w:rFonts w:ascii="Pretendard" w:cs="Pretendard" w:eastAsia="Pretendard" w:hAnsi="Pretendard"/>
           <w:sz w:val="21"/>
           <w:szCs w:val="21"/>
         </w:rPr>
@@ -2322,7 +2322,7 @@
       </w:pPr>
       <w:r>
         <w:rPr>
-          <w:rFonts w:ascii="맑은 고딕" w:cs="맑은 고딕" w:eastAsia="맑은 고딕" w:hAnsi="맑은 고딕"/>
+          <w:rFonts w:ascii="Pretendard" w:cs="Pretendard" w:eastAsia="Pretendard" w:hAnsi="Pretendard"/>
           <w:sz w:val="20"/>
           <w:szCs w:val="20"/>
         </w:rPr>
@@ -2336,7 +2336,7 @@
       </w:pPr>
       <w:r>
         <w:rPr>
-          <w:rFonts w:ascii="맑은 고딕" w:cs="맑은 고딕" w:eastAsia="맑은 고딕" w:hAnsi="맑은 고딕"/>
+          <w:rFonts w:ascii="Pretendard" w:cs="Pretendard" w:eastAsia="Pretendard" w:hAnsi="Pretendard"/>
           <w:sz w:val="20"/>
           <w:szCs w:val="20"/>
         </w:rPr>
@@ -2350,7 +2350,7 @@
       </w:pPr>
       <w:r>
         <w:rPr>
-          <w:rFonts w:ascii="맑은 고딕" w:cs="맑은 고딕" w:eastAsia="맑은 고딕" w:hAnsi="맑은 고딕"/>
+          <w:rFonts w:ascii="Pretendard" w:cs="Pretendard" w:eastAsia="Pretendard" w:hAnsi="Pretendard"/>
           <w:sz w:val="20"/>
           <w:szCs w:val="20"/>
         </w:rPr>
@@ -2364,7 +2364,7 @@
       </w:pPr>
       <w:r>
         <w:rPr>
-          <w:rFonts w:ascii="맑은 고딕" w:cs="맑은 고딕" w:eastAsia="맑은 고딕" w:hAnsi="맑은 고딕"/>
+          <w:rFonts w:ascii="Pretendard" w:cs="Pretendard" w:eastAsia="Pretendard" w:hAnsi="Pretendard"/>
           <w:sz w:val="20"/>
           <w:szCs w:val="20"/>
         </w:rPr>
@@ -2377,7 +2377,7 @@
       </w:pPr>
       <w:r>
         <w:rPr>
-          <w:rFonts w:ascii="맑은 고딕" w:cs="맑은 고딕" w:eastAsia="맑은 고딕" w:hAnsi="맑은 고딕"/>
+          <w:rFonts w:ascii="Pretendard" w:cs="Pretendard" w:eastAsia="Pretendard" w:hAnsi="Pretendard"/>
           <w:i/>
           <w:iCs/>
           <w:color w:val="595959"/>
@@ -2419,20 +2419,20 @@
             </w:pPr>
             <w:r>
               <w:rPr>
-                <w:rFonts w:ascii="맑은 고딕" w:cs="맑은 고딕" w:eastAsia="맑은 고딕" w:hAnsi="맑은 고딕"/>
-                <w:sz w:val="20"/>
-                <w:szCs w:val="20"/>
-              </w:rPr>
-              <w:t xml:space="preserve"/>
-            </w:r>
-          </w:p>
-          <w:p>
-            <w:pPr>
-              <w:spacing w:after="0" w:before="0"/>
-            </w:pPr>
-            <w:r>
-              <w:rPr>
-                <w:rFonts w:ascii="맑은 고딕" w:cs="맑은 고딕" w:eastAsia="맑은 고딕" w:hAnsi="맑은 고딕"/>
+                <w:rFonts w:ascii="Pretendard" w:cs="Pretendard" w:eastAsia="Pretendard" w:hAnsi="Pretendard"/>
+                <w:sz w:val="20"/>
+                <w:szCs w:val="20"/>
+              </w:rPr>
+              <w:t xml:space="preserve"/>
+            </w:r>
+          </w:p>
+          <w:p>
+            <w:pPr>
+              <w:spacing w:after="0" w:before="0"/>
+            </w:pPr>
+            <w:r>
+              <w:rPr>
+                <w:rFonts w:ascii="Pretendard" w:cs="Pretendard" w:eastAsia="Pretendard" w:hAnsi="Pretendard"/>
                 <w:sz w:val="20"/>
                 <w:szCs w:val="20"/>
               </w:rPr>
@@ -2448,7 +2448,7 @@
       </w:pPr>
       <w:r>
         <w:rPr>
-          <w:rFonts w:ascii="맑은 고딕" w:cs="맑은 고딕" w:eastAsia="맑은 고딕" w:hAnsi="맑은 고딕"/>
+          <w:rFonts w:ascii="Pretendard" w:cs="Pretendard" w:eastAsia="Pretendard" w:hAnsi="Pretendard"/>
           <w:sz w:val="20"/>
           <w:szCs w:val="20"/>
         </w:rPr>
@@ -2461,7 +2461,7 @@
       </w:pPr>
       <w:r>
         <w:rPr>
-          <w:rFonts w:ascii="맑은 고딕" w:cs="맑은 고딕" w:eastAsia="맑은 고딕" w:hAnsi="맑은 고딕"/>
+          <w:rFonts w:ascii="Pretendard" w:cs="Pretendard" w:eastAsia="Pretendard" w:hAnsi="Pretendard"/>
           <w:b/>
           <w:bCs/>
           <w:sz w:val="21"/>
@@ -2471,7 +2471,7 @@
       </w:r>
       <w:r>
         <w:rPr>
-          <w:rFonts w:ascii="맑은 고딕" w:cs="맑은 고딕" w:eastAsia="맑은 고딕" w:hAnsi="맑은 고딕"/>
+          <w:rFonts w:ascii="Pretendard" w:cs="Pretendard" w:eastAsia="Pretendard" w:hAnsi="Pretendard"/>
           <w:sz w:val="21"/>
           <w:szCs w:val="21"/>
         </w:rPr>
@@ -2485,7 +2485,7 @@
       </w:pPr>
       <w:r>
         <w:rPr>
-          <w:rFonts w:ascii="맑은 고딕" w:cs="맑은 고딕" w:eastAsia="맑은 고딕" w:hAnsi="맑은 고딕"/>
+          <w:rFonts w:ascii="Pretendard" w:cs="Pretendard" w:eastAsia="Pretendard" w:hAnsi="Pretendard"/>
           <w:sz w:val="20"/>
           <w:szCs w:val="20"/>
         </w:rPr>
@@ -2499,7 +2499,7 @@
       </w:pPr>
       <w:r>
         <w:rPr>
-          <w:rFonts w:ascii="맑은 고딕" w:cs="맑은 고딕" w:eastAsia="맑은 고딕" w:hAnsi="맑은 고딕"/>
+          <w:rFonts w:ascii="Pretendard" w:cs="Pretendard" w:eastAsia="Pretendard" w:hAnsi="Pretendard"/>
           <w:sz w:val="20"/>
           <w:szCs w:val="20"/>
         </w:rPr>
@@ -2513,7 +2513,7 @@
       </w:pPr>
       <w:r>
         <w:rPr>
-          <w:rFonts w:ascii="맑은 고딕" w:cs="맑은 고딕" w:eastAsia="맑은 고딕" w:hAnsi="맑은 고딕"/>
+          <w:rFonts w:ascii="Pretendard" w:cs="Pretendard" w:eastAsia="Pretendard" w:hAnsi="Pretendard"/>
           <w:sz w:val="20"/>
           <w:szCs w:val="20"/>
         </w:rPr>
@@ -2527,7 +2527,7 @@
       </w:pPr>
       <w:r>
         <w:rPr>
-          <w:rFonts w:ascii="맑은 고딕" w:cs="맑은 고딕" w:eastAsia="맑은 고딕" w:hAnsi="맑은 고딕"/>
+          <w:rFonts w:ascii="Pretendard" w:cs="Pretendard" w:eastAsia="Pretendard" w:hAnsi="Pretendard"/>
           <w:sz w:val="20"/>
           <w:szCs w:val="20"/>
         </w:rPr>
@@ -2540,7 +2540,7 @@
       </w:pPr>
       <w:r>
         <w:rPr>
-          <w:rFonts w:ascii="맑은 고딕" w:cs="맑은 고딕" w:eastAsia="맑은 고딕" w:hAnsi="맑은 고딕"/>
+          <w:rFonts w:ascii="Pretendard" w:cs="Pretendard" w:eastAsia="Pretendard" w:hAnsi="Pretendard"/>
           <w:i/>
           <w:iCs/>
           <w:color w:val="595959"/>
@@ -2582,20 +2582,20 @@
             </w:pPr>
             <w:r>
               <w:rPr>
-                <w:rFonts w:ascii="맑은 고딕" w:cs="맑은 고딕" w:eastAsia="맑은 고딕" w:hAnsi="맑은 고딕"/>
-                <w:sz w:val="20"/>
-                <w:szCs w:val="20"/>
-              </w:rPr>
-              <w:t xml:space="preserve"/>
-            </w:r>
-          </w:p>
-          <w:p>
-            <w:pPr>
-              <w:spacing w:after="0" w:before="0"/>
-            </w:pPr>
-            <w:r>
-              <w:rPr>
-                <w:rFonts w:ascii="맑은 고딕" w:cs="맑은 고딕" w:eastAsia="맑은 고딕" w:hAnsi="맑은 고딕"/>
+                <w:rFonts w:ascii="Pretendard" w:cs="Pretendard" w:eastAsia="Pretendard" w:hAnsi="Pretendard"/>
+                <w:sz w:val="20"/>
+                <w:szCs w:val="20"/>
+              </w:rPr>
+              <w:t xml:space="preserve"/>
+            </w:r>
+          </w:p>
+          <w:p>
+            <w:pPr>
+              <w:spacing w:after="0" w:before="0"/>
+            </w:pPr>
+            <w:r>
+              <w:rPr>
+                <w:rFonts w:ascii="Pretendard" w:cs="Pretendard" w:eastAsia="Pretendard" w:hAnsi="Pretendard"/>
                 <w:sz w:val="20"/>
                 <w:szCs w:val="20"/>
               </w:rPr>
@@ -2611,7 +2611,7 @@
       </w:pPr>
       <w:r>
         <w:rPr>
-          <w:rFonts w:ascii="맑은 고딕" w:cs="맑은 고딕" w:eastAsia="맑은 고딕" w:hAnsi="맑은 고딕"/>
+          <w:rFonts w:ascii="Pretendard" w:cs="Pretendard" w:eastAsia="Pretendard" w:hAnsi="Pretendard"/>
           <w:sz w:val="20"/>
           <w:szCs w:val="20"/>
         </w:rPr>
@@ -2628,7 +2628,7 @@
       </w:pPr>
       <w:r>
         <w:rPr>
-          <w:rFonts w:ascii="맑은 고딕" w:cs="맑은 고딕" w:eastAsia="맑은 고딕" w:hAnsi="맑은 고딕"/>
+          <w:rFonts w:ascii="Pretendard" w:cs="Pretendard" w:eastAsia="Pretendard" w:hAnsi="Pretendard"/>
           <w:b/>
           <w:bCs/>
           <w:sz w:val="24"/>
@@ -2643,7 +2643,7 @@
       </w:pPr>
       <w:r>
         <w:rPr>
-          <w:rFonts w:ascii="맑은 고딕" w:cs="맑은 고딕" w:eastAsia="맑은 고딕" w:hAnsi="맑은 고딕"/>
+          <w:rFonts w:ascii="Pretendard" w:cs="Pretendard" w:eastAsia="Pretendard" w:hAnsi="Pretendard"/>
           <w:b/>
           <w:bCs/>
           <w:sz w:val="21"/>
@@ -2653,7 +2653,7 @@
       </w:r>
       <w:r>
         <w:rPr>
-          <w:rFonts w:ascii="맑은 고딕" w:cs="맑은 고딕" w:eastAsia="맑은 고딕" w:hAnsi="맑은 고딕"/>
+          <w:rFonts w:ascii="Pretendard" w:cs="Pretendard" w:eastAsia="Pretendard" w:hAnsi="Pretendard"/>
           <w:sz w:val="21"/>
           <w:szCs w:val="21"/>
         </w:rPr>
@@ -2667,7 +2667,7 @@
       </w:pPr>
       <w:r>
         <w:rPr>
-          <w:rFonts w:ascii="맑은 고딕" w:cs="맑은 고딕" w:eastAsia="맑은 고딕" w:hAnsi="맑은 고딕"/>
+          <w:rFonts w:ascii="Pretendard" w:cs="Pretendard" w:eastAsia="Pretendard" w:hAnsi="Pretendard"/>
           <w:sz w:val="20"/>
           <w:szCs w:val="20"/>
         </w:rPr>
@@ -2681,7 +2681,7 @@
       </w:pPr>
       <w:r>
         <w:rPr>
-          <w:rFonts w:ascii="맑은 고딕" w:cs="맑은 고딕" w:eastAsia="맑은 고딕" w:hAnsi="맑은 고딕"/>
+          <w:rFonts w:ascii="Pretendard" w:cs="Pretendard" w:eastAsia="Pretendard" w:hAnsi="Pretendard"/>
           <w:sz w:val="20"/>
           <w:szCs w:val="20"/>
         </w:rPr>
@@ -2695,7 +2695,7 @@
       </w:pPr>
       <w:r>
         <w:rPr>
-          <w:rFonts w:ascii="맑은 고딕" w:cs="맑은 고딕" w:eastAsia="맑은 고딕" w:hAnsi="맑은 고딕"/>
+          <w:rFonts w:ascii="Pretendard" w:cs="Pretendard" w:eastAsia="Pretendard" w:hAnsi="Pretendard"/>
           <w:sz w:val="20"/>
           <w:szCs w:val="20"/>
         </w:rPr>
@@ -2709,7 +2709,7 @@
       </w:pPr>
       <w:r>
         <w:rPr>
-          <w:rFonts w:ascii="맑은 고딕" w:cs="맑은 고딕" w:eastAsia="맑은 고딕" w:hAnsi="맑은 고딕"/>
+          <w:rFonts w:ascii="Pretendard" w:cs="Pretendard" w:eastAsia="Pretendard" w:hAnsi="Pretendard"/>
           <w:sz w:val="20"/>
           <w:szCs w:val="20"/>
         </w:rPr>
@@ -2722,7 +2722,7 @@
       </w:pPr>
       <w:r>
         <w:rPr>
-          <w:rFonts w:ascii="맑은 고딕" w:cs="맑은 고딕" w:eastAsia="맑은 고딕" w:hAnsi="맑은 고딕"/>
+          <w:rFonts w:ascii="Pretendard" w:cs="Pretendard" w:eastAsia="Pretendard" w:hAnsi="Pretendard"/>
           <w:i/>
           <w:iCs/>
           <w:color w:val="595959"/>
@@ -2764,20 +2764,20 @@
             </w:pPr>
             <w:r>
               <w:rPr>
-                <w:rFonts w:ascii="맑은 고딕" w:cs="맑은 고딕" w:eastAsia="맑은 고딕" w:hAnsi="맑은 고딕"/>
-                <w:sz w:val="20"/>
-                <w:szCs w:val="20"/>
-              </w:rPr>
-              <w:t xml:space="preserve"/>
-            </w:r>
-          </w:p>
-          <w:p>
-            <w:pPr>
-              <w:spacing w:after="0" w:before="0"/>
-            </w:pPr>
-            <w:r>
-              <w:rPr>
-                <w:rFonts w:ascii="맑은 고딕" w:cs="맑은 고딕" w:eastAsia="맑은 고딕" w:hAnsi="맑은 고딕"/>
+                <w:rFonts w:ascii="Pretendard" w:cs="Pretendard" w:eastAsia="Pretendard" w:hAnsi="Pretendard"/>
+                <w:sz w:val="20"/>
+                <w:szCs w:val="20"/>
+              </w:rPr>
+              <w:t xml:space="preserve"/>
+            </w:r>
+          </w:p>
+          <w:p>
+            <w:pPr>
+              <w:spacing w:after="0" w:before="0"/>
+            </w:pPr>
+            <w:r>
+              <w:rPr>
+                <w:rFonts w:ascii="Pretendard" w:cs="Pretendard" w:eastAsia="Pretendard" w:hAnsi="Pretendard"/>
                 <w:sz w:val="20"/>
                 <w:szCs w:val="20"/>
               </w:rPr>
@@ -2793,7 +2793,7 @@
       </w:pPr>
       <w:r>
         <w:rPr>
-          <w:rFonts w:ascii="맑은 고딕" w:cs="맑은 고딕" w:eastAsia="맑은 고딕" w:hAnsi="맑은 고딕"/>
+          <w:rFonts w:ascii="Pretendard" w:cs="Pretendard" w:eastAsia="Pretendard" w:hAnsi="Pretendard"/>
           <w:sz w:val="20"/>
           <w:szCs w:val="20"/>
         </w:rPr>
@@ -2806,7 +2806,7 @@
       </w:pPr>
       <w:r>
         <w:rPr>
-          <w:rFonts w:ascii="맑은 고딕" w:cs="맑은 고딕" w:eastAsia="맑은 고딕" w:hAnsi="맑은 고딕"/>
+          <w:rFonts w:ascii="Pretendard" w:cs="Pretendard" w:eastAsia="Pretendard" w:hAnsi="Pretendard"/>
           <w:b/>
           <w:bCs/>
           <w:sz w:val="21"/>
@@ -2816,7 +2816,7 @@
       </w:r>
       <w:r>
         <w:rPr>
-          <w:rFonts w:ascii="맑은 고딕" w:cs="맑은 고딕" w:eastAsia="맑은 고딕" w:hAnsi="맑은 고딕"/>
+          <w:rFonts w:ascii="Pretendard" w:cs="Pretendard" w:eastAsia="Pretendard" w:hAnsi="Pretendard"/>
           <w:sz w:val="21"/>
           <w:szCs w:val="21"/>
         </w:rPr>
@@ -2830,7 +2830,7 @@
       </w:pPr>
       <w:r>
         <w:rPr>
-          <w:rFonts w:ascii="맑은 고딕" w:cs="맑은 고딕" w:eastAsia="맑은 고딕" w:hAnsi="맑은 고딕"/>
+          <w:rFonts w:ascii="Pretendard" w:cs="Pretendard" w:eastAsia="Pretendard" w:hAnsi="Pretendard"/>
           <w:sz w:val="20"/>
           <w:szCs w:val="20"/>
         </w:rPr>
@@ -2844,7 +2844,7 @@
       </w:pPr>
       <w:r>
         <w:rPr>
-          <w:rFonts w:ascii="맑은 고딕" w:cs="맑은 고딕" w:eastAsia="맑은 고딕" w:hAnsi="맑은 고딕"/>
+          <w:rFonts w:ascii="Pretendard" w:cs="Pretendard" w:eastAsia="Pretendard" w:hAnsi="Pretendard"/>
           <w:sz w:val="20"/>
           <w:szCs w:val="20"/>
         </w:rPr>
@@ -2858,7 +2858,7 @@
       </w:pPr>
       <w:r>
         <w:rPr>
-          <w:rFonts w:ascii="맑은 고딕" w:cs="맑은 고딕" w:eastAsia="맑은 고딕" w:hAnsi="맑은 고딕"/>
+          <w:rFonts w:ascii="Pretendard" w:cs="Pretendard" w:eastAsia="Pretendard" w:hAnsi="Pretendard"/>
           <w:sz w:val="20"/>
           <w:szCs w:val="20"/>
         </w:rPr>
@@ -2872,7 +2872,7 @@
       </w:pPr>
       <w:r>
         <w:rPr>
-          <w:rFonts w:ascii="맑은 고딕" w:cs="맑은 고딕" w:eastAsia="맑은 고딕" w:hAnsi="맑은 고딕"/>
+          <w:rFonts w:ascii="Pretendard" w:cs="Pretendard" w:eastAsia="Pretendard" w:hAnsi="Pretendard"/>
           <w:sz w:val="20"/>
           <w:szCs w:val="20"/>
         </w:rPr>
@@ -2885,7 +2885,7 @@
       </w:pPr>
       <w:r>
         <w:rPr>
-          <w:rFonts w:ascii="맑은 고딕" w:cs="맑은 고딕" w:eastAsia="맑은 고딕" w:hAnsi="맑은 고딕"/>
+          <w:rFonts w:ascii="Pretendard" w:cs="Pretendard" w:eastAsia="Pretendard" w:hAnsi="Pretendard"/>
           <w:i/>
           <w:iCs/>
           <w:color w:val="595959"/>
@@ -2927,20 +2927,20 @@
             </w:pPr>
             <w:r>
               <w:rPr>
-                <w:rFonts w:ascii="맑은 고딕" w:cs="맑은 고딕" w:eastAsia="맑은 고딕" w:hAnsi="맑은 고딕"/>
-                <w:sz w:val="20"/>
-                <w:szCs w:val="20"/>
-              </w:rPr>
-              <w:t xml:space="preserve"/>
-            </w:r>
-          </w:p>
-          <w:p>
-            <w:pPr>
-              <w:spacing w:after="0" w:before="0"/>
-            </w:pPr>
-            <w:r>
-              <w:rPr>
-                <w:rFonts w:ascii="맑은 고딕" w:cs="맑은 고딕" w:eastAsia="맑은 고딕" w:hAnsi="맑은 고딕"/>
+                <w:rFonts w:ascii="Pretendard" w:cs="Pretendard" w:eastAsia="Pretendard" w:hAnsi="Pretendard"/>
+                <w:sz w:val="20"/>
+                <w:szCs w:val="20"/>
+              </w:rPr>
+              <w:t xml:space="preserve"/>
+            </w:r>
+          </w:p>
+          <w:p>
+            <w:pPr>
+              <w:spacing w:after="0" w:before="0"/>
+            </w:pPr>
+            <w:r>
+              <w:rPr>
+                <w:rFonts w:ascii="Pretendard" w:cs="Pretendard" w:eastAsia="Pretendard" w:hAnsi="Pretendard"/>
                 <w:sz w:val="20"/>
                 <w:szCs w:val="20"/>
               </w:rPr>
@@ -2956,7 +2956,7 @@
       </w:pPr>
       <w:r>
         <w:rPr>
-          <w:rFonts w:ascii="맑은 고딕" w:cs="맑은 고딕" w:eastAsia="맑은 고딕" w:hAnsi="맑은 고딕"/>
+          <w:rFonts w:ascii="Pretendard" w:cs="Pretendard" w:eastAsia="Pretendard" w:hAnsi="Pretendard"/>
           <w:sz w:val="20"/>
           <w:szCs w:val="20"/>
         </w:rPr>
@@ -2969,7 +2969,7 @@
       </w:pPr>
       <w:r>
         <w:rPr>
-          <w:rFonts w:ascii="맑은 고딕" w:cs="맑은 고딕" w:eastAsia="맑은 고딕" w:hAnsi="맑은 고딕"/>
+          <w:rFonts w:ascii="Pretendard" w:cs="Pretendard" w:eastAsia="Pretendard" w:hAnsi="Pretendard"/>
           <w:b/>
           <w:bCs/>
           <w:sz w:val="21"/>
@@ -2979,7 +2979,7 @@
       </w:r>
       <w:r>
         <w:rPr>
-          <w:rFonts w:ascii="맑은 고딕" w:cs="맑은 고딕" w:eastAsia="맑은 고딕" w:hAnsi="맑은 고딕"/>
+          <w:rFonts w:ascii="Pretendard" w:cs="Pretendard" w:eastAsia="Pretendard" w:hAnsi="Pretendard"/>
           <w:sz w:val="21"/>
           <w:szCs w:val="21"/>
         </w:rPr>
@@ -2993,7 +2993,7 @@
       </w:pPr>
       <w:r>
         <w:rPr>
-          <w:rFonts w:ascii="맑은 고딕" w:cs="맑은 고딕" w:eastAsia="맑은 고딕" w:hAnsi="맑은 고딕"/>
+          <w:rFonts w:ascii="Pretendard" w:cs="Pretendard" w:eastAsia="Pretendard" w:hAnsi="Pretendard"/>
           <w:sz w:val="20"/>
           <w:szCs w:val="20"/>
         </w:rPr>
@@ -3007,7 +3007,7 @@
       </w:pPr>
       <w:r>
         <w:rPr>
-          <w:rFonts w:ascii="맑은 고딕" w:cs="맑은 고딕" w:eastAsia="맑은 고딕" w:hAnsi="맑은 고딕"/>
+          <w:rFonts w:ascii="Pretendard" w:cs="Pretendard" w:eastAsia="Pretendard" w:hAnsi="Pretendard"/>
           <w:sz w:val="20"/>
           <w:szCs w:val="20"/>
         </w:rPr>
@@ -3021,7 +3021,7 @@
       </w:pPr>
       <w:r>
         <w:rPr>
-          <w:rFonts w:ascii="맑은 고딕" w:cs="맑은 고딕" w:eastAsia="맑은 고딕" w:hAnsi="맑은 고딕"/>
+          <w:rFonts w:ascii="Pretendard" w:cs="Pretendard" w:eastAsia="Pretendard" w:hAnsi="Pretendard"/>
           <w:sz w:val="20"/>
           <w:szCs w:val="20"/>
         </w:rPr>
@@ -3035,7 +3035,7 @@
       </w:pPr>
       <w:r>
         <w:rPr>
-          <w:rFonts w:ascii="맑은 고딕" w:cs="맑은 고딕" w:eastAsia="맑은 고딕" w:hAnsi="맑은 고딕"/>
+          <w:rFonts w:ascii="Pretendard" w:cs="Pretendard" w:eastAsia="Pretendard" w:hAnsi="Pretendard"/>
           <w:sz w:val="20"/>
           <w:szCs w:val="20"/>
         </w:rPr>
@@ -3048,7 +3048,7 @@
       </w:pPr>
       <w:r>
         <w:rPr>
-          <w:rFonts w:ascii="맑은 고딕" w:cs="맑은 고딕" w:eastAsia="맑은 고딕" w:hAnsi="맑은 고딕"/>
+          <w:rFonts w:ascii="Pretendard" w:cs="Pretendard" w:eastAsia="Pretendard" w:hAnsi="Pretendard"/>
           <w:i/>
           <w:iCs/>
           <w:color w:val="595959"/>
@@ -3090,20 +3090,20 @@
             </w:pPr>
             <w:r>
               <w:rPr>
-                <w:rFonts w:ascii="맑은 고딕" w:cs="맑은 고딕" w:eastAsia="맑은 고딕" w:hAnsi="맑은 고딕"/>
-                <w:sz w:val="20"/>
-                <w:szCs w:val="20"/>
-              </w:rPr>
-              <w:t xml:space="preserve"/>
-            </w:r>
-          </w:p>
-          <w:p>
-            <w:pPr>
-              <w:spacing w:after="0" w:before="0"/>
-            </w:pPr>
-            <w:r>
-              <w:rPr>
-                <w:rFonts w:ascii="맑은 고딕" w:cs="맑은 고딕" w:eastAsia="맑은 고딕" w:hAnsi="맑은 고딕"/>
+                <w:rFonts w:ascii="Pretendard" w:cs="Pretendard" w:eastAsia="Pretendard" w:hAnsi="Pretendard"/>
+                <w:sz w:val="20"/>
+                <w:szCs w:val="20"/>
+              </w:rPr>
+              <w:t xml:space="preserve"/>
+            </w:r>
+          </w:p>
+          <w:p>
+            <w:pPr>
+              <w:spacing w:after="0" w:before="0"/>
+            </w:pPr>
+            <w:r>
+              <w:rPr>
+                <w:rFonts w:ascii="Pretendard" w:cs="Pretendard" w:eastAsia="Pretendard" w:hAnsi="Pretendard"/>
                 <w:sz w:val="20"/>
                 <w:szCs w:val="20"/>
               </w:rPr>
@@ -3119,7 +3119,7 @@
       </w:pPr>
       <w:r>
         <w:rPr>
-          <w:rFonts w:ascii="맑은 고딕" w:cs="맑은 고딕" w:eastAsia="맑은 고딕" w:hAnsi="맑은 고딕"/>
+          <w:rFonts w:ascii="Pretendard" w:cs="Pretendard" w:eastAsia="Pretendard" w:hAnsi="Pretendard"/>
           <w:sz w:val="20"/>
           <w:szCs w:val="20"/>
         </w:rPr>
@@ -3132,7 +3132,7 @@
       </w:pPr>
       <w:r>
         <w:rPr>
-          <w:rFonts w:ascii="맑은 고딕" w:cs="맑은 고딕" w:eastAsia="맑은 고딕" w:hAnsi="맑은 고딕"/>
+          <w:rFonts w:ascii="Pretendard" w:cs="Pretendard" w:eastAsia="Pretendard" w:hAnsi="Pretendard"/>
           <w:b/>
           <w:bCs/>
           <w:sz w:val="21"/>
@@ -3142,7 +3142,7 @@
       </w:r>
       <w:r>
         <w:rPr>
-          <w:rFonts w:ascii="맑은 고딕" w:cs="맑은 고딕" w:eastAsia="맑은 고딕" w:hAnsi="맑은 고딕"/>
+          <w:rFonts w:ascii="Pretendard" w:cs="Pretendard" w:eastAsia="Pretendard" w:hAnsi="Pretendard"/>
           <w:sz w:val="21"/>
           <w:szCs w:val="21"/>
         </w:rPr>
@@ -3156,7 +3156,7 @@
       </w:pPr>
       <w:r>
         <w:rPr>
-          <w:rFonts w:ascii="맑은 고딕" w:cs="맑은 고딕" w:eastAsia="맑은 고딕" w:hAnsi="맑은 고딕"/>
+          <w:rFonts w:ascii="Pretendard" w:cs="Pretendard" w:eastAsia="Pretendard" w:hAnsi="Pretendard"/>
           <w:sz w:val="20"/>
           <w:szCs w:val="20"/>
         </w:rPr>
@@ -3170,7 +3170,7 @@
       </w:pPr>
       <w:r>
         <w:rPr>
-          <w:rFonts w:ascii="맑은 고딕" w:cs="맑은 고딕" w:eastAsia="맑은 고딕" w:hAnsi="맑은 고딕"/>
+          <w:rFonts w:ascii="Pretendard" w:cs="Pretendard" w:eastAsia="Pretendard" w:hAnsi="Pretendard"/>
           <w:sz w:val="20"/>
           <w:szCs w:val="20"/>
         </w:rPr>
@@ -3184,7 +3184,7 @@
       </w:pPr>
       <w:r>
         <w:rPr>
-          <w:rFonts w:ascii="맑은 고딕" w:cs="맑은 고딕" w:eastAsia="맑은 고딕" w:hAnsi="맑은 고딕"/>
+          <w:rFonts w:ascii="Pretendard" w:cs="Pretendard" w:eastAsia="Pretendard" w:hAnsi="Pretendard"/>
           <w:sz w:val="20"/>
           <w:szCs w:val="20"/>
         </w:rPr>
@@ -3198,7 +3198,7 @@
       </w:pPr>
       <w:r>
         <w:rPr>
-          <w:rFonts w:ascii="맑은 고딕" w:cs="맑은 고딕" w:eastAsia="맑은 고딕" w:hAnsi="맑은 고딕"/>
+          <w:rFonts w:ascii="Pretendard" w:cs="Pretendard" w:eastAsia="Pretendard" w:hAnsi="Pretendard"/>
           <w:sz w:val="20"/>
           <w:szCs w:val="20"/>
         </w:rPr>
@@ -3211,7 +3211,7 @@
       </w:pPr>
       <w:r>
         <w:rPr>
-          <w:rFonts w:ascii="맑은 고딕" w:cs="맑은 고딕" w:eastAsia="맑은 고딕" w:hAnsi="맑은 고딕"/>
+          <w:rFonts w:ascii="Pretendard" w:cs="Pretendard" w:eastAsia="Pretendard" w:hAnsi="Pretendard"/>
           <w:i/>
           <w:iCs/>
           <w:color w:val="595959"/>
@@ -3253,20 +3253,20 @@
             </w:pPr>
             <w:r>
               <w:rPr>
-                <w:rFonts w:ascii="맑은 고딕" w:cs="맑은 고딕" w:eastAsia="맑은 고딕" w:hAnsi="맑은 고딕"/>
-                <w:sz w:val="20"/>
-                <w:szCs w:val="20"/>
-              </w:rPr>
-              <w:t xml:space="preserve"/>
-            </w:r>
-          </w:p>
-          <w:p>
-            <w:pPr>
-              <w:spacing w:after="0" w:before="0"/>
-            </w:pPr>
-            <w:r>
-              <w:rPr>
-                <w:rFonts w:ascii="맑은 고딕" w:cs="맑은 고딕" w:eastAsia="맑은 고딕" w:hAnsi="맑은 고딕"/>
+                <w:rFonts w:ascii="Pretendard" w:cs="Pretendard" w:eastAsia="Pretendard" w:hAnsi="Pretendard"/>
+                <w:sz w:val="20"/>
+                <w:szCs w:val="20"/>
+              </w:rPr>
+              <w:t xml:space="preserve"/>
+            </w:r>
+          </w:p>
+          <w:p>
+            <w:pPr>
+              <w:spacing w:after="0" w:before="0"/>
+            </w:pPr>
+            <w:r>
+              <w:rPr>
+                <w:rFonts w:ascii="Pretendard" w:cs="Pretendard" w:eastAsia="Pretendard" w:hAnsi="Pretendard"/>
                 <w:sz w:val="20"/>
                 <w:szCs w:val="20"/>
               </w:rPr>
@@ -3282,7 +3282,7 @@
       </w:pPr>
       <w:r>
         <w:rPr>
-          <w:rFonts w:ascii="맑은 고딕" w:cs="맑은 고딕" w:eastAsia="맑은 고딕" w:hAnsi="맑은 고딕"/>
+          <w:rFonts w:ascii="Pretendard" w:cs="Pretendard" w:eastAsia="Pretendard" w:hAnsi="Pretendard"/>
           <w:sz w:val="20"/>
           <w:szCs w:val="20"/>
         </w:rPr>
@@ -3295,7 +3295,7 @@
       </w:pPr>
       <w:r>
         <w:rPr>
-          <w:rFonts w:ascii="맑은 고딕" w:cs="맑은 고딕" w:eastAsia="맑은 고딕" w:hAnsi="맑은 고딕"/>
+          <w:rFonts w:ascii="Pretendard" w:cs="Pretendard" w:eastAsia="Pretendard" w:hAnsi="Pretendard"/>
           <w:b/>
           <w:bCs/>
           <w:sz w:val="21"/>
@@ -3305,7 +3305,7 @@
       </w:r>
       <w:r>
         <w:rPr>
-          <w:rFonts w:ascii="맑은 고딕" w:cs="맑은 고딕" w:eastAsia="맑은 고딕" w:hAnsi="맑은 고딕"/>
+          <w:rFonts w:ascii="Pretendard" w:cs="Pretendard" w:eastAsia="Pretendard" w:hAnsi="Pretendard"/>
           <w:sz w:val="21"/>
           <w:szCs w:val="21"/>
         </w:rPr>
@@ -3319,7 +3319,7 @@
       </w:pPr>
       <w:r>
         <w:rPr>
-          <w:rFonts w:ascii="맑은 고딕" w:cs="맑은 고딕" w:eastAsia="맑은 고딕" w:hAnsi="맑은 고딕"/>
+          <w:rFonts w:ascii="Pretendard" w:cs="Pretendard" w:eastAsia="Pretendard" w:hAnsi="Pretendard"/>
           <w:sz w:val="20"/>
           <w:szCs w:val="20"/>
         </w:rPr>
@@ -3333,7 +3333,7 @@
       </w:pPr>
       <w:r>
         <w:rPr>
-          <w:rFonts w:ascii="맑은 고딕" w:cs="맑은 고딕" w:eastAsia="맑은 고딕" w:hAnsi="맑은 고딕"/>
+          <w:rFonts w:ascii="Pretendard" w:cs="Pretendard" w:eastAsia="Pretendard" w:hAnsi="Pretendard"/>
           <w:sz w:val="20"/>
           <w:szCs w:val="20"/>
         </w:rPr>
@@ -3347,7 +3347,7 @@
       </w:pPr>
       <w:r>
         <w:rPr>
-          <w:rFonts w:ascii="맑은 고딕" w:cs="맑은 고딕" w:eastAsia="맑은 고딕" w:hAnsi="맑은 고딕"/>
+          <w:rFonts w:ascii="Pretendard" w:cs="Pretendard" w:eastAsia="Pretendard" w:hAnsi="Pretendard"/>
           <w:sz w:val="20"/>
           <w:szCs w:val="20"/>
         </w:rPr>
@@ -3361,7 +3361,7 @@
       </w:pPr>
       <w:r>
         <w:rPr>
-          <w:rFonts w:ascii="맑은 고딕" w:cs="맑은 고딕" w:eastAsia="맑은 고딕" w:hAnsi="맑은 고딕"/>
+          <w:rFonts w:ascii="Pretendard" w:cs="Pretendard" w:eastAsia="Pretendard" w:hAnsi="Pretendard"/>
           <w:sz w:val="20"/>
           <w:szCs w:val="20"/>
         </w:rPr>
@@ -3374,7 +3374,7 @@
       </w:pPr>
       <w:r>
         <w:rPr>
-          <w:rFonts w:ascii="맑은 고딕" w:cs="맑은 고딕" w:eastAsia="맑은 고딕" w:hAnsi="맑은 고딕"/>
+          <w:rFonts w:ascii="Pretendard" w:cs="Pretendard" w:eastAsia="Pretendard" w:hAnsi="Pretendard"/>
           <w:i/>
           <w:iCs/>
           <w:color w:val="595959"/>
@@ -3416,20 +3416,20 @@
             </w:pPr>
             <w:r>
               <w:rPr>
-                <w:rFonts w:ascii="맑은 고딕" w:cs="맑은 고딕" w:eastAsia="맑은 고딕" w:hAnsi="맑은 고딕"/>
-                <w:sz w:val="20"/>
-                <w:szCs w:val="20"/>
-              </w:rPr>
-              <w:t xml:space="preserve"/>
-            </w:r>
-          </w:p>
-          <w:p>
-            <w:pPr>
-              <w:spacing w:after="0" w:before="0"/>
-            </w:pPr>
-            <w:r>
-              <w:rPr>
-                <w:rFonts w:ascii="맑은 고딕" w:cs="맑은 고딕" w:eastAsia="맑은 고딕" w:hAnsi="맑은 고딕"/>
+                <w:rFonts w:ascii="Pretendard" w:cs="Pretendard" w:eastAsia="Pretendard" w:hAnsi="Pretendard"/>
+                <w:sz w:val="20"/>
+                <w:szCs w:val="20"/>
+              </w:rPr>
+              <w:t xml:space="preserve"/>
+            </w:r>
+          </w:p>
+          <w:p>
+            <w:pPr>
+              <w:spacing w:after="0" w:before="0"/>
+            </w:pPr>
+            <w:r>
+              <w:rPr>
+                <w:rFonts w:ascii="Pretendard" w:cs="Pretendard" w:eastAsia="Pretendard" w:hAnsi="Pretendard"/>
                 <w:sz w:val="20"/>
                 <w:szCs w:val="20"/>
               </w:rPr>
@@ -3445,7 +3445,7 @@
       </w:pPr>
       <w:r>
         <w:rPr>
-          <w:rFonts w:ascii="맑은 고딕" w:cs="맑은 고딕" w:eastAsia="맑은 고딕" w:hAnsi="맑은 고딕"/>
+          <w:rFonts w:ascii="Pretendard" w:cs="Pretendard" w:eastAsia="Pretendard" w:hAnsi="Pretendard"/>
           <w:sz w:val="20"/>
           <w:szCs w:val="20"/>
         </w:rPr>
@@ -3460,7 +3460,7 @@
       </w:pPr>
       <w:r>
         <w:rPr>
-          <w:rFonts w:ascii="맑은 고딕" w:cs="맑은 고딕" w:eastAsia="맑은 고딕" w:hAnsi="맑은 고딕"/>
+          <w:rFonts w:ascii="Pretendard" w:cs="Pretendard" w:eastAsia="Pretendard" w:hAnsi="Pretendard"/>
           <w:b/>
           <w:bCs/>
           <w:sz w:val="30"/>
@@ -3475,7 +3475,7 @@
       </w:pPr>
       <w:r>
         <w:rPr>
-          <w:rFonts w:ascii="맑은 고딕" w:cs="맑은 고딕" w:eastAsia="맑은 고딕" w:hAnsi="맑은 고딕"/>
+          <w:rFonts w:ascii="Pretendard" w:cs="Pretendard" w:eastAsia="Pretendard" w:hAnsi="Pretendard"/>
           <w:color w:val="595959"/>
           <w:sz w:val="20"/>
           <w:szCs w:val="20"/>
@@ -3493,7 +3493,7 @@
       </w:pPr>
       <w:r>
         <w:rPr>
-          <w:rFonts w:ascii="맑은 고딕" w:cs="맑은 고딕" w:eastAsia="맑은 고딕" w:hAnsi="맑은 고딕"/>
+          <w:rFonts w:ascii="Pretendard" w:cs="Pretendard" w:eastAsia="Pretendard" w:hAnsi="Pretendard"/>
           <w:b/>
           <w:bCs/>
           <w:sz w:val="24"/>
@@ -3508,7 +3508,7 @@
       </w:pPr>
       <w:r>
         <w:rPr>
-          <w:rFonts w:ascii="맑은 고딕" w:cs="맑은 고딕" w:eastAsia="맑은 고딕" w:hAnsi="맑은 고딕"/>
+          <w:rFonts w:ascii="Pretendard" w:cs="Pretendard" w:eastAsia="Pretendard" w:hAnsi="Pretendard"/>
           <w:b/>
           <w:bCs/>
           <w:sz w:val="21"/>
@@ -3518,7 +3518,7 @@
       </w:r>
       <w:r>
         <w:rPr>
-          <w:rFonts w:ascii="맑은 고딕" w:cs="맑은 고딕" w:eastAsia="맑은 고딕" w:hAnsi="맑은 고딕"/>
+          <w:rFonts w:ascii="Pretendard" w:cs="Pretendard" w:eastAsia="Pretendard" w:hAnsi="Pretendard"/>
           <w:sz w:val="21"/>
           <w:szCs w:val="21"/>
         </w:rPr>
@@ -3532,7 +3532,7 @@
       </w:pPr>
       <w:r>
         <w:rPr>
-          <w:rFonts w:ascii="맑은 고딕" w:cs="맑은 고딕" w:eastAsia="맑은 고딕" w:hAnsi="맑은 고딕"/>
+          <w:rFonts w:ascii="Pretendard" w:cs="Pretendard" w:eastAsia="Pretendard" w:hAnsi="Pretendard"/>
           <w:sz w:val="20"/>
           <w:szCs w:val="20"/>
         </w:rPr>
@@ -3546,7 +3546,7 @@
       </w:pPr>
       <w:r>
         <w:rPr>
-          <w:rFonts w:ascii="맑은 고딕" w:cs="맑은 고딕" w:eastAsia="맑은 고딕" w:hAnsi="맑은 고딕"/>
+          <w:rFonts w:ascii="Pretendard" w:cs="Pretendard" w:eastAsia="Pretendard" w:hAnsi="Pretendard"/>
           <w:sz w:val="20"/>
           <w:szCs w:val="20"/>
         </w:rPr>
@@ -3560,7 +3560,7 @@
       </w:pPr>
       <w:r>
         <w:rPr>
-          <w:rFonts w:ascii="맑은 고딕" w:cs="맑은 고딕" w:eastAsia="맑은 고딕" w:hAnsi="맑은 고딕"/>
+          <w:rFonts w:ascii="Pretendard" w:cs="Pretendard" w:eastAsia="Pretendard" w:hAnsi="Pretendard"/>
           <w:sz w:val="20"/>
           <w:szCs w:val="20"/>
         </w:rPr>
@@ -3574,7 +3574,7 @@
       </w:pPr>
       <w:r>
         <w:rPr>
-          <w:rFonts w:ascii="맑은 고딕" w:cs="맑은 고딕" w:eastAsia="맑은 고딕" w:hAnsi="맑은 고딕"/>
+          <w:rFonts w:ascii="Pretendard" w:cs="Pretendard" w:eastAsia="Pretendard" w:hAnsi="Pretendard"/>
           <w:sz w:val="20"/>
           <w:szCs w:val="20"/>
         </w:rPr>
@@ -3587,7 +3587,7 @@
       </w:pPr>
       <w:r>
         <w:rPr>
-          <w:rFonts w:ascii="맑은 고딕" w:cs="맑은 고딕" w:eastAsia="맑은 고딕" w:hAnsi="맑은 고딕"/>
+          <w:rFonts w:ascii="Pretendard" w:cs="Pretendard" w:eastAsia="Pretendard" w:hAnsi="Pretendard"/>
           <w:i/>
           <w:iCs/>
           <w:color w:val="595959"/>
@@ -3629,20 +3629,20 @@
             </w:pPr>
             <w:r>
               <w:rPr>
-                <w:rFonts w:ascii="맑은 고딕" w:cs="맑은 고딕" w:eastAsia="맑은 고딕" w:hAnsi="맑은 고딕"/>
-                <w:sz w:val="20"/>
-                <w:szCs w:val="20"/>
-              </w:rPr>
-              <w:t xml:space="preserve"/>
-            </w:r>
-          </w:p>
-          <w:p>
-            <w:pPr>
-              <w:spacing w:after="0" w:before="0"/>
-            </w:pPr>
-            <w:r>
-              <w:rPr>
-                <w:rFonts w:ascii="맑은 고딕" w:cs="맑은 고딕" w:eastAsia="맑은 고딕" w:hAnsi="맑은 고딕"/>
+                <w:rFonts w:ascii="Pretendard" w:cs="Pretendard" w:eastAsia="Pretendard" w:hAnsi="Pretendard"/>
+                <w:sz w:val="20"/>
+                <w:szCs w:val="20"/>
+              </w:rPr>
+              <w:t xml:space="preserve"/>
+            </w:r>
+          </w:p>
+          <w:p>
+            <w:pPr>
+              <w:spacing w:after="0" w:before="0"/>
+            </w:pPr>
+            <w:r>
+              <w:rPr>
+                <w:rFonts w:ascii="Pretendard" w:cs="Pretendard" w:eastAsia="Pretendard" w:hAnsi="Pretendard"/>
                 <w:sz w:val="20"/>
                 <w:szCs w:val="20"/>
               </w:rPr>
@@ -3658,7 +3658,7 @@
       </w:pPr>
       <w:r>
         <w:rPr>
-          <w:rFonts w:ascii="맑은 고딕" w:cs="맑은 고딕" w:eastAsia="맑은 고딕" w:hAnsi="맑은 고딕"/>
+          <w:rFonts w:ascii="Pretendard" w:cs="Pretendard" w:eastAsia="Pretendard" w:hAnsi="Pretendard"/>
           <w:sz w:val="20"/>
           <w:szCs w:val="20"/>
         </w:rPr>
@@ -3671,7 +3671,7 @@
       </w:pPr>
       <w:r>
         <w:rPr>
-          <w:rFonts w:ascii="맑은 고딕" w:cs="맑은 고딕" w:eastAsia="맑은 고딕" w:hAnsi="맑은 고딕"/>
+          <w:rFonts w:ascii="Pretendard" w:cs="Pretendard" w:eastAsia="Pretendard" w:hAnsi="Pretendard"/>
           <w:b/>
           <w:bCs/>
           <w:sz w:val="21"/>
@@ -3681,7 +3681,7 @@
       </w:r>
       <w:r>
         <w:rPr>
-          <w:rFonts w:ascii="맑은 고딕" w:cs="맑은 고딕" w:eastAsia="맑은 고딕" w:hAnsi="맑은 고딕"/>
+          <w:rFonts w:ascii="Pretendard" w:cs="Pretendard" w:eastAsia="Pretendard" w:hAnsi="Pretendard"/>
           <w:sz w:val="21"/>
           <w:szCs w:val="21"/>
         </w:rPr>
@@ -3695,7 +3695,7 @@
       </w:pPr>
       <w:r>
         <w:rPr>
-          <w:rFonts w:ascii="맑은 고딕" w:cs="맑은 고딕" w:eastAsia="맑은 고딕" w:hAnsi="맑은 고딕"/>
+          <w:rFonts w:ascii="Pretendard" w:cs="Pretendard" w:eastAsia="Pretendard" w:hAnsi="Pretendard"/>
           <w:sz w:val="20"/>
           <w:szCs w:val="20"/>
         </w:rPr>
@@ -3709,7 +3709,7 @@
       </w:pPr>
       <w:r>
         <w:rPr>
-          <w:rFonts w:ascii="맑은 고딕" w:cs="맑은 고딕" w:eastAsia="맑은 고딕" w:hAnsi="맑은 고딕"/>
+          <w:rFonts w:ascii="Pretendard" w:cs="Pretendard" w:eastAsia="Pretendard" w:hAnsi="Pretendard"/>
           <w:sz w:val="20"/>
           <w:szCs w:val="20"/>
         </w:rPr>
@@ -3723,7 +3723,7 @@
       </w:pPr>
       <w:r>
         <w:rPr>
-          <w:rFonts w:ascii="맑은 고딕" w:cs="맑은 고딕" w:eastAsia="맑은 고딕" w:hAnsi="맑은 고딕"/>
+          <w:rFonts w:ascii="Pretendard" w:cs="Pretendard" w:eastAsia="Pretendard" w:hAnsi="Pretendard"/>
           <w:sz w:val="20"/>
           <w:szCs w:val="20"/>
         </w:rPr>
@@ -3737,7 +3737,7 @@
       </w:pPr>
       <w:r>
         <w:rPr>
-          <w:rFonts w:ascii="맑은 고딕" w:cs="맑은 고딕" w:eastAsia="맑은 고딕" w:hAnsi="맑은 고딕"/>
+          <w:rFonts w:ascii="Pretendard" w:cs="Pretendard" w:eastAsia="Pretendard" w:hAnsi="Pretendard"/>
           <w:sz w:val="20"/>
           <w:szCs w:val="20"/>
         </w:rPr>
@@ -3750,7 +3750,7 @@
       </w:pPr>
       <w:r>
         <w:rPr>
-          <w:rFonts w:ascii="맑은 고딕" w:cs="맑은 고딕" w:eastAsia="맑은 고딕" w:hAnsi="맑은 고딕"/>
+          <w:rFonts w:ascii="Pretendard" w:cs="Pretendard" w:eastAsia="Pretendard" w:hAnsi="Pretendard"/>
           <w:i/>
           <w:iCs/>
           <w:color w:val="595959"/>
@@ -3792,20 +3792,20 @@
             </w:pPr>
             <w:r>
               <w:rPr>
-                <w:rFonts w:ascii="맑은 고딕" w:cs="맑은 고딕" w:eastAsia="맑은 고딕" w:hAnsi="맑은 고딕"/>
-                <w:sz w:val="20"/>
-                <w:szCs w:val="20"/>
-              </w:rPr>
-              <w:t xml:space="preserve"/>
-            </w:r>
-          </w:p>
-          <w:p>
-            <w:pPr>
-              <w:spacing w:after="0" w:before="0"/>
-            </w:pPr>
-            <w:r>
-              <w:rPr>
-                <w:rFonts w:ascii="맑은 고딕" w:cs="맑은 고딕" w:eastAsia="맑은 고딕" w:hAnsi="맑은 고딕"/>
+                <w:rFonts w:ascii="Pretendard" w:cs="Pretendard" w:eastAsia="Pretendard" w:hAnsi="Pretendard"/>
+                <w:sz w:val="20"/>
+                <w:szCs w:val="20"/>
+              </w:rPr>
+              <w:t xml:space="preserve"/>
+            </w:r>
+          </w:p>
+          <w:p>
+            <w:pPr>
+              <w:spacing w:after="0" w:before="0"/>
+            </w:pPr>
+            <w:r>
+              <w:rPr>
+                <w:rFonts w:ascii="Pretendard" w:cs="Pretendard" w:eastAsia="Pretendard" w:hAnsi="Pretendard"/>
                 <w:sz w:val="20"/>
                 <w:szCs w:val="20"/>
               </w:rPr>
@@ -3821,7 +3821,7 @@
       </w:pPr>
       <w:r>
         <w:rPr>
-          <w:rFonts w:ascii="맑은 고딕" w:cs="맑은 고딕" w:eastAsia="맑은 고딕" w:hAnsi="맑은 고딕"/>
+          <w:rFonts w:ascii="Pretendard" w:cs="Pretendard" w:eastAsia="Pretendard" w:hAnsi="Pretendard"/>
           <w:sz w:val="20"/>
           <w:szCs w:val="20"/>
         </w:rPr>
@@ -3834,7 +3834,7 @@
       </w:pPr>
       <w:r>
         <w:rPr>
-          <w:rFonts w:ascii="맑은 고딕" w:cs="맑은 고딕" w:eastAsia="맑은 고딕" w:hAnsi="맑은 고딕"/>
+          <w:rFonts w:ascii="Pretendard" w:cs="Pretendard" w:eastAsia="Pretendard" w:hAnsi="Pretendard"/>
           <w:b/>
           <w:bCs/>
           <w:sz w:val="21"/>
@@ -3844,7 +3844,7 @@
       </w:r>
       <w:r>
         <w:rPr>
-          <w:rFonts w:ascii="맑은 고딕" w:cs="맑은 고딕" w:eastAsia="맑은 고딕" w:hAnsi="맑은 고딕"/>
+          <w:rFonts w:ascii="Pretendard" w:cs="Pretendard" w:eastAsia="Pretendard" w:hAnsi="Pretendard"/>
           <w:sz w:val="21"/>
           <w:szCs w:val="21"/>
         </w:rPr>
@@ -3858,7 +3858,7 @@
       </w:pPr>
       <w:r>
         <w:rPr>
-          <w:rFonts w:ascii="맑은 고딕" w:cs="맑은 고딕" w:eastAsia="맑은 고딕" w:hAnsi="맑은 고딕"/>
+          <w:rFonts w:ascii="Pretendard" w:cs="Pretendard" w:eastAsia="Pretendard" w:hAnsi="Pretendard"/>
           <w:sz w:val="20"/>
           <w:szCs w:val="20"/>
         </w:rPr>
@@ -3872,7 +3872,7 @@
       </w:pPr>
       <w:r>
         <w:rPr>
-          <w:rFonts w:ascii="맑은 고딕" w:cs="맑은 고딕" w:eastAsia="맑은 고딕" w:hAnsi="맑은 고딕"/>
+          <w:rFonts w:ascii="Pretendard" w:cs="Pretendard" w:eastAsia="Pretendard" w:hAnsi="Pretendard"/>
           <w:sz w:val="20"/>
           <w:szCs w:val="20"/>
         </w:rPr>
@@ -3886,7 +3886,7 @@
       </w:pPr>
       <w:r>
         <w:rPr>
-          <w:rFonts w:ascii="맑은 고딕" w:cs="맑은 고딕" w:eastAsia="맑은 고딕" w:hAnsi="맑은 고딕"/>
+          <w:rFonts w:ascii="Pretendard" w:cs="Pretendard" w:eastAsia="Pretendard" w:hAnsi="Pretendard"/>
           <w:sz w:val="20"/>
           <w:szCs w:val="20"/>
         </w:rPr>
@@ -3900,7 +3900,7 @@
       </w:pPr>
       <w:r>
         <w:rPr>
-          <w:rFonts w:ascii="맑은 고딕" w:cs="맑은 고딕" w:eastAsia="맑은 고딕" w:hAnsi="맑은 고딕"/>
+          <w:rFonts w:ascii="Pretendard" w:cs="Pretendard" w:eastAsia="Pretendard" w:hAnsi="Pretendard"/>
           <w:sz w:val="20"/>
           <w:szCs w:val="20"/>
         </w:rPr>
@@ -3913,7 +3913,7 @@
       </w:pPr>
       <w:r>
         <w:rPr>
-          <w:rFonts w:ascii="맑은 고딕" w:cs="맑은 고딕" w:eastAsia="맑은 고딕" w:hAnsi="맑은 고딕"/>
+          <w:rFonts w:ascii="Pretendard" w:cs="Pretendard" w:eastAsia="Pretendard" w:hAnsi="Pretendard"/>
           <w:i/>
           <w:iCs/>
           <w:color w:val="595959"/>
@@ -3955,20 +3955,20 @@
             </w:pPr>
             <w:r>
               <w:rPr>
-                <w:rFonts w:ascii="맑은 고딕" w:cs="맑은 고딕" w:eastAsia="맑은 고딕" w:hAnsi="맑은 고딕"/>
-                <w:sz w:val="20"/>
-                <w:szCs w:val="20"/>
-              </w:rPr>
-              <w:t xml:space="preserve"/>
-            </w:r>
-          </w:p>
-          <w:p>
-            <w:pPr>
-              <w:spacing w:after="0" w:before="0"/>
-            </w:pPr>
-            <w:r>
-              <w:rPr>
-                <w:rFonts w:ascii="맑은 고딕" w:cs="맑은 고딕" w:eastAsia="맑은 고딕" w:hAnsi="맑은 고딕"/>
+                <w:rFonts w:ascii="Pretendard" w:cs="Pretendard" w:eastAsia="Pretendard" w:hAnsi="Pretendard"/>
+                <w:sz w:val="20"/>
+                <w:szCs w:val="20"/>
+              </w:rPr>
+              <w:t xml:space="preserve"/>
+            </w:r>
+          </w:p>
+          <w:p>
+            <w:pPr>
+              <w:spacing w:after="0" w:before="0"/>
+            </w:pPr>
+            <w:r>
+              <w:rPr>
+                <w:rFonts w:ascii="Pretendard" w:cs="Pretendard" w:eastAsia="Pretendard" w:hAnsi="Pretendard"/>
                 <w:sz w:val="20"/>
                 <w:szCs w:val="20"/>
               </w:rPr>
@@ -3984,7 +3984,7 @@
       </w:pPr>
       <w:r>
         <w:rPr>
-          <w:rFonts w:ascii="맑은 고딕" w:cs="맑은 고딕" w:eastAsia="맑은 고딕" w:hAnsi="맑은 고딕"/>
+          <w:rFonts w:ascii="Pretendard" w:cs="Pretendard" w:eastAsia="Pretendard" w:hAnsi="Pretendard"/>
           <w:sz w:val="20"/>
           <w:szCs w:val="20"/>
         </w:rPr>
@@ -3997,7 +3997,7 @@
       </w:pPr>
       <w:r>
         <w:rPr>
-          <w:rFonts w:ascii="맑은 고딕" w:cs="맑은 고딕" w:eastAsia="맑은 고딕" w:hAnsi="맑은 고딕"/>
+          <w:rFonts w:ascii="Pretendard" w:cs="Pretendard" w:eastAsia="Pretendard" w:hAnsi="Pretendard"/>
           <w:b/>
           <w:bCs/>
           <w:sz w:val="21"/>
@@ -4007,7 +4007,7 @@
       </w:r>
       <w:r>
         <w:rPr>
-          <w:rFonts w:ascii="맑은 고딕" w:cs="맑은 고딕" w:eastAsia="맑은 고딕" w:hAnsi="맑은 고딕"/>
+          <w:rFonts w:ascii="Pretendard" w:cs="Pretendard" w:eastAsia="Pretendard" w:hAnsi="Pretendard"/>
           <w:sz w:val="21"/>
           <w:szCs w:val="21"/>
         </w:rPr>
@@ -4021,7 +4021,7 @@
       </w:pPr>
       <w:r>
         <w:rPr>
-          <w:rFonts w:ascii="맑은 고딕" w:cs="맑은 고딕" w:eastAsia="맑은 고딕" w:hAnsi="맑은 고딕"/>
+          <w:rFonts w:ascii="Pretendard" w:cs="Pretendard" w:eastAsia="Pretendard" w:hAnsi="Pretendard"/>
           <w:sz w:val="20"/>
           <w:szCs w:val="20"/>
         </w:rPr>
@@ -4035,7 +4035,7 @@
       </w:pPr>
       <w:r>
         <w:rPr>
-          <w:rFonts w:ascii="맑은 고딕" w:cs="맑은 고딕" w:eastAsia="맑은 고딕" w:hAnsi="맑은 고딕"/>
+          <w:rFonts w:ascii="Pretendard" w:cs="Pretendard" w:eastAsia="Pretendard" w:hAnsi="Pretendard"/>
           <w:sz w:val="20"/>
           <w:szCs w:val="20"/>
         </w:rPr>
@@ -4049,7 +4049,7 @@
       </w:pPr>
       <w:r>
         <w:rPr>
-          <w:rFonts w:ascii="맑은 고딕" w:cs="맑은 고딕" w:eastAsia="맑은 고딕" w:hAnsi="맑은 고딕"/>
+          <w:rFonts w:ascii="Pretendard" w:cs="Pretendard" w:eastAsia="Pretendard" w:hAnsi="Pretendard"/>
           <w:sz w:val="20"/>
           <w:szCs w:val="20"/>
         </w:rPr>
@@ -4063,7 +4063,7 @@
       </w:pPr>
       <w:r>
         <w:rPr>
-          <w:rFonts w:ascii="맑은 고딕" w:cs="맑은 고딕" w:eastAsia="맑은 고딕" w:hAnsi="맑은 고딕"/>
+          <w:rFonts w:ascii="Pretendard" w:cs="Pretendard" w:eastAsia="Pretendard" w:hAnsi="Pretendard"/>
           <w:sz w:val="20"/>
           <w:szCs w:val="20"/>
         </w:rPr>
@@ -4076,7 +4076,7 @@
       </w:pPr>
       <w:r>
         <w:rPr>
-          <w:rFonts w:ascii="맑은 고딕" w:cs="맑은 고딕" w:eastAsia="맑은 고딕" w:hAnsi="맑은 고딕"/>
+          <w:rFonts w:ascii="Pretendard" w:cs="Pretendard" w:eastAsia="Pretendard" w:hAnsi="Pretendard"/>
           <w:i/>
           <w:iCs/>
           <w:color w:val="595959"/>
@@ -4118,20 +4118,20 @@
             </w:pPr>
             <w:r>
               <w:rPr>
-                <w:rFonts w:ascii="맑은 고딕" w:cs="맑은 고딕" w:eastAsia="맑은 고딕" w:hAnsi="맑은 고딕"/>
-                <w:sz w:val="20"/>
-                <w:szCs w:val="20"/>
-              </w:rPr>
-              <w:t xml:space="preserve"/>
-            </w:r>
-          </w:p>
-          <w:p>
-            <w:pPr>
-              <w:spacing w:after="0" w:before="0"/>
-            </w:pPr>
-            <w:r>
-              <w:rPr>
-                <w:rFonts w:ascii="맑은 고딕" w:cs="맑은 고딕" w:eastAsia="맑은 고딕" w:hAnsi="맑은 고딕"/>
+                <w:rFonts w:ascii="Pretendard" w:cs="Pretendard" w:eastAsia="Pretendard" w:hAnsi="Pretendard"/>
+                <w:sz w:val="20"/>
+                <w:szCs w:val="20"/>
+              </w:rPr>
+              <w:t xml:space="preserve"/>
+            </w:r>
+          </w:p>
+          <w:p>
+            <w:pPr>
+              <w:spacing w:after="0" w:before="0"/>
+            </w:pPr>
+            <w:r>
+              <w:rPr>
+                <w:rFonts w:ascii="Pretendard" w:cs="Pretendard" w:eastAsia="Pretendard" w:hAnsi="Pretendard"/>
                 <w:sz w:val="20"/>
                 <w:szCs w:val="20"/>
               </w:rPr>
@@ -4147,7 +4147,7 @@
       </w:pPr>
       <w:r>
         <w:rPr>
-          <w:rFonts w:ascii="맑은 고딕" w:cs="맑은 고딕" w:eastAsia="맑은 고딕" w:hAnsi="맑은 고딕"/>
+          <w:rFonts w:ascii="Pretendard" w:cs="Pretendard" w:eastAsia="Pretendard" w:hAnsi="Pretendard"/>
           <w:sz w:val="20"/>
           <w:szCs w:val="20"/>
         </w:rPr>
@@ -4160,7 +4160,7 @@
       </w:pPr>
       <w:r>
         <w:rPr>
-          <w:rFonts w:ascii="맑은 고딕" w:cs="맑은 고딕" w:eastAsia="맑은 고딕" w:hAnsi="맑은 고딕"/>
+          <w:rFonts w:ascii="Pretendard" w:cs="Pretendard" w:eastAsia="Pretendard" w:hAnsi="Pretendard"/>
           <w:b/>
           <w:bCs/>
           <w:sz w:val="21"/>
@@ -4170,7 +4170,7 @@
       </w:r>
       <w:r>
         <w:rPr>
-          <w:rFonts w:ascii="맑은 고딕" w:cs="맑은 고딕" w:eastAsia="맑은 고딕" w:hAnsi="맑은 고딕"/>
+          <w:rFonts w:ascii="Pretendard" w:cs="Pretendard" w:eastAsia="Pretendard" w:hAnsi="Pretendard"/>
           <w:sz w:val="21"/>
           <w:szCs w:val="21"/>
         </w:rPr>
@@ -4184,7 +4184,7 @@
       </w:pPr>
       <w:r>
         <w:rPr>
-          <w:rFonts w:ascii="맑은 고딕" w:cs="맑은 고딕" w:eastAsia="맑은 고딕" w:hAnsi="맑은 고딕"/>
+          <w:rFonts w:ascii="Pretendard" w:cs="Pretendard" w:eastAsia="Pretendard" w:hAnsi="Pretendard"/>
           <w:sz w:val="20"/>
           <w:szCs w:val="20"/>
         </w:rPr>
@@ -4198,7 +4198,7 @@
       </w:pPr>
       <w:r>
         <w:rPr>
-          <w:rFonts w:ascii="맑은 고딕" w:cs="맑은 고딕" w:eastAsia="맑은 고딕" w:hAnsi="맑은 고딕"/>
+          <w:rFonts w:ascii="Pretendard" w:cs="Pretendard" w:eastAsia="Pretendard" w:hAnsi="Pretendard"/>
           <w:sz w:val="20"/>
           <w:szCs w:val="20"/>
         </w:rPr>
@@ -4212,7 +4212,7 @@
       </w:pPr>
       <w:r>
         <w:rPr>
-          <w:rFonts w:ascii="맑은 고딕" w:cs="맑은 고딕" w:eastAsia="맑은 고딕" w:hAnsi="맑은 고딕"/>
+          <w:rFonts w:ascii="Pretendard" w:cs="Pretendard" w:eastAsia="Pretendard" w:hAnsi="Pretendard"/>
           <w:sz w:val="20"/>
           <w:szCs w:val="20"/>
         </w:rPr>
@@ -4226,7 +4226,7 @@
       </w:pPr>
       <w:r>
         <w:rPr>
-          <w:rFonts w:ascii="맑은 고딕" w:cs="맑은 고딕" w:eastAsia="맑은 고딕" w:hAnsi="맑은 고딕"/>
+          <w:rFonts w:ascii="Pretendard" w:cs="Pretendard" w:eastAsia="Pretendard" w:hAnsi="Pretendard"/>
           <w:sz w:val="20"/>
           <w:szCs w:val="20"/>
         </w:rPr>
@@ -4239,7 +4239,7 @@
       </w:pPr>
       <w:r>
         <w:rPr>
-          <w:rFonts w:ascii="맑은 고딕" w:cs="맑은 고딕" w:eastAsia="맑은 고딕" w:hAnsi="맑은 고딕"/>
+          <w:rFonts w:ascii="Pretendard" w:cs="Pretendard" w:eastAsia="Pretendard" w:hAnsi="Pretendard"/>
           <w:i/>
           <w:iCs/>
           <w:color w:val="595959"/>
@@ -4281,20 +4281,20 @@
             </w:pPr>
             <w:r>
               <w:rPr>
-                <w:rFonts w:ascii="맑은 고딕" w:cs="맑은 고딕" w:eastAsia="맑은 고딕" w:hAnsi="맑은 고딕"/>
-                <w:sz w:val="20"/>
-                <w:szCs w:val="20"/>
-              </w:rPr>
-              <w:t xml:space="preserve"/>
-            </w:r>
-          </w:p>
-          <w:p>
-            <w:pPr>
-              <w:spacing w:after="0" w:before="0"/>
-            </w:pPr>
-            <w:r>
-              <w:rPr>
-                <w:rFonts w:ascii="맑은 고딕" w:cs="맑은 고딕" w:eastAsia="맑은 고딕" w:hAnsi="맑은 고딕"/>
+                <w:rFonts w:ascii="Pretendard" w:cs="Pretendard" w:eastAsia="Pretendard" w:hAnsi="Pretendard"/>
+                <w:sz w:val="20"/>
+                <w:szCs w:val="20"/>
+              </w:rPr>
+              <w:t xml:space="preserve"/>
+            </w:r>
+          </w:p>
+          <w:p>
+            <w:pPr>
+              <w:spacing w:after="0" w:before="0"/>
+            </w:pPr>
+            <w:r>
+              <w:rPr>
+                <w:rFonts w:ascii="Pretendard" w:cs="Pretendard" w:eastAsia="Pretendard" w:hAnsi="Pretendard"/>
                 <w:sz w:val="20"/>
                 <w:szCs w:val="20"/>
               </w:rPr>
@@ -4310,7 +4310,7 @@
       </w:pPr>
       <w:r>
         <w:rPr>
-          <w:rFonts w:ascii="맑은 고딕" w:cs="맑은 고딕" w:eastAsia="맑은 고딕" w:hAnsi="맑은 고딕"/>
+          <w:rFonts w:ascii="Pretendard" w:cs="Pretendard" w:eastAsia="Pretendard" w:hAnsi="Pretendard"/>
           <w:sz w:val="20"/>
           <w:szCs w:val="20"/>
         </w:rPr>
@@ -4327,7 +4327,7 @@
       </w:pPr>
       <w:r>
         <w:rPr>
-          <w:rFonts w:ascii="맑은 고딕" w:cs="맑은 고딕" w:eastAsia="맑은 고딕" w:hAnsi="맑은 고딕"/>
+          <w:rFonts w:ascii="Pretendard" w:cs="Pretendard" w:eastAsia="Pretendard" w:hAnsi="Pretendard"/>
           <w:b/>
           <w:bCs/>
           <w:sz w:val="24"/>
@@ -4342,7 +4342,7 @@
       </w:pPr>
       <w:r>
         <w:rPr>
-          <w:rFonts w:ascii="맑은 고딕" w:cs="맑은 고딕" w:eastAsia="맑은 고딕" w:hAnsi="맑은 고딕"/>
+          <w:rFonts w:ascii="Pretendard" w:cs="Pretendard" w:eastAsia="Pretendard" w:hAnsi="Pretendard"/>
           <w:b/>
           <w:bCs/>
           <w:sz w:val="21"/>
@@ -4352,7 +4352,7 @@
       </w:r>
       <w:r>
         <w:rPr>
-          <w:rFonts w:ascii="맑은 고딕" w:cs="맑은 고딕" w:eastAsia="맑은 고딕" w:hAnsi="맑은 고딕"/>
+          <w:rFonts w:ascii="Pretendard" w:cs="Pretendard" w:eastAsia="Pretendard" w:hAnsi="Pretendard"/>
           <w:sz w:val="21"/>
           <w:szCs w:val="21"/>
         </w:rPr>
@@ -4366,7 +4366,7 @@
       </w:pPr>
       <w:r>
         <w:rPr>
-          <w:rFonts w:ascii="맑은 고딕" w:cs="맑은 고딕" w:eastAsia="맑은 고딕" w:hAnsi="맑은 고딕"/>
+          <w:rFonts w:ascii="Pretendard" w:cs="Pretendard" w:eastAsia="Pretendard" w:hAnsi="Pretendard"/>
           <w:sz w:val="20"/>
           <w:szCs w:val="20"/>
         </w:rPr>
@@ -4380,7 +4380,7 @@
       </w:pPr>
       <w:r>
         <w:rPr>
-          <w:rFonts w:ascii="맑은 고딕" w:cs="맑은 고딕" w:eastAsia="맑은 고딕" w:hAnsi="맑은 고딕"/>
+          <w:rFonts w:ascii="Pretendard" w:cs="Pretendard" w:eastAsia="Pretendard" w:hAnsi="Pretendard"/>
           <w:sz w:val="20"/>
           <w:szCs w:val="20"/>
         </w:rPr>
@@ -4394,7 +4394,7 @@
       </w:pPr>
       <w:r>
         <w:rPr>
-          <w:rFonts w:ascii="맑은 고딕" w:cs="맑은 고딕" w:eastAsia="맑은 고딕" w:hAnsi="맑은 고딕"/>
+          <w:rFonts w:ascii="Pretendard" w:cs="Pretendard" w:eastAsia="Pretendard" w:hAnsi="Pretendard"/>
           <w:sz w:val="20"/>
           <w:szCs w:val="20"/>
         </w:rPr>
@@ -4408,7 +4408,7 @@
       </w:pPr>
       <w:r>
         <w:rPr>
-          <w:rFonts w:ascii="맑은 고딕" w:cs="맑은 고딕" w:eastAsia="맑은 고딕" w:hAnsi="맑은 고딕"/>
+          <w:rFonts w:ascii="Pretendard" w:cs="Pretendard" w:eastAsia="Pretendard" w:hAnsi="Pretendard"/>
           <w:sz w:val="20"/>
           <w:szCs w:val="20"/>
         </w:rPr>
@@ -4421,7 +4421,7 @@
       </w:pPr>
       <w:r>
         <w:rPr>
-          <w:rFonts w:ascii="맑은 고딕" w:cs="맑은 고딕" w:eastAsia="맑은 고딕" w:hAnsi="맑은 고딕"/>
+          <w:rFonts w:ascii="Pretendard" w:cs="Pretendard" w:eastAsia="Pretendard" w:hAnsi="Pretendard"/>
           <w:i/>
           <w:iCs/>
           <w:color w:val="595959"/>
@@ -4463,20 +4463,20 @@
             </w:pPr>
             <w:r>
               <w:rPr>
-                <w:rFonts w:ascii="맑은 고딕" w:cs="맑은 고딕" w:eastAsia="맑은 고딕" w:hAnsi="맑은 고딕"/>
-                <w:sz w:val="20"/>
-                <w:szCs w:val="20"/>
-              </w:rPr>
-              <w:t xml:space="preserve"/>
-            </w:r>
-          </w:p>
-          <w:p>
-            <w:pPr>
-              <w:spacing w:after="0" w:before="0"/>
-            </w:pPr>
-            <w:r>
-              <w:rPr>
-                <w:rFonts w:ascii="맑은 고딕" w:cs="맑은 고딕" w:eastAsia="맑은 고딕" w:hAnsi="맑은 고딕"/>
+                <w:rFonts w:ascii="Pretendard" w:cs="Pretendard" w:eastAsia="Pretendard" w:hAnsi="Pretendard"/>
+                <w:sz w:val="20"/>
+                <w:szCs w:val="20"/>
+              </w:rPr>
+              <w:t xml:space="preserve"/>
+            </w:r>
+          </w:p>
+          <w:p>
+            <w:pPr>
+              <w:spacing w:after="0" w:before="0"/>
+            </w:pPr>
+            <w:r>
+              <w:rPr>
+                <w:rFonts w:ascii="Pretendard" w:cs="Pretendard" w:eastAsia="Pretendard" w:hAnsi="Pretendard"/>
                 <w:sz w:val="20"/>
                 <w:szCs w:val="20"/>
               </w:rPr>
@@ -4492,7 +4492,7 @@
       </w:pPr>
       <w:r>
         <w:rPr>
-          <w:rFonts w:ascii="맑은 고딕" w:cs="맑은 고딕" w:eastAsia="맑은 고딕" w:hAnsi="맑은 고딕"/>
+          <w:rFonts w:ascii="Pretendard" w:cs="Pretendard" w:eastAsia="Pretendard" w:hAnsi="Pretendard"/>
           <w:sz w:val="20"/>
           <w:szCs w:val="20"/>
         </w:rPr>
@@ -4505,7 +4505,7 @@
       </w:pPr>
       <w:r>
         <w:rPr>
-          <w:rFonts w:ascii="맑은 고딕" w:cs="맑은 고딕" w:eastAsia="맑은 고딕" w:hAnsi="맑은 고딕"/>
+          <w:rFonts w:ascii="Pretendard" w:cs="Pretendard" w:eastAsia="Pretendard" w:hAnsi="Pretendard"/>
           <w:b/>
           <w:bCs/>
           <w:sz w:val="21"/>
@@ -4515,7 +4515,7 @@
       </w:r>
       <w:r>
         <w:rPr>
-          <w:rFonts w:ascii="맑은 고딕" w:cs="맑은 고딕" w:eastAsia="맑은 고딕" w:hAnsi="맑은 고딕"/>
+          <w:rFonts w:ascii="Pretendard" w:cs="Pretendard" w:eastAsia="Pretendard" w:hAnsi="Pretendard"/>
           <w:sz w:val="21"/>
           <w:szCs w:val="21"/>
         </w:rPr>
@@ -4529,7 +4529,7 @@
       </w:pPr>
       <w:r>
         <w:rPr>
-          <w:rFonts w:ascii="맑은 고딕" w:cs="맑은 고딕" w:eastAsia="맑은 고딕" w:hAnsi="맑은 고딕"/>
+          <w:rFonts w:ascii="Pretendard" w:cs="Pretendard" w:eastAsia="Pretendard" w:hAnsi="Pretendard"/>
           <w:sz w:val="20"/>
           <w:szCs w:val="20"/>
         </w:rPr>
@@ -4543,7 +4543,7 @@
       </w:pPr>
       <w:r>
         <w:rPr>
-          <w:rFonts w:ascii="맑은 고딕" w:cs="맑은 고딕" w:eastAsia="맑은 고딕" w:hAnsi="맑은 고딕"/>
+          <w:rFonts w:ascii="Pretendard" w:cs="Pretendard" w:eastAsia="Pretendard" w:hAnsi="Pretendard"/>
           <w:sz w:val="20"/>
           <w:szCs w:val="20"/>
         </w:rPr>
@@ -4557,7 +4557,7 @@
       </w:pPr>
       <w:r>
         <w:rPr>
-          <w:rFonts w:ascii="맑은 고딕" w:cs="맑은 고딕" w:eastAsia="맑은 고딕" w:hAnsi="맑은 고딕"/>
+          <w:rFonts w:ascii="Pretendard" w:cs="Pretendard" w:eastAsia="Pretendard" w:hAnsi="Pretendard"/>
           <w:sz w:val="20"/>
           <w:szCs w:val="20"/>
         </w:rPr>
@@ -4571,7 +4571,7 @@
       </w:pPr>
       <w:r>
         <w:rPr>
-          <w:rFonts w:ascii="맑은 고딕" w:cs="맑은 고딕" w:eastAsia="맑은 고딕" w:hAnsi="맑은 고딕"/>
+          <w:rFonts w:ascii="Pretendard" w:cs="Pretendard" w:eastAsia="Pretendard" w:hAnsi="Pretendard"/>
           <w:sz w:val="20"/>
           <w:szCs w:val="20"/>
         </w:rPr>
@@ -4584,7 +4584,7 @@
       </w:pPr>
       <w:r>
         <w:rPr>
-          <w:rFonts w:ascii="맑은 고딕" w:cs="맑은 고딕" w:eastAsia="맑은 고딕" w:hAnsi="맑은 고딕"/>
+          <w:rFonts w:ascii="Pretendard" w:cs="Pretendard" w:eastAsia="Pretendard" w:hAnsi="Pretendard"/>
           <w:i/>
           <w:iCs/>
           <w:color w:val="595959"/>
@@ -4626,20 +4626,20 @@
             </w:pPr>
             <w:r>
               <w:rPr>
-                <w:rFonts w:ascii="맑은 고딕" w:cs="맑은 고딕" w:eastAsia="맑은 고딕" w:hAnsi="맑은 고딕"/>
-                <w:sz w:val="20"/>
-                <w:szCs w:val="20"/>
-              </w:rPr>
-              <w:t xml:space="preserve"/>
-            </w:r>
-          </w:p>
-          <w:p>
-            <w:pPr>
-              <w:spacing w:after="0" w:before="0"/>
-            </w:pPr>
-            <w:r>
-              <w:rPr>
-                <w:rFonts w:ascii="맑은 고딕" w:cs="맑은 고딕" w:eastAsia="맑은 고딕" w:hAnsi="맑은 고딕"/>
+                <w:rFonts w:ascii="Pretendard" w:cs="Pretendard" w:eastAsia="Pretendard" w:hAnsi="Pretendard"/>
+                <w:sz w:val="20"/>
+                <w:szCs w:val="20"/>
+              </w:rPr>
+              <w:t xml:space="preserve"/>
+            </w:r>
+          </w:p>
+          <w:p>
+            <w:pPr>
+              <w:spacing w:after="0" w:before="0"/>
+            </w:pPr>
+            <w:r>
+              <w:rPr>
+                <w:rFonts w:ascii="Pretendard" w:cs="Pretendard" w:eastAsia="Pretendard" w:hAnsi="Pretendard"/>
                 <w:sz w:val="20"/>
                 <w:szCs w:val="20"/>
               </w:rPr>
@@ -4655,7 +4655,7 @@
       </w:pPr>
       <w:r>
         <w:rPr>
-          <w:rFonts w:ascii="맑은 고딕" w:cs="맑은 고딕" w:eastAsia="맑은 고딕" w:hAnsi="맑은 고딕"/>
+          <w:rFonts w:ascii="Pretendard" w:cs="Pretendard" w:eastAsia="Pretendard" w:hAnsi="Pretendard"/>
           <w:sz w:val="20"/>
           <w:szCs w:val="20"/>
         </w:rPr>
@@ -4668,7 +4668,7 @@
       </w:pPr>
       <w:r>
         <w:rPr>
-          <w:rFonts w:ascii="맑은 고딕" w:cs="맑은 고딕" w:eastAsia="맑은 고딕" w:hAnsi="맑은 고딕"/>
+          <w:rFonts w:ascii="Pretendard" w:cs="Pretendard" w:eastAsia="Pretendard" w:hAnsi="Pretendard"/>
           <w:b/>
           <w:bCs/>
           <w:sz w:val="21"/>
@@ -4678,7 +4678,7 @@
       </w:r>
       <w:r>
         <w:rPr>
-          <w:rFonts w:ascii="맑은 고딕" w:cs="맑은 고딕" w:eastAsia="맑은 고딕" w:hAnsi="맑은 고딕"/>
+          <w:rFonts w:ascii="Pretendard" w:cs="Pretendard" w:eastAsia="Pretendard" w:hAnsi="Pretendard"/>
           <w:sz w:val="21"/>
           <w:szCs w:val="21"/>
         </w:rPr>
@@ -4692,7 +4692,7 @@
       </w:pPr>
       <w:r>
         <w:rPr>
-          <w:rFonts w:ascii="맑은 고딕" w:cs="맑은 고딕" w:eastAsia="맑은 고딕" w:hAnsi="맑은 고딕"/>
+          <w:rFonts w:ascii="Pretendard" w:cs="Pretendard" w:eastAsia="Pretendard" w:hAnsi="Pretendard"/>
           <w:sz w:val="20"/>
           <w:szCs w:val="20"/>
         </w:rPr>
@@ -4706,7 +4706,7 @@
       </w:pPr>
       <w:r>
         <w:rPr>
-          <w:rFonts w:ascii="맑은 고딕" w:cs="맑은 고딕" w:eastAsia="맑은 고딕" w:hAnsi="맑은 고딕"/>
+          <w:rFonts w:ascii="Pretendard" w:cs="Pretendard" w:eastAsia="Pretendard" w:hAnsi="Pretendard"/>
           <w:sz w:val="20"/>
           <w:szCs w:val="20"/>
         </w:rPr>
@@ -4720,7 +4720,7 @@
       </w:pPr>
       <w:r>
         <w:rPr>
-          <w:rFonts w:ascii="맑은 고딕" w:cs="맑은 고딕" w:eastAsia="맑은 고딕" w:hAnsi="맑은 고딕"/>
+          <w:rFonts w:ascii="Pretendard" w:cs="Pretendard" w:eastAsia="Pretendard" w:hAnsi="Pretendard"/>
           <w:sz w:val="20"/>
           <w:szCs w:val="20"/>
         </w:rPr>
@@ -4734,7 +4734,7 @@
       </w:pPr>
       <w:r>
         <w:rPr>
-          <w:rFonts w:ascii="맑은 고딕" w:cs="맑은 고딕" w:eastAsia="맑은 고딕" w:hAnsi="맑은 고딕"/>
+          <w:rFonts w:ascii="Pretendard" w:cs="Pretendard" w:eastAsia="Pretendard" w:hAnsi="Pretendard"/>
           <w:sz w:val="20"/>
           <w:szCs w:val="20"/>
         </w:rPr>
@@ -4747,7 +4747,7 @@
       </w:pPr>
       <w:r>
         <w:rPr>
-          <w:rFonts w:ascii="맑은 고딕" w:cs="맑은 고딕" w:eastAsia="맑은 고딕" w:hAnsi="맑은 고딕"/>
+          <w:rFonts w:ascii="Pretendard" w:cs="Pretendard" w:eastAsia="Pretendard" w:hAnsi="Pretendard"/>
           <w:i/>
           <w:iCs/>
           <w:color w:val="595959"/>
@@ -4789,20 +4789,20 @@
             </w:pPr>
             <w:r>
               <w:rPr>
-                <w:rFonts w:ascii="맑은 고딕" w:cs="맑은 고딕" w:eastAsia="맑은 고딕" w:hAnsi="맑은 고딕"/>
-                <w:sz w:val="20"/>
-                <w:szCs w:val="20"/>
-              </w:rPr>
-              <w:t xml:space="preserve"/>
-            </w:r>
-          </w:p>
-          <w:p>
-            <w:pPr>
-              <w:spacing w:after="0" w:before="0"/>
-            </w:pPr>
-            <w:r>
-              <w:rPr>
-                <w:rFonts w:ascii="맑은 고딕" w:cs="맑은 고딕" w:eastAsia="맑은 고딕" w:hAnsi="맑은 고딕"/>
+                <w:rFonts w:ascii="Pretendard" w:cs="Pretendard" w:eastAsia="Pretendard" w:hAnsi="Pretendard"/>
+                <w:sz w:val="20"/>
+                <w:szCs w:val="20"/>
+              </w:rPr>
+              <w:t xml:space="preserve"/>
+            </w:r>
+          </w:p>
+          <w:p>
+            <w:pPr>
+              <w:spacing w:after="0" w:before="0"/>
+            </w:pPr>
+            <w:r>
+              <w:rPr>
+                <w:rFonts w:ascii="Pretendard" w:cs="Pretendard" w:eastAsia="Pretendard" w:hAnsi="Pretendard"/>
                 <w:sz w:val="20"/>
                 <w:szCs w:val="20"/>
               </w:rPr>
@@ -4818,7 +4818,7 @@
       </w:pPr>
       <w:r>
         <w:rPr>
-          <w:rFonts w:ascii="맑은 고딕" w:cs="맑은 고딕" w:eastAsia="맑은 고딕" w:hAnsi="맑은 고딕"/>
+          <w:rFonts w:ascii="Pretendard" w:cs="Pretendard" w:eastAsia="Pretendard" w:hAnsi="Pretendard"/>
           <w:sz w:val="20"/>
           <w:szCs w:val="20"/>
         </w:rPr>
@@ -4831,7 +4831,7 @@
       </w:pPr>
       <w:r>
         <w:rPr>
-          <w:rFonts w:ascii="맑은 고딕" w:cs="맑은 고딕" w:eastAsia="맑은 고딕" w:hAnsi="맑은 고딕"/>
+          <w:rFonts w:ascii="Pretendard" w:cs="Pretendard" w:eastAsia="Pretendard" w:hAnsi="Pretendard"/>
           <w:b/>
           <w:bCs/>
           <w:sz w:val="21"/>
@@ -4841,7 +4841,7 @@
       </w:r>
       <w:r>
         <w:rPr>
-          <w:rFonts w:ascii="맑은 고딕" w:cs="맑은 고딕" w:eastAsia="맑은 고딕" w:hAnsi="맑은 고딕"/>
+          <w:rFonts w:ascii="Pretendard" w:cs="Pretendard" w:eastAsia="Pretendard" w:hAnsi="Pretendard"/>
           <w:sz w:val="21"/>
           <w:szCs w:val="21"/>
         </w:rPr>
@@ -4855,7 +4855,7 @@
       </w:pPr>
       <w:r>
         <w:rPr>
-          <w:rFonts w:ascii="맑은 고딕" w:cs="맑은 고딕" w:eastAsia="맑은 고딕" w:hAnsi="맑은 고딕"/>
+          <w:rFonts w:ascii="Pretendard" w:cs="Pretendard" w:eastAsia="Pretendard" w:hAnsi="Pretendard"/>
           <w:sz w:val="20"/>
           <w:szCs w:val="20"/>
         </w:rPr>
@@ -4869,7 +4869,7 @@
       </w:pPr>
       <w:r>
         <w:rPr>
-          <w:rFonts w:ascii="맑은 고딕" w:cs="맑은 고딕" w:eastAsia="맑은 고딕" w:hAnsi="맑은 고딕"/>
+          <w:rFonts w:ascii="Pretendard" w:cs="Pretendard" w:eastAsia="Pretendard" w:hAnsi="Pretendard"/>
           <w:sz w:val="20"/>
           <w:szCs w:val="20"/>
         </w:rPr>
@@ -4883,7 +4883,7 @@
       </w:pPr>
       <w:r>
         <w:rPr>
-          <w:rFonts w:ascii="맑은 고딕" w:cs="맑은 고딕" w:eastAsia="맑은 고딕" w:hAnsi="맑은 고딕"/>
+          <w:rFonts w:ascii="Pretendard" w:cs="Pretendard" w:eastAsia="Pretendard" w:hAnsi="Pretendard"/>
           <w:sz w:val="20"/>
           <w:szCs w:val="20"/>
         </w:rPr>
@@ -4897,7 +4897,7 @@
       </w:pPr>
       <w:r>
         <w:rPr>
-          <w:rFonts w:ascii="맑은 고딕" w:cs="맑은 고딕" w:eastAsia="맑은 고딕" w:hAnsi="맑은 고딕"/>
+          <w:rFonts w:ascii="Pretendard" w:cs="Pretendard" w:eastAsia="Pretendard" w:hAnsi="Pretendard"/>
           <w:sz w:val="20"/>
           <w:szCs w:val="20"/>
         </w:rPr>
@@ -4910,7 +4910,7 @@
       </w:pPr>
       <w:r>
         <w:rPr>
-          <w:rFonts w:ascii="맑은 고딕" w:cs="맑은 고딕" w:eastAsia="맑은 고딕" w:hAnsi="맑은 고딕"/>
+          <w:rFonts w:ascii="Pretendard" w:cs="Pretendard" w:eastAsia="Pretendard" w:hAnsi="Pretendard"/>
           <w:i/>
           <w:iCs/>
           <w:color w:val="595959"/>
@@ -4952,20 +4952,20 @@
             </w:pPr>
             <w:r>
               <w:rPr>
-                <w:rFonts w:ascii="맑은 고딕" w:cs="맑은 고딕" w:eastAsia="맑은 고딕" w:hAnsi="맑은 고딕"/>
-                <w:sz w:val="20"/>
-                <w:szCs w:val="20"/>
-              </w:rPr>
-              <w:t xml:space="preserve"/>
-            </w:r>
-          </w:p>
-          <w:p>
-            <w:pPr>
-              <w:spacing w:after="0" w:before="0"/>
-            </w:pPr>
-            <w:r>
-              <w:rPr>
-                <w:rFonts w:ascii="맑은 고딕" w:cs="맑은 고딕" w:eastAsia="맑은 고딕" w:hAnsi="맑은 고딕"/>
+                <w:rFonts w:ascii="Pretendard" w:cs="Pretendard" w:eastAsia="Pretendard" w:hAnsi="Pretendard"/>
+                <w:sz w:val="20"/>
+                <w:szCs w:val="20"/>
+              </w:rPr>
+              <w:t xml:space="preserve"/>
+            </w:r>
+          </w:p>
+          <w:p>
+            <w:pPr>
+              <w:spacing w:after="0" w:before="0"/>
+            </w:pPr>
+            <w:r>
+              <w:rPr>
+                <w:rFonts w:ascii="Pretendard" w:cs="Pretendard" w:eastAsia="Pretendard" w:hAnsi="Pretendard"/>
                 <w:sz w:val="20"/>
                 <w:szCs w:val="20"/>
               </w:rPr>
@@ -4981,7 +4981,7 @@
       </w:pPr>
       <w:r>
         <w:rPr>
-          <w:rFonts w:ascii="맑은 고딕" w:cs="맑은 고딕" w:eastAsia="맑은 고딕" w:hAnsi="맑은 고딕"/>
+          <w:rFonts w:ascii="Pretendard" w:cs="Pretendard" w:eastAsia="Pretendard" w:hAnsi="Pretendard"/>
           <w:sz w:val="20"/>
           <w:szCs w:val="20"/>
         </w:rPr>
@@ -4994,7 +4994,7 @@
       </w:pPr>
       <w:r>
         <w:rPr>
-          <w:rFonts w:ascii="맑은 고딕" w:cs="맑은 고딕" w:eastAsia="맑은 고딕" w:hAnsi="맑은 고딕"/>
+          <w:rFonts w:ascii="Pretendard" w:cs="Pretendard" w:eastAsia="Pretendard" w:hAnsi="Pretendard"/>
           <w:b/>
           <w:bCs/>
           <w:sz w:val="21"/>
@@ -5004,7 +5004,7 @@
       </w:r>
       <w:r>
         <w:rPr>
-          <w:rFonts w:ascii="맑은 고딕" w:cs="맑은 고딕" w:eastAsia="맑은 고딕" w:hAnsi="맑은 고딕"/>
+          <w:rFonts w:ascii="Pretendard" w:cs="Pretendard" w:eastAsia="Pretendard" w:hAnsi="Pretendard"/>
           <w:sz w:val="21"/>
           <w:szCs w:val="21"/>
         </w:rPr>
@@ -5018,7 +5018,7 @@
       </w:pPr>
       <w:r>
         <w:rPr>
-          <w:rFonts w:ascii="맑은 고딕" w:cs="맑은 고딕" w:eastAsia="맑은 고딕" w:hAnsi="맑은 고딕"/>
+          <w:rFonts w:ascii="Pretendard" w:cs="Pretendard" w:eastAsia="Pretendard" w:hAnsi="Pretendard"/>
           <w:sz w:val="20"/>
           <w:szCs w:val="20"/>
         </w:rPr>
@@ -5032,7 +5032,7 @@
       </w:pPr>
       <w:r>
         <w:rPr>
-          <w:rFonts w:ascii="맑은 고딕" w:cs="맑은 고딕" w:eastAsia="맑은 고딕" w:hAnsi="맑은 고딕"/>
+          <w:rFonts w:ascii="Pretendard" w:cs="Pretendard" w:eastAsia="Pretendard" w:hAnsi="Pretendard"/>
           <w:sz w:val="20"/>
           <w:szCs w:val="20"/>
         </w:rPr>
@@ -5046,7 +5046,7 @@
       </w:pPr>
       <w:r>
         <w:rPr>
-          <w:rFonts w:ascii="맑은 고딕" w:cs="맑은 고딕" w:eastAsia="맑은 고딕" w:hAnsi="맑은 고딕"/>
+          <w:rFonts w:ascii="Pretendard" w:cs="Pretendard" w:eastAsia="Pretendard" w:hAnsi="Pretendard"/>
           <w:sz w:val="20"/>
           <w:szCs w:val="20"/>
         </w:rPr>
@@ -5060,7 +5060,7 @@
       </w:pPr>
       <w:r>
         <w:rPr>
-          <w:rFonts w:ascii="맑은 고딕" w:cs="맑은 고딕" w:eastAsia="맑은 고딕" w:hAnsi="맑은 고딕"/>
+          <w:rFonts w:ascii="Pretendard" w:cs="Pretendard" w:eastAsia="Pretendard" w:hAnsi="Pretendard"/>
           <w:sz w:val="20"/>
           <w:szCs w:val="20"/>
         </w:rPr>
@@ -5073,7 +5073,7 @@
       </w:pPr>
       <w:r>
         <w:rPr>
-          <w:rFonts w:ascii="맑은 고딕" w:cs="맑은 고딕" w:eastAsia="맑은 고딕" w:hAnsi="맑은 고딕"/>
+          <w:rFonts w:ascii="Pretendard" w:cs="Pretendard" w:eastAsia="Pretendard" w:hAnsi="Pretendard"/>
           <w:i/>
           <w:iCs/>
           <w:color w:val="595959"/>
@@ -5115,20 +5115,20 @@
             </w:pPr>
             <w:r>
               <w:rPr>
-                <w:rFonts w:ascii="맑은 고딕" w:cs="맑은 고딕" w:eastAsia="맑은 고딕" w:hAnsi="맑은 고딕"/>
-                <w:sz w:val="20"/>
-                <w:szCs w:val="20"/>
-              </w:rPr>
-              <w:t xml:space="preserve"/>
-            </w:r>
-          </w:p>
-          <w:p>
-            <w:pPr>
-              <w:spacing w:after="0" w:before="0"/>
-            </w:pPr>
-            <w:r>
-              <w:rPr>
-                <w:rFonts w:ascii="맑은 고딕" w:cs="맑은 고딕" w:eastAsia="맑은 고딕" w:hAnsi="맑은 고딕"/>
+                <w:rFonts w:ascii="Pretendard" w:cs="Pretendard" w:eastAsia="Pretendard" w:hAnsi="Pretendard"/>
+                <w:sz w:val="20"/>
+                <w:szCs w:val="20"/>
+              </w:rPr>
+              <w:t xml:space="preserve"/>
+            </w:r>
+          </w:p>
+          <w:p>
+            <w:pPr>
+              <w:spacing w:after="0" w:before="0"/>
+            </w:pPr>
+            <w:r>
+              <w:rPr>
+                <w:rFonts w:ascii="Pretendard" w:cs="Pretendard" w:eastAsia="Pretendard" w:hAnsi="Pretendard"/>
                 <w:sz w:val="20"/>
                 <w:szCs w:val="20"/>
               </w:rPr>
@@ -5144,7 +5144,7 @@
       </w:pPr>
       <w:r>
         <w:rPr>
-          <w:rFonts w:ascii="맑은 고딕" w:cs="맑은 고딕" w:eastAsia="맑은 고딕" w:hAnsi="맑은 고딕"/>
+          <w:rFonts w:ascii="Pretendard" w:cs="Pretendard" w:eastAsia="Pretendard" w:hAnsi="Pretendard"/>
           <w:sz w:val="20"/>
           <w:szCs w:val="20"/>
         </w:rPr>
@@ -5161,7 +5161,7 @@
       </w:pPr>
       <w:r>
         <w:rPr>
-          <w:rFonts w:ascii="맑은 고딕" w:cs="맑은 고딕" w:eastAsia="맑은 고딕" w:hAnsi="맑은 고딕"/>
+          <w:rFonts w:ascii="Pretendard" w:cs="Pretendard" w:eastAsia="Pretendard" w:hAnsi="Pretendard"/>
           <w:b/>
           <w:bCs/>
           <w:sz w:val="24"/>
@@ -5176,7 +5176,7 @@
       </w:pPr>
       <w:r>
         <w:rPr>
-          <w:rFonts w:ascii="맑은 고딕" w:cs="맑은 고딕" w:eastAsia="맑은 고딕" w:hAnsi="맑은 고딕"/>
+          <w:rFonts w:ascii="Pretendard" w:cs="Pretendard" w:eastAsia="Pretendard" w:hAnsi="Pretendard"/>
           <w:b/>
           <w:bCs/>
           <w:sz w:val="21"/>
@@ -5186,7 +5186,7 @@
       </w:r>
       <w:r>
         <w:rPr>
-          <w:rFonts w:ascii="맑은 고딕" w:cs="맑은 고딕" w:eastAsia="맑은 고딕" w:hAnsi="맑은 고딕"/>
+          <w:rFonts w:ascii="Pretendard" w:cs="Pretendard" w:eastAsia="Pretendard" w:hAnsi="Pretendard"/>
           <w:sz w:val="21"/>
           <w:szCs w:val="21"/>
         </w:rPr>
@@ -5200,7 +5200,7 @@
       </w:pPr>
       <w:r>
         <w:rPr>
-          <w:rFonts w:ascii="맑은 고딕" w:cs="맑은 고딕" w:eastAsia="맑은 고딕" w:hAnsi="맑은 고딕"/>
+          <w:rFonts w:ascii="Pretendard" w:cs="Pretendard" w:eastAsia="Pretendard" w:hAnsi="Pretendard"/>
           <w:sz w:val="20"/>
           <w:szCs w:val="20"/>
         </w:rPr>
@@ -5214,7 +5214,7 @@
       </w:pPr>
       <w:r>
         <w:rPr>
-          <w:rFonts w:ascii="맑은 고딕" w:cs="맑은 고딕" w:eastAsia="맑은 고딕" w:hAnsi="맑은 고딕"/>
+          <w:rFonts w:ascii="Pretendard" w:cs="Pretendard" w:eastAsia="Pretendard" w:hAnsi="Pretendard"/>
           <w:sz w:val="20"/>
           <w:szCs w:val="20"/>
         </w:rPr>
@@ -5228,7 +5228,7 @@
       </w:pPr>
       <w:r>
         <w:rPr>
-          <w:rFonts w:ascii="맑은 고딕" w:cs="맑은 고딕" w:eastAsia="맑은 고딕" w:hAnsi="맑은 고딕"/>
+          <w:rFonts w:ascii="Pretendard" w:cs="Pretendard" w:eastAsia="Pretendard" w:hAnsi="Pretendard"/>
           <w:sz w:val="20"/>
           <w:szCs w:val="20"/>
         </w:rPr>
@@ -5242,7 +5242,7 @@
       </w:pPr>
       <w:r>
         <w:rPr>
-          <w:rFonts w:ascii="맑은 고딕" w:cs="맑은 고딕" w:eastAsia="맑은 고딕" w:hAnsi="맑은 고딕"/>
+          <w:rFonts w:ascii="Pretendard" w:cs="Pretendard" w:eastAsia="Pretendard" w:hAnsi="Pretendard"/>
           <w:sz w:val="20"/>
           <w:szCs w:val="20"/>
         </w:rPr>
@@ -5255,7 +5255,7 @@
       </w:pPr>
       <w:r>
         <w:rPr>
-          <w:rFonts w:ascii="맑은 고딕" w:cs="맑은 고딕" w:eastAsia="맑은 고딕" w:hAnsi="맑은 고딕"/>
+          <w:rFonts w:ascii="Pretendard" w:cs="Pretendard" w:eastAsia="Pretendard" w:hAnsi="Pretendard"/>
           <w:i/>
           <w:iCs/>
           <w:color w:val="595959"/>
@@ -5297,20 +5297,20 @@
             </w:pPr>
             <w:r>
               <w:rPr>
-                <w:rFonts w:ascii="맑은 고딕" w:cs="맑은 고딕" w:eastAsia="맑은 고딕" w:hAnsi="맑은 고딕"/>
-                <w:sz w:val="20"/>
-                <w:szCs w:val="20"/>
-              </w:rPr>
-              <w:t xml:space="preserve"/>
-            </w:r>
-          </w:p>
-          <w:p>
-            <w:pPr>
-              <w:spacing w:after="0" w:before="0"/>
-            </w:pPr>
-            <w:r>
-              <w:rPr>
-                <w:rFonts w:ascii="맑은 고딕" w:cs="맑은 고딕" w:eastAsia="맑은 고딕" w:hAnsi="맑은 고딕"/>
+                <w:rFonts w:ascii="Pretendard" w:cs="Pretendard" w:eastAsia="Pretendard" w:hAnsi="Pretendard"/>
+                <w:sz w:val="20"/>
+                <w:szCs w:val="20"/>
+              </w:rPr>
+              <w:t xml:space="preserve"/>
+            </w:r>
+          </w:p>
+          <w:p>
+            <w:pPr>
+              <w:spacing w:after="0" w:before="0"/>
+            </w:pPr>
+            <w:r>
+              <w:rPr>
+                <w:rFonts w:ascii="Pretendard" w:cs="Pretendard" w:eastAsia="Pretendard" w:hAnsi="Pretendard"/>
                 <w:sz w:val="20"/>
                 <w:szCs w:val="20"/>
               </w:rPr>
@@ -5326,7 +5326,7 @@
       </w:pPr>
       <w:r>
         <w:rPr>
-          <w:rFonts w:ascii="맑은 고딕" w:cs="맑은 고딕" w:eastAsia="맑은 고딕" w:hAnsi="맑은 고딕"/>
+          <w:rFonts w:ascii="Pretendard" w:cs="Pretendard" w:eastAsia="Pretendard" w:hAnsi="Pretendard"/>
           <w:sz w:val="20"/>
           <w:szCs w:val="20"/>
         </w:rPr>
@@ -5339,7 +5339,7 @@
       </w:pPr>
       <w:r>
         <w:rPr>
-          <w:rFonts w:ascii="맑은 고딕" w:cs="맑은 고딕" w:eastAsia="맑은 고딕" w:hAnsi="맑은 고딕"/>
+          <w:rFonts w:ascii="Pretendard" w:cs="Pretendard" w:eastAsia="Pretendard" w:hAnsi="Pretendard"/>
           <w:b/>
           <w:bCs/>
           <w:sz w:val="21"/>
@@ -5349,7 +5349,7 @@
       </w:r>
       <w:r>
         <w:rPr>
-          <w:rFonts w:ascii="맑은 고딕" w:cs="맑은 고딕" w:eastAsia="맑은 고딕" w:hAnsi="맑은 고딕"/>
+          <w:rFonts w:ascii="Pretendard" w:cs="Pretendard" w:eastAsia="Pretendard" w:hAnsi="Pretendard"/>
           <w:sz w:val="21"/>
           <w:szCs w:val="21"/>
         </w:rPr>
@@ -5363,7 +5363,7 @@
       </w:pPr>
       <w:r>
         <w:rPr>
-          <w:rFonts w:ascii="맑은 고딕" w:cs="맑은 고딕" w:eastAsia="맑은 고딕" w:hAnsi="맑은 고딕"/>
+          <w:rFonts w:ascii="Pretendard" w:cs="Pretendard" w:eastAsia="Pretendard" w:hAnsi="Pretendard"/>
           <w:sz w:val="20"/>
           <w:szCs w:val="20"/>
         </w:rPr>
@@ -5377,7 +5377,7 @@
       </w:pPr>
       <w:r>
         <w:rPr>
-          <w:rFonts w:ascii="맑은 고딕" w:cs="맑은 고딕" w:eastAsia="맑은 고딕" w:hAnsi="맑은 고딕"/>
+          <w:rFonts w:ascii="Pretendard" w:cs="Pretendard" w:eastAsia="Pretendard" w:hAnsi="Pretendard"/>
           <w:sz w:val="20"/>
           <w:szCs w:val="20"/>
         </w:rPr>
@@ -5391,7 +5391,7 @@
       </w:pPr>
       <w:r>
         <w:rPr>
-          <w:rFonts w:ascii="맑은 고딕" w:cs="맑은 고딕" w:eastAsia="맑은 고딕" w:hAnsi="맑은 고딕"/>
+          <w:rFonts w:ascii="Pretendard" w:cs="Pretendard" w:eastAsia="Pretendard" w:hAnsi="Pretendard"/>
           <w:sz w:val="20"/>
           <w:szCs w:val="20"/>
         </w:rPr>
@@ -5405,7 +5405,7 @@
       </w:pPr>
       <w:r>
         <w:rPr>
-          <w:rFonts w:ascii="맑은 고딕" w:cs="맑은 고딕" w:eastAsia="맑은 고딕" w:hAnsi="맑은 고딕"/>
+          <w:rFonts w:ascii="Pretendard" w:cs="Pretendard" w:eastAsia="Pretendard" w:hAnsi="Pretendard"/>
           <w:sz w:val="20"/>
           <w:szCs w:val="20"/>
         </w:rPr>
@@ -5418,7 +5418,7 @@
       </w:pPr>
       <w:r>
         <w:rPr>
-          <w:rFonts w:ascii="맑은 고딕" w:cs="맑은 고딕" w:eastAsia="맑은 고딕" w:hAnsi="맑은 고딕"/>
+          <w:rFonts w:ascii="Pretendard" w:cs="Pretendard" w:eastAsia="Pretendard" w:hAnsi="Pretendard"/>
           <w:i/>
           <w:iCs/>
           <w:color w:val="595959"/>
@@ -5460,20 +5460,20 @@
             </w:pPr>
             <w:r>
               <w:rPr>
-                <w:rFonts w:ascii="맑은 고딕" w:cs="맑은 고딕" w:eastAsia="맑은 고딕" w:hAnsi="맑은 고딕"/>
-                <w:sz w:val="20"/>
-                <w:szCs w:val="20"/>
-              </w:rPr>
-              <w:t xml:space="preserve"/>
-            </w:r>
-          </w:p>
-          <w:p>
-            <w:pPr>
-              <w:spacing w:after="0" w:before="0"/>
-            </w:pPr>
-            <w:r>
-              <w:rPr>
-                <w:rFonts w:ascii="맑은 고딕" w:cs="맑은 고딕" w:eastAsia="맑은 고딕" w:hAnsi="맑은 고딕"/>
+                <w:rFonts w:ascii="Pretendard" w:cs="Pretendard" w:eastAsia="Pretendard" w:hAnsi="Pretendard"/>
+                <w:sz w:val="20"/>
+                <w:szCs w:val="20"/>
+              </w:rPr>
+              <w:t xml:space="preserve"/>
+            </w:r>
+          </w:p>
+          <w:p>
+            <w:pPr>
+              <w:spacing w:after="0" w:before="0"/>
+            </w:pPr>
+            <w:r>
+              <w:rPr>
+                <w:rFonts w:ascii="Pretendard" w:cs="Pretendard" w:eastAsia="Pretendard" w:hAnsi="Pretendard"/>
                 <w:sz w:val="20"/>
                 <w:szCs w:val="20"/>
               </w:rPr>
@@ -5489,7 +5489,7 @@
       </w:pPr>
       <w:r>
         <w:rPr>
-          <w:rFonts w:ascii="맑은 고딕" w:cs="맑은 고딕" w:eastAsia="맑은 고딕" w:hAnsi="맑은 고딕"/>
+          <w:rFonts w:ascii="Pretendard" w:cs="Pretendard" w:eastAsia="Pretendard" w:hAnsi="Pretendard"/>
           <w:sz w:val="20"/>
           <w:szCs w:val="20"/>
         </w:rPr>
@@ -5502,7 +5502,7 @@
       </w:pPr>
       <w:r>
         <w:rPr>
-          <w:rFonts w:ascii="맑은 고딕" w:cs="맑은 고딕" w:eastAsia="맑은 고딕" w:hAnsi="맑은 고딕"/>
+          <w:rFonts w:ascii="Pretendard" w:cs="Pretendard" w:eastAsia="Pretendard" w:hAnsi="Pretendard"/>
           <w:b/>
           <w:bCs/>
           <w:sz w:val="21"/>
@@ -5512,7 +5512,7 @@
       </w:r>
       <w:r>
         <w:rPr>
-          <w:rFonts w:ascii="맑은 고딕" w:cs="맑은 고딕" w:eastAsia="맑은 고딕" w:hAnsi="맑은 고딕"/>
+          <w:rFonts w:ascii="Pretendard" w:cs="Pretendard" w:eastAsia="Pretendard" w:hAnsi="Pretendard"/>
           <w:sz w:val="21"/>
           <w:szCs w:val="21"/>
         </w:rPr>
@@ -5526,7 +5526,7 @@
       </w:pPr>
       <w:r>
         <w:rPr>
-          <w:rFonts w:ascii="맑은 고딕" w:cs="맑은 고딕" w:eastAsia="맑은 고딕" w:hAnsi="맑은 고딕"/>
+          <w:rFonts w:ascii="Pretendard" w:cs="Pretendard" w:eastAsia="Pretendard" w:hAnsi="Pretendard"/>
           <w:sz w:val="20"/>
           <w:szCs w:val="20"/>
         </w:rPr>
@@ -5540,7 +5540,7 @@
       </w:pPr>
       <w:r>
         <w:rPr>
-          <w:rFonts w:ascii="맑은 고딕" w:cs="맑은 고딕" w:eastAsia="맑은 고딕" w:hAnsi="맑은 고딕"/>
+          <w:rFonts w:ascii="Pretendard" w:cs="Pretendard" w:eastAsia="Pretendard" w:hAnsi="Pretendard"/>
           <w:sz w:val="20"/>
           <w:szCs w:val="20"/>
         </w:rPr>
@@ -5554,7 +5554,7 @@
       </w:pPr>
       <w:r>
         <w:rPr>
-          <w:rFonts w:ascii="맑은 고딕" w:cs="맑은 고딕" w:eastAsia="맑은 고딕" w:hAnsi="맑은 고딕"/>
+          <w:rFonts w:ascii="Pretendard" w:cs="Pretendard" w:eastAsia="Pretendard" w:hAnsi="Pretendard"/>
           <w:sz w:val="20"/>
           <w:szCs w:val="20"/>
         </w:rPr>
@@ -5568,7 +5568,7 @@
       </w:pPr>
       <w:r>
         <w:rPr>
-          <w:rFonts w:ascii="맑은 고딕" w:cs="맑은 고딕" w:eastAsia="맑은 고딕" w:hAnsi="맑은 고딕"/>
+          <w:rFonts w:ascii="Pretendard" w:cs="Pretendard" w:eastAsia="Pretendard" w:hAnsi="Pretendard"/>
           <w:sz w:val="20"/>
           <w:szCs w:val="20"/>
         </w:rPr>
@@ -5581,7 +5581,7 @@
       </w:pPr>
       <w:r>
         <w:rPr>
-          <w:rFonts w:ascii="맑은 고딕" w:cs="맑은 고딕" w:eastAsia="맑은 고딕" w:hAnsi="맑은 고딕"/>
+          <w:rFonts w:ascii="Pretendard" w:cs="Pretendard" w:eastAsia="Pretendard" w:hAnsi="Pretendard"/>
           <w:i/>
           <w:iCs/>
           <w:color w:val="595959"/>
@@ -5623,20 +5623,20 @@
             </w:pPr>
             <w:r>
               <w:rPr>
-                <w:rFonts w:ascii="맑은 고딕" w:cs="맑은 고딕" w:eastAsia="맑은 고딕" w:hAnsi="맑은 고딕"/>
-                <w:sz w:val="20"/>
-                <w:szCs w:val="20"/>
-              </w:rPr>
-              <w:t xml:space="preserve"/>
-            </w:r>
-          </w:p>
-          <w:p>
-            <w:pPr>
-              <w:spacing w:after="0" w:before="0"/>
-            </w:pPr>
-            <w:r>
-              <w:rPr>
-                <w:rFonts w:ascii="맑은 고딕" w:cs="맑은 고딕" w:eastAsia="맑은 고딕" w:hAnsi="맑은 고딕"/>
+                <w:rFonts w:ascii="Pretendard" w:cs="Pretendard" w:eastAsia="Pretendard" w:hAnsi="Pretendard"/>
+                <w:sz w:val="20"/>
+                <w:szCs w:val="20"/>
+              </w:rPr>
+              <w:t xml:space="preserve"/>
+            </w:r>
+          </w:p>
+          <w:p>
+            <w:pPr>
+              <w:spacing w:after="0" w:before="0"/>
+            </w:pPr>
+            <w:r>
+              <w:rPr>
+                <w:rFonts w:ascii="Pretendard" w:cs="Pretendard" w:eastAsia="Pretendard" w:hAnsi="Pretendard"/>
                 <w:sz w:val="20"/>
                 <w:szCs w:val="20"/>
               </w:rPr>
@@ -5652,7 +5652,7 @@
       </w:pPr>
       <w:r>
         <w:rPr>
-          <w:rFonts w:ascii="맑은 고딕" w:cs="맑은 고딕" w:eastAsia="맑은 고딕" w:hAnsi="맑은 고딕"/>
+          <w:rFonts w:ascii="Pretendard" w:cs="Pretendard" w:eastAsia="Pretendard" w:hAnsi="Pretendard"/>
           <w:sz w:val="20"/>
           <w:szCs w:val="20"/>
         </w:rPr>
@@ -5665,7 +5665,7 @@
       </w:pPr>
       <w:r>
         <w:rPr>
-          <w:rFonts w:ascii="맑은 고딕" w:cs="맑은 고딕" w:eastAsia="맑은 고딕" w:hAnsi="맑은 고딕"/>
+          <w:rFonts w:ascii="Pretendard" w:cs="Pretendard" w:eastAsia="Pretendard" w:hAnsi="Pretendard"/>
           <w:b/>
           <w:bCs/>
           <w:sz w:val="21"/>
@@ -5675,7 +5675,7 @@
       </w:r>
       <w:r>
         <w:rPr>
-          <w:rFonts w:ascii="맑은 고딕" w:cs="맑은 고딕" w:eastAsia="맑은 고딕" w:hAnsi="맑은 고딕"/>
+          <w:rFonts w:ascii="Pretendard" w:cs="Pretendard" w:eastAsia="Pretendard" w:hAnsi="Pretendard"/>
           <w:sz w:val="21"/>
           <w:szCs w:val="21"/>
         </w:rPr>
@@ -5689,7 +5689,7 @@
       </w:pPr>
       <w:r>
         <w:rPr>
-          <w:rFonts w:ascii="맑은 고딕" w:cs="맑은 고딕" w:eastAsia="맑은 고딕" w:hAnsi="맑은 고딕"/>
+          <w:rFonts w:ascii="Pretendard" w:cs="Pretendard" w:eastAsia="Pretendard" w:hAnsi="Pretendard"/>
           <w:sz w:val="20"/>
           <w:szCs w:val="20"/>
         </w:rPr>
@@ -5703,7 +5703,7 @@
       </w:pPr>
       <w:r>
         <w:rPr>
-          <w:rFonts w:ascii="맑은 고딕" w:cs="맑은 고딕" w:eastAsia="맑은 고딕" w:hAnsi="맑은 고딕"/>
+          <w:rFonts w:ascii="Pretendard" w:cs="Pretendard" w:eastAsia="Pretendard" w:hAnsi="Pretendard"/>
           <w:sz w:val="20"/>
           <w:szCs w:val="20"/>
         </w:rPr>
@@ -5717,7 +5717,7 @@
       </w:pPr>
       <w:r>
         <w:rPr>
-          <w:rFonts w:ascii="맑은 고딕" w:cs="맑은 고딕" w:eastAsia="맑은 고딕" w:hAnsi="맑은 고딕"/>
+          <w:rFonts w:ascii="Pretendard" w:cs="Pretendard" w:eastAsia="Pretendard" w:hAnsi="Pretendard"/>
           <w:sz w:val="20"/>
           <w:szCs w:val="20"/>
         </w:rPr>
@@ -5731,7 +5731,7 @@
       </w:pPr>
       <w:r>
         <w:rPr>
-          <w:rFonts w:ascii="맑은 고딕" w:cs="맑은 고딕" w:eastAsia="맑은 고딕" w:hAnsi="맑은 고딕"/>
+          <w:rFonts w:ascii="Pretendard" w:cs="Pretendard" w:eastAsia="Pretendard" w:hAnsi="Pretendard"/>
           <w:sz w:val="20"/>
           <w:szCs w:val="20"/>
         </w:rPr>
@@ -5744,7 +5744,7 @@
       </w:pPr>
       <w:r>
         <w:rPr>
-          <w:rFonts w:ascii="맑은 고딕" w:cs="맑은 고딕" w:eastAsia="맑은 고딕" w:hAnsi="맑은 고딕"/>
+          <w:rFonts w:ascii="Pretendard" w:cs="Pretendard" w:eastAsia="Pretendard" w:hAnsi="Pretendard"/>
           <w:i/>
           <w:iCs/>
           <w:color w:val="595959"/>
@@ -5786,20 +5786,20 @@
             </w:pPr>
             <w:r>
               <w:rPr>
-                <w:rFonts w:ascii="맑은 고딕" w:cs="맑은 고딕" w:eastAsia="맑은 고딕" w:hAnsi="맑은 고딕"/>
-                <w:sz w:val="20"/>
-                <w:szCs w:val="20"/>
-              </w:rPr>
-              <w:t xml:space="preserve"/>
-            </w:r>
-          </w:p>
-          <w:p>
-            <w:pPr>
-              <w:spacing w:after="0" w:before="0"/>
-            </w:pPr>
-            <w:r>
-              <w:rPr>
-                <w:rFonts w:ascii="맑은 고딕" w:cs="맑은 고딕" w:eastAsia="맑은 고딕" w:hAnsi="맑은 고딕"/>
+                <w:rFonts w:ascii="Pretendard" w:cs="Pretendard" w:eastAsia="Pretendard" w:hAnsi="Pretendard"/>
+                <w:sz w:val="20"/>
+                <w:szCs w:val="20"/>
+              </w:rPr>
+              <w:t xml:space="preserve"/>
+            </w:r>
+          </w:p>
+          <w:p>
+            <w:pPr>
+              <w:spacing w:after="0" w:before="0"/>
+            </w:pPr>
+            <w:r>
+              <w:rPr>
+                <w:rFonts w:ascii="Pretendard" w:cs="Pretendard" w:eastAsia="Pretendard" w:hAnsi="Pretendard"/>
                 <w:sz w:val="20"/>
                 <w:szCs w:val="20"/>
               </w:rPr>
@@ -5815,7 +5815,7 @@
       </w:pPr>
       <w:r>
         <w:rPr>
-          <w:rFonts w:ascii="맑은 고딕" w:cs="맑은 고딕" w:eastAsia="맑은 고딕" w:hAnsi="맑은 고딕"/>
+          <w:rFonts w:ascii="Pretendard" w:cs="Pretendard" w:eastAsia="Pretendard" w:hAnsi="Pretendard"/>
           <w:sz w:val="20"/>
           <w:szCs w:val="20"/>
         </w:rPr>
@@ -5828,7 +5828,7 @@
       </w:pPr>
       <w:r>
         <w:rPr>
-          <w:rFonts w:ascii="맑은 고딕" w:cs="맑은 고딕" w:eastAsia="맑은 고딕" w:hAnsi="맑은 고딕"/>
+          <w:rFonts w:ascii="Pretendard" w:cs="Pretendard" w:eastAsia="Pretendard" w:hAnsi="Pretendard"/>
           <w:b/>
           <w:bCs/>
           <w:sz w:val="21"/>
@@ -5838,7 +5838,7 @@
       </w:r>
       <w:r>
         <w:rPr>
-          <w:rFonts w:ascii="맑은 고딕" w:cs="맑은 고딕" w:eastAsia="맑은 고딕" w:hAnsi="맑은 고딕"/>
+          <w:rFonts w:ascii="Pretendard" w:cs="Pretendard" w:eastAsia="Pretendard" w:hAnsi="Pretendard"/>
           <w:sz w:val="21"/>
           <w:szCs w:val="21"/>
         </w:rPr>
@@ -5852,7 +5852,7 @@
       </w:pPr>
       <w:r>
         <w:rPr>
-          <w:rFonts w:ascii="맑은 고딕" w:cs="맑은 고딕" w:eastAsia="맑은 고딕" w:hAnsi="맑은 고딕"/>
+          <w:rFonts w:ascii="Pretendard" w:cs="Pretendard" w:eastAsia="Pretendard" w:hAnsi="Pretendard"/>
           <w:sz w:val="20"/>
           <w:szCs w:val="20"/>
         </w:rPr>
@@ -5866,7 +5866,7 @@
       </w:pPr>
       <w:r>
         <w:rPr>
-          <w:rFonts w:ascii="맑은 고딕" w:cs="맑은 고딕" w:eastAsia="맑은 고딕" w:hAnsi="맑은 고딕"/>
+          <w:rFonts w:ascii="Pretendard" w:cs="Pretendard" w:eastAsia="Pretendard" w:hAnsi="Pretendard"/>
           <w:sz w:val="20"/>
           <w:szCs w:val="20"/>
         </w:rPr>
@@ -5880,7 +5880,7 @@
       </w:pPr>
       <w:r>
         <w:rPr>
-          <w:rFonts w:ascii="맑은 고딕" w:cs="맑은 고딕" w:eastAsia="맑은 고딕" w:hAnsi="맑은 고딕"/>
+          <w:rFonts w:ascii="Pretendard" w:cs="Pretendard" w:eastAsia="Pretendard" w:hAnsi="Pretendard"/>
           <w:sz w:val="20"/>
           <w:szCs w:val="20"/>
         </w:rPr>
@@ -5894,7 +5894,7 @@
       </w:pPr>
       <w:r>
         <w:rPr>
-          <w:rFonts w:ascii="맑은 고딕" w:cs="맑은 고딕" w:eastAsia="맑은 고딕" w:hAnsi="맑은 고딕"/>
+          <w:rFonts w:ascii="Pretendard" w:cs="Pretendard" w:eastAsia="Pretendard" w:hAnsi="Pretendard"/>
           <w:sz w:val="20"/>
           <w:szCs w:val="20"/>
         </w:rPr>
@@ -5907,7 +5907,7 @@
       </w:pPr>
       <w:r>
         <w:rPr>
-          <w:rFonts w:ascii="맑은 고딕" w:cs="맑은 고딕" w:eastAsia="맑은 고딕" w:hAnsi="맑은 고딕"/>
+          <w:rFonts w:ascii="Pretendard" w:cs="Pretendard" w:eastAsia="Pretendard" w:hAnsi="Pretendard"/>
           <w:i/>
           <w:iCs/>
           <w:color w:val="595959"/>
@@ -5949,20 +5949,20 @@
             </w:pPr>
             <w:r>
               <w:rPr>
-                <w:rFonts w:ascii="맑은 고딕" w:cs="맑은 고딕" w:eastAsia="맑은 고딕" w:hAnsi="맑은 고딕"/>
-                <w:sz w:val="20"/>
-                <w:szCs w:val="20"/>
-              </w:rPr>
-              <w:t xml:space="preserve"/>
-            </w:r>
-          </w:p>
-          <w:p>
-            <w:pPr>
-              <w:spacing w:after="0" w:before="0"/>
-            </w:pPr>
-            <w:r>
-              <w:rPr>
-                <w:rFonts w:ascii="맑은 고딕" w:cs="맑은 고딕" w:eastAsia="맑은 고딕" w:hAnsi="맑은 고딕"/>
+                <w:rFonts w:ascii="Pretendard" w:cs="Pretendard" w:eastAsia="Pretendard" w:hAnsi="Pretendard"/>
+                <w:sz w:val="20"/>
+                <w:szCs w:val="20"/>
+              </w:rPr>
+              <w:t xml:space="preserve"/>
+            </w:r>
+          </w:p>
+          <w:p>
+            <w:pPr>
+              <w:spacing w:after="0" w:before="0"/>
+            </w:pPr>
+            <w:r>
+              <w:rPr>
+                <w:rFonts w:ascii="Pretendard" w:cs="Pretendard" w:eastAsia="Pretendard" w:hAnsi="Pretendard"/>
                 <w:sz w:val="20"/>
                 <w:szCs w:val="20"/>
               </w:rPr>
@@ -5978,7 +5978,7 @@
       </w:pPr>
       <w:r>
         <w:rPr>
-          <w:rFonts w:ascii="맑은 고딕" w:cs="맑은 고딕" w:eastAsia="맑은 고딕" w:hAnsi="맑은 고딕"/>
+          <w:rFonts w:ascii="Pretendard" w:cs="Pretendard" w:eastAsia="Pretendard" w:hAnsi="Pretendard"/>
           <w:sz w:val="20"/>
           <w:szCs w:val="20"/>
         </w:rPr>
@@ -5995,7 +5995,7 @@
       </w:pPr>
       <w:r>
         <w:rPr>
-          <w:rFonts w:ascii="맑은 고딕" w:cs="맑은 고딕" w:eastAsia="맑은 고딕" w:hAnsi="맑은 고딕"/>
+          <w:rFonts w:ascii="Pretendard" w:cs="Pretendard" w:eastAsia="Pretendard" w:hAnsi="Pretendard"/>
           <w:b/>
           <w:bCs/>
           <w:sz w:val="24"/>
@@ -6010,7 +6010,7 @@
       </w:pPr>
       <w:r>
         <w:rPr>
-          <w:rFonts w:ascii="맑은 고딕" w:cs="맑은 고딕" w:eastAsia="맑은 고딕" w:hAnsi="맑은 고딕"/>
+          <w:rFonts w:ascii="Pretendard" w:cs="Pretendard" w:eastAsia="Pretendard" w:hAnsi="Pretendard"/>
           <w:b/>
           <w:bCs/>
           <w:sz w:val="21"/>
@@ -6020,7 +6020,7 @@
       </w:r>
       <w:r>
         <w:rPr>
-          <w:rFonts w:ascii="맑은 고딕" w:cs="맑은 고딕" w:eastAsia="맑은 고딕" w:hAnsi="맑은 고딕"/>
+          <w:rFonts w:ascii="Pretendard" w:cs="Pretendard" w:eastAsia="Pretendard" w:hAnsi="Pretendard"/>
           <w:sz w:val="21"/>
           <w:szCs w:val="21"/>
         </w:rPr>
@@ -6034,7 +6034,7 @@
       </w:pPr>
       <w:r>
         <w:rPr>
-          <w:rFonts w:ascii="맑은 고딕" w:cs="맑은 고딕" w:eastAsia="맑은 고딕" w:hAnsi="맑은 고딕"/>
+          <w:rFonts w:ascii="Pretendard" w:cs="Pretendard" w:eastAsia="Pretendard" w:hAnsi="Pretendard"/>
           <w:sz w:val="20"/>
           <w:szCs w:val="20"/>
         </w:rPr>
@@ -6048,7 +6048,7 @@
       </w:pPr>
       <w:r>
         <w:rPr>
-          <w:rFonts w:ascii="맑은 고딕" w:cs="맑은 고딕" w:eastAsia="맑은 고딕" w:hAnsi="맑은 고딕"/>
+          <w:rFonts w:ascii="Pretendard" w:cs="Pretendard" w:eastAsia="Pretendard" w:hAnsi="Pretendard"/>
           <w:sz w:val="20"/>
           <w:szCs w:val="20"/>
         </w:rPr>
@@ -6062,7 +6062,7 @@
       </w:pPr>
       <w:r>
         <w:rPr>
-          <w:rFonts w:ascii="맑은 고딕" w:cs="맑은 고딕" w:eastAsia="맑은 고딕" w:hAnsi="맑은 고딕"/>
+          <w:rFonts w:ascii="Pretendard" w:cs="Pretendard" w:eastAsia="Pretendard" w:hAnsi="Pretendard"/>
           <w:sz w:val="20"/>
           <w:szCs w:val="20"/>
         </w:rPr>
@@ -6076,7 +6076,7 @@
       </w:pPr>
       <w:r>
         <w:rPr>
-          <w:rFonts w:ascii="맑은 고딕" w:cs="맑은 고딕" w:eastAsia="맑은 고딕" w:hAnsi="맑은 고딕"/>
+          <w:rFonts w:ascii="Pretendard" w:cs="Pretendard" w:eastAsia="Pretendard" w:hAnsi="Pretendard"/>
           <w:sz w:val="20"/>
           <w:szCs w:val="20"/>
         </w:rPr>
@@ -6089,7 +6089,7 @@
       </w:pPr>
       <w:r>
         <w:rPr>
-          <w:rFonts w:ascii="맑은 고딕" w:cs="맑은 고딕" w:eastAsia="맑은 고딕" w:hAnsi="맑은 고딕"/>
+          <w:rFonts w:ascii="Pretendard" w:cs="Pretendard" w:eastAsia="Pretendard" w:hAnsi="Pretendard"/>
           <w:i/>
           <w:iCs/>
           <w:color w:val="595959"/>
@@ -6131,20 +6131,20 @@
             </w:pPr>
             <w:r>
               <w:rPr>
-                <w:rFonts w:ascii="맑은 고딕" w:cs="맑은 고딕" w:eastAsia="맑은 고딕" w:hAnsi="맑은 고딕"/>
-                <w:sz w:val="20"/>
-                <w:szCs w:val="20"/>
-              </w:rPr>
-              <w:t xml:space="preserve"/>
-            </w:r>
-          </w:p>
-          <w:p>
-            <w:pPr>
-              <w:spacing w:after="0" w:before="0"/>
-            </w:pPr>
-            <w:r>
-              <w:rPr>
-                <w:rFonts w:ascii="맑은 고딕" w:cs="맑은 고딕" w:eastAsia="맑은 고딕" w:hAnsi="맑은 고딕"/>
+                <w:rFonts w:ascii="Pretendard" w:cs="Pretendard" w:eastAsia="Pretendard" w:hAnsi="Pretendard"/>
+                <w:sz w:val="20"/>
+                <w:szCs w:val="20"/>
+              </w:rPr>
+              <w:t xml:space="preserve"/>
+            </w:r>
+          </w:p>
+          <w:p>
+            <w:pPr>
+              <w:spacing w:after="0" w:before="0"/>
+            </w:pPr>
+            <w:r>
+              <w:rPr>
+                <w:rFonts w:ascii="Pretendard" w:cs="Pretendard" w:eastAsia="Pretendard" w:hAnsi="Pretendard"/>
                 <w:sz w:val="20"/>
                 <w:szCs w:val="20"/>
               </w:rPr>
@@ -6160,7 +6160,7 @@
       </w:pPr>
       <w:r>
         <w:rPr>
-          <w:rFonts w:ascii="맑은 고딕" w:cs="맑은 고딕" w:eastAsia="맑은 고딕" w:hAnsi="맑은 고딕"/>
+          <w:rFonts w:ascii="Pretendard" w:cs="Pretendard" w:eastAsia="Pretendard" w:hAnsi="Pretendard"/>
           <w:sz w:val="20"/>
           <w:szCs w:val="20"/>
         </w:rPr>
@@ -6173,7 +6173,7 @@
       </w:pPr>
       <w:r>
         <w:rPr>
-          <w:rFonts w:ascii="맑은 고딕" w:cs="맑은 고딕" w:eastAsia="맑은 고딕" w:hAnsi="맑은 고딕"/>
+          <w:rFonts w:ascii="Pretendard" w:cs="Pretendard" w:eastAsia="Pretendard" w:hAnsi="Pretendard"/>
           <w:b/>
           <w:bCs/>
           <w:sz w:val="21"/>
@@ -6183,7 +6183,7 @@
       </w:r>
       <w:r>
         <w:rPr>
-          <w:rFonts w:ascii="맑은 고딕" w:cs="맑은 고딕" w:eastAsia="맑은 고딕" w:hAnsi="맑은 고딕"/>
+          <w:rFonts w:ascii="Pretendard" w:cs="Pretendard" w:eastAsia="Pretendard" w:hAnsi="Pretendard"/>
           <w:sz w:val="21"/>
           <w:szCs w:val="21"/>
         </w:rPr>
@@ -6197,7 +6197,7 @@
       </w:pPr>
       <w:r>
         <w:rPr>
-          <w:rFonts w:ascii="맑은 고딕" w:cs="맑은 고딕" w:eastAsia="맑은 고딕" w:hAnsi="맑은 고딕"/>
+          <w:rFonts w:ascii="Pretendard" w:cs="Pretendard" w:eastAsia="Pretendard" w:hAnsi="Pretendard"/>
           <w:sz w:val="20"/>
           <w:szCs w:val="20"/>
         </w:rPr>
@@ -6211,7 +6211,7 @@
       </w:pPr>
       <w:r>
         <w:rPr>
-          <w:rFonts w:ascii="맑은 고딕" w:cs="맑은 고딕" w:eastAsia="맑은 고딕" w:hAnsi="맑은 고딕"/>
+          <w:rFonts w:ascii="Pretendard" w:cs="Pretendard" w:eastAsia="Pretendard" w:hAnsi="Pretendard"/>
           <w:sz w:val="20"/>
           <w:szCs w:val="20"/>
         </w:rPr>
@@ -6225,7 +6225,7 @@
       </w:pPr>
       <w:r>
         <w:rPr>
-          <w:rFonts w:ascii="맑은 고딕" w:cs="맑은 고딕" w:eastAsia="맑은 고딕" w:hAnsi="맑은 고딕"/>
+          <w:rFonts w:ascii="Pretendard" w:cs="Pretendard" w:eastAsia="Pretendard" w:hAnsi="Pretendard"/>
           <w:sz w:val="20"/>
           <w:szCs w:val="20"/>
         </w:rPr>
@@ -6239,7 +6239,7 @@
       </w:pPr>
       <w:r>
         <w:rPr>
-          <w:rFonts w:ascii="맑은 고딕" w:cs="맑은 고딕" w:eastAsia="맑은 고딕" w:hAnsi="맑은 고딕"/>
+          <w:rFonts w:ascii="Pretendard" w:cs="Pretendard" w:eastAsia="Pretendard" w:hAnsi="Pretendard"/>
           <w:sz w:val="20"/>
           <w:szCs w:val="20"/>
         </w:rPr>
@@ -6252,7 +6252,7 @@
       </w:pPr>
       <w:r>
         <w:rPr>
-          <w:rFonts w:ascii="맑은 고딕" w:cs="맑은 고딕" w:eastAsia="맑은 고딕" w:hAnsi="맑은 고딕"/>
+          <w:rFonts w:ascii="Pretendard" w:cs="Pretendard" w:eastAsia="Pretendard" w:hAnsi="Pretendard"/>
           <w:i/>
           <w:iCs/>
           <w:color w:val="595959"/>
@@ -6294,20 +6294,20 @@
             </w:pPr>
             <w:r>
               <w:rPr>
-                <w:rFonts w:ascii="맑은 고딕" w:cs="맑은 고딕" w:eastAsia="맑은 고딕" w:hAnsi="맑은 고딕"/>
-                <w:sz w:val="20"/>
-                <w:szCs w:val="20"/>
-              </w:rPr>
-              <w:t xml:space="preserve"/>
-            </w:r>
-          </w:p>
-          <w:p>
-            <w:pPr>
-              <w:spacing w:after="0" w:before="0"/>
-            </w:pPr>
-            <w:r>
-              <w:rPr>
-                <w:rFonts w:ascii="맑은 고딕" w:cs="맑은 고딕" w:eastAsia="맑은 고딕" w:hAnsi="맑은 고딕"/>
+                <w:rFonts w:ascii="Pretendard" w:cs="Pretendard" w:eastAsia="Pretendard" w:hAnsi="Pretendard"/>
+                <w:sz w:val="20"/>
+                <w:szCs w:val="20"/>
+              </w:rPr>
+              <w:t xml:space="preserve"/>
+            </w:r>
+          </w:p>
+          <w:p>
+            <w:pPr>
+              <w:spacing w:after="0" w:before="0"/>
+            </w:pPr>
+            <w:r>
+              <w:rPr>
+                <w:rFonts w:ascii="Pretendard" w:cs="Pretendard" w:eastAsia="Pretendard" w:hAnsi="Pretendard"/>
                 <w:sz w:val="20"/>
                 <w:szCs w:val="20"/>
               </w:rPr>
@@ -6323,7 +6323,7 @@
       </w:pPr>
       <w:r>
         <w:rPr>
-          <w:rFonts w:ascii="맑은 고딕" w:cs="맑은 고딕" w:eastAsia="맑은 고딕" w:hAnsi="맑은 고딕"/>
+          <w:rFonts w:ascii="Pretendard" w:cs="Pretendard" w:eastAsia="Pretendard" w:hAnsi="Pretendard"/>
           <w:sz w:val="20"/>
           <w:szCs w:val="20"/>
         </w:rPr>
@@ -6336,7 +6336,7 @@
       </w:pPr>
       <w:r>
         <w:rPr>
-          <w:rFonts w:ascii="맑은 고딕" w:cs="맑은 고딕" w:eastAsia="맑은 고딕" w:hAnsi="맑은 고딕"/>
+          <w:rFonts w:ascii="Pretendard" w:cs="Pretendard" w:eastAsia="Pretendard" w:hAnsi="Pretendard"/>
           <w:b/>
           <w:bCs/>
           <w:sz w:val="21"/>
@@ -6346,7 +6346,7 @@
       </w:r>
       <w:r>
         <w:rPr>
-          <w:rFonts w:ascii="맑은 고딕" w:cs="맑은 고딕" w:eastAsia="맑은 고딕" w:hAnsi="맑은 고딕"/>
+          <w:rFonts w:ascii="Pretendard" w:cs="Pretendard" w:eastAsia="Pretendard" w:hAnsi="Pretendard"/>
           <w:sz w:val="21"/>
           <w:szCs w:val="21"/>
         </w:rPr>
@@ -6360,7 +6360,7 @@
       </w:pPr>
       <w:r>
         <w:rPr>
-          <w:rFonts w:ascii="맑은 고딕" w:cs="맑은 고딕" w:eastAsia="맑은 고딕" w:hAnsi="맑은 고딕"/>
+          <w:rFonts w:ascii="Pretendard" w:cs="Pretendard" w:eastAsia="Pretendard" w:hAnsi="Pretendard"/>
           <w:sz w:val="20"/>
           <w:szCs w:val="20"/>
         </w:rPr>
@@ -6374,7 +6374,7 @@
       </w:pPr>
       <w:r>
         <w:rPr>
-          <w:rFonts w:ascii="맑은 고딕" w:cs="맑은 고딕" w:eastAsia="맑은 고딕" w:hAnsi="맑은 고딕"/>
+          <w:rFonts w:ascii="Pretendard" w:cs="Pretendard" w:eastAsia="Pretendard" w:hAnsi="Pretendard"/>
           <w:sz w:val="20"/>
           <w:szCs w:val="20"/>
         </w:rPr>
@@ -6388,7 +6388,7 @@
       </w:pPr>
       <w:r>
         <w:rPr>
-          <w:rFonts w:ascii="맑은 고딕" w:cs="맑은 고딕" w:eastAsia="맑은 고딕" w:hAnsi="맑은 고딕"/>
+          <w:rFonts w:ascii="Pretendard" w:cs="Pretendard" w:eastAsia="Pretendard" w:hAnsi="Pretendard"/>
           <w:sz w:val="20"/>
           <w:szCs w:val="20"/>
         </w:rPr>
@@ -6402,7 +6402,7 @@
       </w:pPr>
       <w:r>
         <w:rPr>
-          <w:rFonts w:ascii="맑은 고딕" w:cs="맑은 고딕" w:eastAsia="맑은 고딕" w:hAnsi="맑은 고딕"/>
+          <w:rFonts w:ascii="Pretendard" w:cs="Pretendard" w:eastAsia="Pretendard" w:hAnsi="Pretendard"/>
           <w:sz w:val="20"/>
           <w:szCs w:val="20"/>
         </w:rPr>
@@ -6415,7 +6415,7 @@
       </w:pPr>
       <w:r>
         <w:rPr>
-          <w:rFonts w:ascii="맑은 고딕" w:cs="맑은 고딕" w:eastAsia="맑은 고딕" w:hAnsi="맑은 고딕"/>
+          <w:rFonts w:ascii="Pretendard" w:cs="Pretendard" w:eastAsia="Pretendard" w:hAnsi="Pretendard"/>
           <w:i/>
           <w:iCs/>
           <w:color w:val="595959"/>
@@ -6457,20 +6457,20 @@
             </w:pPr>
             <w:r>
               <w:rPr>
-                <w:rFonts w:ascii="맑은 고딕" w:cs="맑은 고딕" w:eastAsia="맑은 고딕" w:hAnsi="맑은 고딕"/>
-                <w:sz w:val="20"/>
-                <w:szCs w:val="20"/>
-              </w:rPr>
-              <w:t xml:space="preserve"/>
-            </w:r>
-          </w:p>
-          <w:p>
-            <w:pPr>
-              <w:spacing w:after="0" w:before="0"/>
-            </w:pPr>
-            <w:r>
-              <w:rPr>
-                <w:rFonts w:ascii="맑은 고딕" w:cs="맑은 고딕" w:eastAsia="맑은 고딕" w:hAnsi="맑은 고딕"/>
+                <w:rFonts w:ascii="Pretendard" w:cs="Pretendard" w:eastAsia="Pretendard" w:hAnsi="Pretendard"/>
+                <w:sz w:val="20"/>
+                <w:szCs w:val="20"/>
+              </w:rPr>
+              <w:t xml:space="preserve"/>
+            </w:r>
+          </w:p>
+          <w:p>
+            <w:pPr>
+              <w:spacing w:after="0" w:before="0"/>
+            </w:pPr>
+            <w:r>
+              <w:rPr>
+                <w:rFonts w:ascii="Pretendard" w:cs="Pretendard" w:eastAsia="Pretendard" w:hAnsi="Pretendard"/>
                 <w:sz w:val="20"/>
                 <w:szCs w:val="20"/>
               </w:rPr>
@@ -6486,7 +6486,7 @@
       </w:pPr>
       <w:r>
         <w:rPr>
-          <w:rFonts w:ascii="맑은 고딕" w:cs="맑은 고딕" w:eastAsia="맑은 고딕" w:hAnsi="맑은 고딕"/>
+          <w:rFonts w:ascii="Pretendard" w:cs="Pretendard" w:eastAsia="Pretendard" w:hAnsi="Pretendard"/>
           <w:sz w:val="20"/>
           <w:szCs w:val="20"/>
         </w:rPr>
@@ -6499,7 +6499,7 @@
       </w:pPr>
       <w:r>
         <w:rPr>
-          <w:rFonts w:ascii="맑은 고딕" w:cs="맑은 고딕" w:eastAsia="맑은 고딕" w:hAnsi="맑은 고딕"/>
+          <w:rFonts w:ascii="Pretendard" w:cs="Pretendard" w:eastAsia="Pretendard" w:hAnsi="Pretendard"/>
           <w:b/>
           <w:bCs/>
           <w:sz w:val="21"/>
@@ -6509,7 +6509,7 @@
       </w:r>
       <w:r>
         <w:rPr>
-          <w:rFonts w:ascii="맑은 고딕" w:cs="맑은 고딕" w:eastAsia="맑은 고딕" w:hAnsi="맑은 고딕"/>
+          <w:rFonts w:ascii="Pretendard" w:cs="Pretendard" w:eastAsia="Pretendard" w:hAnsi="Pretendard"/>
           <w:sz w:val="21"/>
           <w:szCs w:val="21"/>
         </w:rPr>
@@ -6523,7 +6523,7 @@
       </w:pPr>
       <w:r>
         <w:rPr>
-          <w:rFonts w:ascii="맑은 고딕" w:cs="맑은 고딕" w:eastAsia="맑은 고딕" w:hAnsi="맑은 고딕"/>
+          <w:rFonts w:ascii="Pretendard" w:cs="Pretendard" w:eastAsia="Pretendard" w:hAnsi="Pretendard"/>
           <w:sz w:val="20"/>
           <w:szCs w:val="20"/>
         </w:rPr>
@@ -6537,7 +6537,7 @@
       </w:pPr>
       <w:r>
         <w:rPr>
-          <w:rFonts w:ascii="맑은 고딕" w:cs="맑은 고딕" w:eastAsia="맑은 고딕" w:hAnsi="맑은 고딕"/>
+          <w:rFonts w:ascii="Pretendard" w:cs="Pretendard" w:eastAsia="Pretendard" w:hAnsi="Pretendard"/>
           <w:sz w:val="20"/>
           <w:szCs w:val="20"/>
         </w:rPr>
@@ -6551,7 +6551,7 @@
       </w:pPr>
       <w:r>
         <w:rPr>
-          <w:rFonts w:ascii="맑은 고딕" w:cs="맑은 고딕" w:eastAsia="맑은 고딕" w:hAnsi="맑은 고딕"/>
+          <w:rFonts w:ascii="Pretendard" w:cs="Pretendard" w:eastAsia="Pretendard" w:hAnsi="Pretendard"/>
           <w:sz w:val="20"/>
           <w:szCs w:val="20"/>
         </w:rPr>
@@ -6565,7 +6565,7 @@
       </w:pPr>
       <w:r>
         <w:rPr>
-          <w:rFonts w:ascii="맑은 고딕" w:cs="맑은 고딕" w:eastAsia="맑은 고딕" w:hAnsi="맑은 고딕"/>
+          <w:rFonts w:ascii="Pretendard" w:cs="Pretendard" w:eastAsia="Pretendard" w:hAnsi="Pretendard"/>
           <w:sz w:val="20"/>
           <w:szCs w:val="20"/>
         </w:rPr>
@@ -6578,7 +6578,7 @@
       </w:pPr>
       <w:r>
         <w:rPr>
-          <w:rFonts w:ascii="맑은 고딕" w:cs="맑은 고딕" w:eastAsia="맑은 고딕" w:hAnsi="맑은 고딕"/>
+          <w:rFonts w:ascii="Pretendard" w:cs="Pretendard" w:eastAsia="Pretendard" w:hAnsi="Pretendard"/>
           <w:i/>
           <w:iCs/>
           <w:color w:val="595959"/>
@@ -6620,20 +6620,20 @@
             </w:pPr>
             <w:r>
               <w:rPr>
-                <w:rFonts w:ascii="맑은 고딕" w:cs="맑은 고딕" w:eastAsia="맑은 고딕" w:hAnsi="맑은 고딕"/>
-                <w:sz w:val="20"/>
-                <w:szCs w:val="20"/>
-              </w:rPr>
-              <w:t xml:space="preserve"/>
-            </w:r>
-          </w:p>
-          <w:p>
-            <w:pPr>
-              <w:spacing w:after="0" w:before="0"/>
-            </w:pPr>
-            <w:r>
-              <w:rPr>
-                <w:rFonts w:ascii="맑은 고딕" w:cs="맑은 고딕" w:eastAsia="맑은 고딕" w:hAnsi="맑은 고딕"/>
+                <w:rFonts w:ascii="Pretendard" w:cs="Pretendard" w:eastAsia="Pretendard" w:hAnsi="Pretendard"/>
+                <w:sz w:val="20"/>
+                <w:szCs w:val="20"/>
+              </w:rPr>
+              <w:t xml:space="preserve"/>
+            </w:r>
+          </w:p>
+          <w:p>
+            <w:pPr>
+              <w:spacing w:after="0" w:before="0"/>
+            </w:pPr>
+            <w:r>
+              <w:rPr>
+                <w:rFonts w:ascii="Pretendard" w:cs="Pretendard" w:eastAsia="Pretendard" w:hAnsi="Pretendard"/>
                 <w:sz w:val="20"/>
                 <w:szCs w:val="20"/>
               </w:rPr>
@@ -6649,7 +6649,7 @@
       </w:pPr>
       <w:r>
         <w:rPr>
-          <w:rFonts w:ascii="맑은 고딕" w:cs="맑은 고딕" w:eastAsia="맑은 고딕" w:hAnsi="맑은 고딕"/>
+          <w:rFonts w:ascii="Pretendard" w:cs="Pretendard" w:eastAsia="Pretendard" w:hAnsi="Pretendard"/>
           <w:sz w:val="20"/>
           <w:szCs w:val="20"/>
         </w:rPr>
@@ -6662,7 +6662,7 @@
       </w:pPr>
       <w:r>
         <w:rPr>
-          <w:rFonts w:ascii="맑은 고딕" w:cs="맑은 고딕" w:eastAsia="맑은 고딕" w:hAnsi="맑은 고딕"/>
+          <w:rFonts w:ascii="Pretendard" w:cs="Pretendard" w:eastAsia="Pretendard" w:hAnsi="Pretendard"/>
           <w:b/>
           <w:bCs/>
           <w:sz w:val="21"/>
@@ -6672,7 +6672,7 @@
       </w:r>
       <w:r>
         <w:rPr>
-          <w:rFonts w:ascii="맑은 고딕" w:cs="맑은 고딕" w:eastAsia="맑은 고딕" w:hAnsi="맑은 고딕"/>
+          <w:rFonts w:ascii="Pretendard" w:cs="Pretendard" w:eastAsia="Pretendard" w:hAnsi="Pretendard"/>
           <w:sz w:val="21"/>
           <w:szCs w:val="21"/>
         </w:rPr>
@@ -6686,7 +6686,7 @@
       </w:pPr>
       <w:r>
         <w:rPr>
-          <w:rFonts w:ascii="맑은 고딕" w:cs="맑은 고딕" w:eastAsia="맑은 고딕" w:hAnsi="맑은 고딕"/>
+          <w:rFonts w:ascii="Pretendard" w:cs="Pretendard" w:eastAsia="Pretendard" w:hAnsi="Pretendard"/>
           <w:sz w:val="20"/>
           <w:szCs w:val="20"/>
         </w:rPr>
@@ -6700,7 +6700,7 @@
       </w:pPr>
       <w:r>
         <w:rPr>
-          <w:rFonts w:ascii="맑은 고딕" w:cs="맑은 고딕" w:eastAsia="맑은 고딕" w:hAnsi="맑은 고딕"/>
+          <w:rFonts w:ascii="Pretendard" w:cs="Pretendard" w:eastAsia="Pretendard" w:hAnsi="Pretendard"/>
           <w:sz w:val="20"/>
           <w:szCs w:val="20"/>
         </w:rPr>
@@ -6714,7 +6714,7 @@
       </w:pPr>
       <w:r>
         <w:rPr>
-          <w:rFonts w:ascii="맑은 고딕" w:cs="맑은 고딕" w:eastAsia="맑은 고딕" w:hAnsi="맑은 고딕"/>
+          <w:rFonts w:ascii="Pretendard" w:cs="Pretendard" w:eastAsia="Pretendard" w:hAnsi="Pretendard"/>
           <w:sz w:val="20"/>
           <w:szCs w:val="20"/>
         </w:rPr>
@@ -6728,7 +6728,7 @@
       </w:pPr>
       <w:r>
         <w:rPr>
-          <w:rFonts w:ascii="맑은 고딕" w:cs="맑은 고딕" w:eastAsia="맑은 고딕" w:hAnsi="맑은 고딕"/>
+          <w:rFonts w:ascii="Pretendard" w:cs="Pretendard" w:eastAsia="Pretendard" w:hAnsi="Pretendard"/>
           <w:sz w:val="20"/>
           <w:szCs w:val="20"/>
         </w:rPr>
@@ -6741,7 +6741,7 @@
       </w:pPr>
       <w:r>
         <w:rPr>
-          <w:rFonts w:ascii="맑은 고딕" w:cs="맑은 고딕" w:eastAsia="맑은 고딕" w:hAnsi="맑은 고딕"/>
+          <w:rFonts w:ascii="Pretendard" w:cs="Pretendard" w:eastAsia="Pretendard" w:hAnsi="Pretendard"/>
           <w:i/>
           <w:iCs/>
           <w:color w:val="595959"/>
@@ -6783,20 +6783,20 @@
             </w:pPr>
             <w:r>
               <w:rPr>
-                <w:rFonts w:ascii="맑은 고딕" w:cs="맑은 고딕" w:eastAsia="맑은 고딕" w:hAnsi="맑은 고딕"/>
-                <w:sz w:val="20"/>
-                <w:szCs w:val="20"/>
-              </w:rPr>
-              <w:t xml:space="preserve"/>
-            </w:r>
-          </w:p>
-          <w:p>
-            <w:pPr>
-              <w:spacing w:after="0" w:before="0"/>
-            </w:pPr>
-            <w:r>
-              <w:rPr>
-                <w:rFonts w:ascii="맑은 고딕" w:cs="맑은 고딕" w:eastAsia="맑은 고딕" w:hAnsi="맑은 고딕"/>
+                <w:rFonts w:ascii="Pretendard" w:cs="Pretendard" w:eastAsia="Pretendard" w:hAnsi="Pretendard"/>
+                <w:sz w:val="20"/>
+                <w:szCs w:val="20"/>
+              </w:rPr>
+              <w:t xml:space="preserve"/>
+            </w:r>
+          </w:p>
+          <w:p>
+            <w:pPr>
+              <w:spacing w:after="0" w:before="0"/>
+            </w:pPr>
+            <w:r>
+              <w:rPr>
+                <w:rFonts w:ascii="Pretendard" w:cs="Pretendard" w:eastAsia="Pretendard" w:hAnsi="Pretendard"/>
                 <w:sz w:val="20"/>
                 <w:szCs w:val="20"/>
               </w:rPr>
@@ -6812,7 +6812,7 @@
       </w:pPr>
       <w:r>
         <w:rPr>
-          <w:rFonts w:ascii="맑은 고딕" w:cs="맑은 고딕" w:eastAsia="맑은 고딕" w:hAnsi="맑은 고딕"/>
+          <w:rFonts w:ascii="Pretendard" w:cs="Pretendard" w:eastAsia="Pretendard" w:hAnsi="Pretendard"/>
           <w:sz w:val="20"/>
           <w:szCs w:val="20"/>
         </w:rPr>
@@ -6827,7 +6827,7 @@
       </w:pPr>
       <w:r>
         <w:rPr>
-          <w:rFonts w:ascii="맑은 고딕" w:cs="맑은 고딕" w:eastAsia="맑은 고딕" w:hAnsi="맑은 고딕"/>
+          <w:rFonts w:ascii="Pretendard" w:cs="Pretendard" w:eastAsia="Pretendard" w:hAnsi="Pretendard"/>
           <w:b/>
           <w:bCs/>
           <w:sz w:val="30"/>
@@ -6842,7 +6842,7 @@
       </w:pPr>
       <w:r>
         <w:rPr>
-          <w:rFonts w:ascii="맑은 고딕" w:cs="맑은 고딕" w:eastAsia="맑은 고딕" w:hAnsi="맑은 고딕"/>
+          <w:rFonts w:ascii="Pretendard" w:cs="Pretendard" w:eastAsia="Pretendard" w:hAnsi="Pretendard"/>
           <w:color w:val="595959"/>
           <w:sz w:val="20"/>
           <w:szCs w:val="20"/>
@@ -6860,7 +6860,7 @@
       </w:pPr>
       <w:r>
         <w:rPr>
-          <w:rFonts w:ascii="맑은 고딕" w:cs="맑은 고딕" w:eastAsia="맑은 고딕" w:hAnsi="맑은 고딕"/>
+          <w:rFonts w:ascii="Pretendard" w:cs="Pretendard" w:eastAsia="Pretendard" w:hAnsi="Pretendard"/>
           <w:b/>
           <w:bCs/>
           <w:sz w:val="24"/>
@@ -6875,7 +6875,7 @@
       </w:pPr>
       <w:r>
         <w:rPr>
-          <w:rFonts w:ascii="맑은 고딕" w:cs="맑은 고딕" w:eastAsia="맑은 고딕" w:hAnsi="맑은 고딕"/>
+          <w:rFonts w:ascii="Pretendard" w:cs="Pretendard" w:eastAsia="Pretendard" w:hAnsi="Pretendard"/>
           <w:b/>
           <w:bCs/>
           <w:sz w:val="21"/>
@@ -6885,7 +6885,7 @@
       </w:r>
       <w:r>
         <w:rPr>
-          <w:rFonts w:ascii="맑은 고딕" w:cs="맑은 고딕" w:eastAsia="맑은 고딕" w:hAnsi="맑은 고딕"/>
+          <w:rFonts w:ascii="Pretendard" w:cs="Pretendard" w:eastAsia="Pretendard" w:hAnsi="Pretendard"/>
           <w:sz w:val="21"/>
           <w:szCs w:val="21"/>
         </w:rPr>
@@ -6899,7 +6899,7 @@
       </w:pPr>
       <w:r>
         <w:rPr>
-          <w:rFonts w:ascii="맑은 고딕" w:cs="맑은 고딕" w:eastAsia="맑은 고딕" w:hAnsi="맑은 고딕"/>
+          <w:rFonts w:ascii="Pretendard" w:cs="Pretendard" w:eastAsia="Pretendard" w:hAnsi="Pretendard"/>
           <w:sz w:val="20"/>
           <w:szCs w:val="20"/>
         </w:rPr>
@@ -6913,7 +6913,7 @@
       </w:pPr>
       <w:r>
         <w:rPr>
-          <w:rFonts w:ascii="맑은 고딕" w:cs="맑은 고딕" w:eastAsia="맑은 고딕" w:hAnsi="맑은 고딕"/>
+          <w:rFonts w:ascii="Pretendard" w:cs="Pretendard" w:eastAsia="Pretendard" w:hAnsi="Pretendard"/>
           <w:sz w:val="20"/>
           <w:szCs w:val="20"/>
         </w:rPr>
@@ -6927,7 +6927,7 @@
       </w:pPr>
       <w:r>
         <w:rPr>
-          <w:rFonts w:ascii="맑은 고딕" w:cs="맑은 고딕" w:eastAsia="맑은 고딕" w:hAnsi="맑은 고딕"/>
+          <w:rFonts w:ascii="Pretendard" w:cs="Pretendard" w:eastAsia="Pretendard" w:hAnsi="Pretendard"/>
           <w:sz w:val="20"/>
           <w:szCs w:val="20"/>
         </w:rPr>
@@ -6941,7 +6941,7 @@
       </w:pPr>
       <w:r>
         <w:rPr>
-          <w:rFonts w:ascii="맑은 고딕" w:cs="맑은 고딕" w:eastAsia="맑은 고딕" w:hAnsi="맑은 고딕"/>
+          <w:rFonts w:ascii="Pretendard" w:cs="Pretendard" w:eastAsia="Pretendard" w:hAnsi="Pretendard"/>
           <w:sz w:val="20"/>
           <w:szCs w:val="20"/>
         </w:rPr>
@@ -6954,7 +6954,7 @@
       </w:pPr>
       <w:r>
         <w:rPr>
-          <w:rFonts w:ascii="맑은 고딕" w:cs="맑은 고딕" w:eastAsia="맑은 고딕" w:hAnsi="맑은 고딕"/>
+          <w:rFonts w:ascii="Pretendard" w:cs="Pretendard" w:eastAsia="Pretendard" w:hAnsi="Pretendard"/>
           <w:i/>
           <w:iCs/>
           <w:color w:val="595959"/>
@@ -6996,20 +6996,20 @@
             </w:pPr>
             <w:r>
               <w:rPr>
-                <w:rFonts w:ascii="맑은 고딕" w:cs="맑은 고딕" w:eastAsia="맑은 고딕" w:hAnsi="맑은 고딕"/>
-                <w:sz w:val="20"/>
-                <w:szCs w:val="20"/>
-              </w:rPr>
-              <w:t xml:space="preserve"/>
-            </w:r>
-          </w:p>
-          <w:p>
-            <w:pPr>
-              <w:spacing w:after="0" w:before="0"/>
-            </w:pPr>
-            <w:r>
-              <w:rPr>
-                <w:rFonts w:ascii="맑은 고딕" w:cs="맑은 고딕" w:eastAsia="맑은 고딕" w:hAnsi="맑은 고딕"/>
+                <w:rFonts w:ascii="Pretendard" w:cs="Pretendard" w:eastAsia="Pretendard" w:hAnsi="Pretendard"/>
+                <w:sz w:val="20"/>
+                <w:szCs w:val="20"/>
+              </w:rPr>
+              <w:t xml:space="preserve"/>
+            </w:r>
+          </w:p>
+          <w:p>
+            <w:pPr>
+              <w:spacing w:after="0" w:before="0"/>
+            </w:pPr>
+            <w:r>
+              <w:rPr>
+                <w:rFonts w:ascii="Pretendard" w:cs="Pretendard" w:eastAsia="Pretendard" w:hAnsi="Pretendard"/>
                 <w:sz w:val="20"/>
                 <w:szCs w:val="20"/>
               </w:rPr>
@@ -7025,7 +7025,7 @@
       </w:pPr>
       <w:r>
         <w:rPr>
-          <w:rFonts w:ascii="맑은 고딕" w:cs="맑은 고딕" w:eastAsia="맑은 고딕" w:hAnsi="맑은 고딕"/>
+          <w:rFonts w:ascii="Pretendard" w:cs="Pretendard" w:eastAsia="Pretendard" w:hAnsi="Pretendard"/>
           <w:sz w:val="20"/>
           <w:szCs w:val="20"/>
         </w:rPr>
@@ -7038,7 +7038,7 @@
       </w:pPr>
       <w:r>
         <w:rPr>
-          <w:rFonts w:ascii="맑은 고딕" w:cs="맑은 고딕" w:eastAsia="맑은 고딕" w:hAnsi="맑은 고딕"/>
+          <w:rFonts w:ascii="Pretendard" w:cs="Pretendard" w:eastAsia="Pretendard" w:hAnsi="Pretendard"/>
           <w:b/>
           <w:bCs/>
           <w:sz w:val="21"/>
@@ -7048,7 +7048,7 @@
       </w:r>
       <w:r>
         <w:rPr>
-          <w:rFonts w:ascii="맑은 고딕" w:cs="맑은 고딕" w:eastAsia="맑은 고딕" w:hAnsi="맑은 고딕"/>
+          <w:rFonts w:ascii="Pretendard" w:cs="Pretendard" w:eastAsia="Pretendard" w:hAnsi="Pretendard"/>
           <w:sz w:val="21"/>
           <w:szCs w:val="21"/>
         </w:rPr>
@@ -7062,7 +7062,7 @@
       </w:pPr>
       <w:r>
         <w:rPr>
-          <w:rFonts w:ascii="맑은 고딕" w:cs="맑은 고딕" w:eastAsia="맑은 고딕" w:hAnsi="맑은 고딕"/>
+          <w:rFonts w:ascii="Pretendard" w:cs="Pretendard" w:eastAsia="Pretendard" w:hAnsi="Pretendard"/>
           <w:sz w:val="20"/>
           <w:szCs w:val="20"/>
         </w:rPr>
@@ -7076,7 +7076,7 @@
       </w:pPr>
       <w:r>
         <w:rPr>
-          <w:rFonts w:ascii="맑은 고딕" w:cs="맑은 고딕" w:eastAsia="맑은 고딕" w:hAnsi="맑은 고딕"/>
+          <w:rFonts w:ascii="Pretendard" w:cs="Pretendard" w:eastAsia="Pretendard" w:hAnsi="Pretendard"/>
           <w:sz w:val="20"/>
           <w:szCs w:val="20"/>
         </w:rPr>
@@ -7090,7 +7090,7 @@
       </w:pPr>
       <w:r>
         <w:rPr>
-          <w:rFonts w:ascii="맑은 고딕" w:cs="맑은 고딕" w:eastAsia="맑은 고딕" w:hAnsi="맑은 고딕"/>
+          <w:rFonts w:ascii="Pretendard" w:cs="Pretendard" w:eastAsia="Pretendard" w:hAnsi="Pretendard"/>
           <w:sz w:val="20"/>
           <w:szCs w:val="20"/>
         </w:rPr>
@@ -7104,7 +7104,7 @@
       </w:pPr>
       <w:r>
         <w:rPr>
-          <w:rFonts w:ascii="맑은 고딕" w:cs="맑은 고딕" w:eastAsia="맑은 고딕" w:hAnsi="맑은 고딕"/>
+          <w:rFonts w:ascii="Pretendard" w:cs="Pretendard" w:eastAsia="Pretendard" w:hAnsi="Pretendard"/>
           <w:sz w:val="20"/>
           <w:szCs w:val="20"/>
         </w:rPr>
@@ -7117,7 +7117,7 @@
       </w:pPr>
       <w:r>
         <w:rPr>
-          <w:rFonts w:ascii="맑은 고딕" w:cs="맑은 고딕" w:eastAsia="맑은 고딕" w:hAnsi="맑은 고딕"/>
+          <w:rFonts w:ascii="Pretendard" w:cs="Pretendard" w:eastAsia="Pretendard" w:hAnsi="Pretendard"/>
           <w:i/>
           <w:iCs/>
           <w:color w:val="595959"/>
@@ -7159,20 +7159,20 @@
             </w:pPr>
             <w:r>
               <w:rPr>
-                <w:rFonts w:ascii="맑은 고딕" w:cs="맑은 고딕" w:eastAsia="맑은 고딕" w:hAnsi="맑은 고딕"/>
-                <w:sz w:val="20"/>
-                <w:szCs w:val="20"/>
-              </w:rPr>
-              <w:t xml:space="preserve"/>
-            </w:r>
-          </w:p>
-          <w:p>
-            <w:pPr>
-              <w:spacing w:after="0" w:before="0"/>
-            </w:pPr>
-            <w:r>
-              <w:rPr>
-                <w:rFonts w:ascii="맑은 고딕" w:cs="맑은 고딕" w:eastAsia="맑은 고딕" w:hAnsi="맑은 고딕"/>
+                <w:rFonts w:ascii="Pretendard" w:cs="Pretendard" w:eastAsia="Pretendard" w:hAnsi="Pretendard"/>
+                <w:sz w:val="20"/>
+                <w:szCs w:val="20"/>
+              </w:rPr>
+              <w:t xml:space="preserve"/>
+            </w:r>
+          </w:p>
+          <w:p>
+            <w:pPr>
+              <w:spacing w:after="0" w:before="0"/>
+            </w:pPr>
+            <w:r>
+              <w:rPr>
+                <w:rFonts w:ascii="Pretendard" w:cs="Pretendard" w:eastAsia="Pretendard" w:hAnsi="Pretendard"/>
                 <w:sz w:val="20"/>
                 <w:szCs w:val="20"/>
               </w:rPr>
@@ -7188,7 +7188,7 @@
       </w:pPr>
       <w:r>
         <w:rPr>
-          <w:rFonts w:ascii="맑은 고딕" w:cs="맑은 고딕" w:eastAsia="맑은 고딕" w:hAnsi="맑은 고딕"/>
+          <w:rFonts w:ascii="Pretendard" w:cs="Pretendard" w:eastAsia="Pretendard" w:hAnsi="Pretendard"/>
           <w:sz w:val="20"/>
           <w:szCs w:val="20"/>
         </w:rPr>
@@ -7201,7 +7201,7 @@
       </w:pPr>
       <w:r>
         <w:rPr>
-          <w:rFonts w:ascii="맑은 고딕" w:cs="맑은 고딕" w:eastAsia="맑은 고딕" w:hAnsi="맑은 고딕"/>
+          <w:rFonts w:ascii="Pretendard" w:cs="Pretendard" w:eastAsia="Pretendard" w:hAnsi="Pretendard"/>
           <w:b/>
           <w:bCs/>
           <w:sz w:val="21"/>
@@ -7211,7 +7211,7 @@
       </w:r>
       <w:r>
         <w:rPr>
-          <w:rFonts w:ascii="맑은 고딕" w:cs="맑은 고딕" w:eastAsia="맑은 고딕" w:hAnsi="맑은 고딕"/>
+          <w:rFonts w:ascii="Pretendard" w:cs="Pretendard" w:eastAsia="Pretendard" w:hAnsi="Pretendard"/>
           <w:sz w:val="21"/>
           <w:szCs w:val="21"/>
         </w:rPr>
@@ -7225,7 +7225,7 @@
       </w:pPr>
       <w:r>
         <w:rPr>
-          <w:rFonts w:ascii="맑은 고딕" w:cs="맑은 고딕" w:eastAsia="맑은 고딕" w:hAnsi="맑은 고딕"/>
+          <w:rFonts w:ascii="Pretendard" w:cs="Pretendard" w:eastAsia="Pretendard" w:hAnsi="Pretendard"/>
           <w:sz w:val="20"/>
           <w:szCs w:val="20"/>
         </w:rPr>
@@ -7239,7 +7239,7 @@
       </w:pPr>
       <w:r>
         <w:rPr>
-          <w:rFonts w:ascii="맑은 고딕" w:cs="맑은 고딕" w:eastAsia="맑은 고딕" w:hAnsi="맑은 고딕"/>
+          <w:rFonts w:ascii="Pretendard" w:cs="Pretendard" w:eastAsia="Pretendard" w:hAnsi="Pretendard"/>
           <w:sz w:val="20"/>
           <w:szCs w:val="20"/>
         </w:rPr>
@@ -7253,7 +7253,7 @@
       </w:pPr>
       <w:r>
         <w:rPr>
-          <w:rFonts w:ascii="맑은 고딕" w:cs="맑은 고딕" w:eastAsia="맑은 고딕" w:hAnsi="맑은 고딕"/>
+          <w:rFonts w:ascii="Pretendard" w:cs="Pretendard" w:eastAsia="Pretendard" w:hAnsi="Pretendard"/>
           <w:sz w:val="20"/>
           <w:szCs w:val="20"/>
         </w:rPr>
@@ -7267,7 +7267,7 @@
       </w:pPr>
       <w:r>
         <w:rPr>
-          <w:rFonts w:ascii="맑은 고딕" w:cs="맑은 고딕" w:eastAsia="맑은 고딕" w:hAnsi="맑은 고딕"/>
+          <w:rFonts w:ascii="Pretendard" w:cs="Pretendard" w:eastAsia="Pretendard" w:hAnsi="Pretendard"/>
           <w:sz w:val="20"/>
           <w:szCs w:val="20"/>
         </w:rPr>
@@ -7280,7 +7280,7 @@
       </w:pPr>
       <w:r>
         <w:rPr>
-          <w:rFonts w:ascii="맑은 고딕" w:cs="맑은 고딕" w:eastAsia="맑은 고딕" w:hAnsi="맑은 고딕"/>
+          <w:rFonts w:ascii="Pretendard" w:cs="Pretendard" w:eastAsia="Pretendard" w:hAnsi="Pretendard"/>
           <w:i/>
           <w:iCs/>
           <w:color w:val="595959"/>
@@ -7322,20 +7322,20 @@
             </w:pPr>
             <w:r>
               <w:rPr>
-                <w:rFonts w:ascii="맑은 고딕" w:cs="맑은 고딕" w:eastAsia="맑은 고딕" w:hAnsi="맑은 고딕"/>
-                <w:sz w:val="20"/>
-                <w:szCs w:val="20"/>
-              </w:rPr>
-              <w:t xml:space="preserve"/>
-            </w:r>
-          </w:p>
-          <w:p>
-            <w:pPr>
-              <w:spacing w:after="0" w:before="0"/>
-            </w:pPr>
-            <w:r>
-              <w:rPr>
-                <w:rFonts w:ascii="맑은 고딕" w:cs="맑은 고딕" w:eastAsia="맑은 고딕" w:hAnsi="맑은 고딕"/>
+                <w:rFonts w:ascii="Pretendard" w:cs="Pretendard" w:eastAsia="Pretendard" w:hAnsi="Pretendard"/>
+                <w:sz w:val="20"/>
+                <w:szCs w:val="20"/>
+              </w:rPr>
+              <w:t xml:space="preserve"/>
+            </w:r>
+          </w:p>
+          <w:p>
+            <w:pPr>
+              <w:spacing w:after="0" w:before="0"/>
+            </w:pPr>
+            <w:r>
+              <w:rPr>
+                <w:rFonts w:ascii="Pretendard" w:cs="Pretendard" w:eastAsia="Pretendard" w:hAnsi="Pretendard"/>
                 <w:sz w:val="20"/>
                 <w:szCs w:val="20"/>
               </w:rPr>
@@ -7351,7 +7351,7 @@
       </w:pPr>
       <w:r>
         <w:rPr>
-          <w:rFonts w:ascii="맑은 고딕" w:cs="맑은 고딕" w:eastAsia="맑은 고딕" w:hAnsi="맑은 고딕"/>
+          <w:rFonts w:ascii="Pretendard" w:cs="Pretendard" w:eastAsia="Pretendard" w:hAnsi="Pretendard"/>
           <w:sz w:val="20"/>
           <w:szCs w:val="20"/>
         </w:rPr>
@@ -7364,7 +7364,7 @@
       </w:pPr>
       <w:r>
         <w:rPr>
-          <w:rFonts w:ascii="맑은 고딕" w:cs="맑은 고딕" w:eastAsia="맑은 고딕" w:hAnsi="맑은 고딕"/>
+          <w:rFonts w:ascii="Pretendard" w:cs="Pretendard" w:eastAsia="Pretendard" w:hAnsi="Pretendard"/>
           <w:b/>
           <w:bCs/>
           <w:sz w:val="21"/>
@@ -7374,7 +7374,7 @@
       </w:r>
       <w:r>
         <w:rPr>
-          <w:rFonts w:ascii="맑은 고딕" w:cs="맑은 고딕" w:eastAsia="맑은 고딕" w:hAnsi="맑은 고딕"/>
+          <w:rFonts w:ascii="Pretendard" w:cs="Pretendard" w:eastAsia="Pretendard" w:hAnsi="Pretendard"/>
           <w:sz w:val="21"/>
           <w:szCs w:val="21"/>
         </w:rPr>
@@ -7388,7 +7388,7 @@
       </w:pPr>
       <w:r>
         <w:rPr>
-          <w:rFonts w:ascii="맑은 고딕" w:cs="맑은 고딕" w:eastAsia="맑은 고딕" w:hAnsi="맑은 고딕"/>
+          <w:rFonts w:ascii="Pretendard" w:cs="Pretendard" w:eastAsia="Pretendard" w:hAnsi="Pretendard"/>
           <w:sz w:val="20"/>
           <w:szCs w:val="20"/>
         </w:rPr>
@@ -7402,7 +7402,7 @@
       </w:pPr>
       <w:r>
         <w:rPr>
-          <w:rFonts w:ascii="맑은 고딕" w:cs="맑은 고딕" w:eastAsia="맑은 고딕" w:hAnsi="맑은 고딕"/>
+          <w:rFonts w:ascii="Pretendard" w:cs="Pretendard" w:eastAsia="Pretendard" w:hAnsi="Pretendard"/>
           <w:sz w:val="20"/>
           <w:szCs w:val="20"/>
         </w:rPr>
@@ -7416,7 +7416,7 @@
       </w:pPr>
       <w:r>
         <w:rPr>
-          <w:rFonts w:ascii="맑은 고딕" w:cs="맑은 고딕" w:eastAsia="맑은 고딕" w:hAnsi="맑은 고딕"/>
+          <w:rFonts w:ascii="Pretendard" w:cs="Pretendard" w:eastAsia="Pretendard" w:hAnsi="Pretendard"/>
           <w:sz w:val="20"/>
           <w:szCs w:val="20"/>
         </w:rPr>
@@ -7430,7 +7430,7 @@
       </w:pPr>
       <w:r>
         <w:rPr>
-          <w:rFonts w:ascii="맑은 고딕" w:cs="맑은 고딕" w:eastAsia="맑은 고딕" w:hAnsi="맑은 고딕"/>
+          <w:rFonts w:ascii="Pretendard" w:cs="Pretendard" w:eastAsia="Pretendard" w:hAnsi="Pretendard"/>
           <w:sz w:val="20"/>
           <w:szCs w:val="20"/>
         </w:rPr>
@@ -7443,7 +7443,7 @@
       </w:pPr>
       <w:r>
         <w:rPr>
-          <w:rFonts w:ascii="맑은 고딕" w:cs="맑은 고딕" w:eastAsia="맑은 고딕" w:hAnsi="맑은 고딕"/>
+          <w:rFonts w:ascii="Pretendard" w:cs="Pretendard" w:eastAsia="Pretendard" w:hAnsi="Pretendard"/>
           <w:i/>
           <w:iCs/>
           <w:color w:val="595959"/>
@@ -7485,20 +7485,20 @@
             </w:pPr>
             <w:r>
               <w:rPr>
-                <w:rFonts w:ascii="맑은 고딕" w:cs="맑은 고딕" w:eastAsia="맑은 고딕" w:hAnsi="맑은 고딕"/>
-                <w:sz w:val="20"/>
-                <w:szCs w:val="20"/>
-              </w:rPr>
-              <w:t xml:space="preserve"/>
-            </w:r>
-          </w:p>
-          <w:p>
-            <w:pPr>
-              <w:spacing w:after="0" w:before="0"/>
-            </w:pPr>
-            <w:r>
-              <w:rPr>
-                <w:rFonts w:ascii="맑은 고딕" w:cs="맑은 고딕" w:eastAsia="맑은 고딕" w:hAnsi="맑은 고딕"/>
+                <w:rFonts w:ascii="Pretendard" w:cs="Pretendard" w:eastAsia="Pretendard" w:hAnsi="Pretendard"/>
+                <w:sz w:val="20"/>
+                <w:szCs w:val="20"/>
+              </w:rPr>
+              <w:t xml:space="preserve"/>
+            </w:r>
+          </w:p>
+          <w:p>
+            <w:pPr>
+              <w:spacing w:after="0" w:before="0"/>
+            </w:pPr>
+            <w:r>
+              <w:rPr>
+                <w:rFonts w:ascii="Pretendard" w:cs="Pretendard" w:eastAsia="Pretendard" w:hAnsi="Pretendard"/>
                 <w:sz w:val="20"/>
                 <w:szCs w:val="20"/>
               </w:rPr>
@@ -7514,7 +7514,7 @@
       </w:pPr>
       <w:r>
         <w:rPr>
-          <w:rFonts w:ascii="맑은 고딕" w:cs="맑은 고딕" w:eastAsia="맑은 고딕" w:hAnsi="맑은 고딕"/>
+          <w:rFonts w:ascii="Pretendard" w:cs="Pretendard" w:eastAsia="Pretendard" w:hAnsi="Pretendard"/>
           <w:sz w:val="20"/>
           <w:szCs w:val="20"/>
         </w:rPr>
@@ -7531,7 +7531,7 @@
       </w:pPr>
       <w:r>
         <w:rPr>
-          <w:rFonts w:ascii="맑은 고딕" w:cs="맑은 고딕" w:eastAsia="맑은 고딕" w:hAnsi="맑은 고딕"/>
+          <w:rFonts w:ascii="Pretendard" w:cs="Pretendard" w:eastAsia="Pretendard" w:hAnsi="Pretendard"/>
           <w:b/>
           <w:bCs/>
           <w:sz w:val="24"/>
@@ -7546,7 +7546,7 @@
       </w:pPr>
       <w:r>
         <w:rPr>
-          <w:rFonts w:ascii="맑은 고딕" w:cs="맑은 고딕" w:eastAsia="맑은 고딕" w:hAnsi="맑은 고딕"/>
+          <w:rFonts w:ascii="Pretendard" w:cs="Pretendard" w:eastAsia="Pretendard" w:hAnsi="Pretendard"/>
           <w:b/>
           <w:bCs/>
           <w:sz w:val="21"/>
@@ -7556,7 +7556,7 @@
       </w:r>
       <w:r>
         <w:rPr>
-          <w:rFonts w:ascii="맑은 고딕" w:cs="맑은 고딕" w:eastAsia="맑은 고딕" w:hAnsi="맑은 고딕"/>
+          <w:rFonts w:ascii="Pretendard" w:cs="Pretendard" w:eastAsia="Pretendard" w:hAnsi="Pretendard"/>
           <w:sz w:val="21"/>
           <w:szCs w:val="21"/>
         </w:rPr>
@@ -7570,7 +7570,7 @@
       </w:pPr>
       <w:r>
         <w:rPr>
-          <w:rFonts w:ascii="맑은 고딕" w:cs="맑은 고딕" w:eastAsia="맑은 고딕" w:hAnsi="맑은 고딕"/>
+          <w:rFonts w:ascii="Pretendard" w:cs="Pretendard" w:eastAsia="Pretendard" w:hAnsi="Pretendard"/>
           <w:sz w:val="20"/>
           <w:szCs w:val="20"/>
         </w:rPr>
@@ -7584,7 +7584,7 @@
       </w:pPr>
       <w:r>
         <w:rPr>
-          <w:rFonts w:ascii="맑은 고딕" w:cs="맑은 고딕" w:eastAsia="맑은 고딕" w:hAnsi="맑은 고딕"/>
+          <w:rFonts w:ascii="Pretendard" w:cs="Pretendard" w:eastAsia="Pretendard" w:hAnsi="Pretendard"/>
           <w:sz w:val="20"/>
           <w:szCs w:val="20"/>
         </w:rPr>
@@ -7598,7 +7598,7 @@
       </w:pPr>
       <w:r>
         <w:rPr>
-          <w:rFonts w:ascii="맑은 고딕" w:cs="맑은 고딕" w:eastAsia="맑은 고딕" w:hAnsi="맑은 고딕"/>
+          <w:rFonts w:ascii="Pretendard" w:cs="Pretendard" w:eastAsia="Pretendard" w:hAnsi="Pretendard"/>
           <w:sz w:val="20"/>
           <w:szCs w:val="20"/>
         </w:rPr>
@@ -7612,7 +7612,7 @@
       </w:pPr>
       <w:r>
         <w:rPr>
-          <w:rFonts w:ascii="맑은 고딕" w:cs="맑은 고딕" w:eastAsia="맑은 고딕" w:hAnsi="맑은 고딕"/>
+          <w:rFonts w:ascii="Pretendard" w:cs="Pretendard" w:eastAsia="Pretendard" w:hAnsi="Pretendard"/>
           <w:sz w:val="20"/>
           <w:szCs w:val="20"/>
         </w:rPr>
@@ -7625,7 +7625,7 @@
       </w:pPr>
       <w:r>
         <w:rPr>
-          <w:rFonts w:ascii="맑은 고딕" w:cs="맑은 고딕" w:eastAsia="맑은 고딕" w:hAnsi="맑은 고딕"/>
+          <w:rFonts w:ascii="Pretendard" w:cs="Pretendard" w:eastAsia="Pretendard" w:hAnsi="Pretendard"/>
           <w:i/>
           <w:iCs/>
           <w:color w:val="595959"/>
@@ -7667,20 +7667,20 @@
             </w:pPr>
             <w:r>
               <w:rPr>
-                <w:rFonts w:ascii="맑은 고딕" w:cs="맑은 고딕" w:eastAsia="맑은 고딕" w:hAnsi="맑은 고딕"/>
-                <w:sz w:val="20"/>
-                <w:szCs w:val="20"/>
-              </w:rPr>
-              <w:t xml:space="preserve"/>
-            </w:r>
-          </w:p>
-          <w:p>
-            <w:pPr>
-              <w:spacing w:after="0" w:before="0"/>
-            </w:pPr>
-            <w:r>
-              <w:rPr>
-                <w:rFonts w:ascii="맑은 고딕" w:cs="맑은 고딕" w:eastAsia="맑은 고딕" w:hAnsi="맑은 고딕"/>
+                <w:rFonts w:ascii="Pretendard" w:cs="Pretendard" w:eastAsia="Pretendard" w:hAnsi="Pretendard"/>
+                <w:sz w:val="20"/>
+                <w:szCs w:val="20"/>
+              </w:rPr>
+              <w:t xml:space="preserve"/>
+            </w:r>
+          </w:p>
+          <w:p>
+            <w:pPr>
+              <w:spacing w:after="0" w:before="0"/>
+            </w:pPr>
+            <w:r>
+              <w:rPr>
+                <w:rFonts w:ascii="Pretendard" w:cs="Pretendard" w:eastAsia="Pretendard" w:hAnsi="Pretendard"/>
                 <w:sz w:val="20"/>
                 <w:szCs w:val="20"/>
               </w:rPr>
@@ -7696,7 +7696,7 @@
       </w:pPr>
       <w:r>
         <w:rPr>
-          <w:rFonts w:ascii="맑은 고딕" w:cs="맑은 고딕" w:eastAsia="맑은 고딕" w:hAnsi="맑은 고딕"/>
+          <w:rFonts w:ascii="Pretendard" w:cs="Pretendard" w:eastAsia="Pretendard" w:hAnsi="Pretendard"/>
           <w:sz w:val="20"/>
           <w:szCs w:val="20"/>
         </w:rPr>
@@ -7709,7 +7709,7 @@
       </w:pPr>
       <w:r>
         <w:rPr>
-          <w:rFonts w:ascii="맑은 고딕" w:cs="맑은 고딕" w:eastAsia="맑은 고딕" w:hAnsi="맑은 고딕"/>
+          <w:rFonts w:ascii="Pretendard" w:cs="Pretendard" w:eastAsia="Pretendard" w:hAnsi="Pretendard"/>
           <w:b/>
           <w:bCs/>
           <w:sz w:val="21"/>
@@ -7719,7 +7719,7 @@
       </w:r>
       <w:r>
         <w:rPr>
-          <w:rFonts w:ascii="맑은 고딕" w:cs="맑은 고딕" w:eastAsia="맑은 고딕" w:hAnsi="맑은 고딕"/>
+          <w:rFonts w:ascii="Pretendard" w:cs="Pretendard" w:eastAsia="Pretendard" w:hAnsi="Pretendard"/>
           <w:sz w:val="21"/>
           <w:szCs w:val="21"/>
         </w:rPr>
@@ -7733,7 +7733,7 @@
       </w:pPr>
       <w:r>
         <w:rPr>
-          <w:rFonts w:ascii="맑은 고딕" w:cs="맑은 고딕" w:eastAsia="맑은 고딕" w:hAnsi="맑은 고딕"/>
+          <w:rFonts w:ascii="Pretendard" w:cs="Pretendard" w:eastAsia="Pretendard" w:hAnsi="Pretendard"/>
           <w:sz w:val="20"/>
           <w:szCs w:val="20"/>
         </w:rPr>
@@ -7747,7 +7747,7 @@
       </w:pPr>
       <w:r>
         <w:rPr>
-          <w:rFonts w:ascii="맑은 고딕" w:cs="맑은 고딕" w:eastAsia="맑은 고딕" w:hAnsi="맑은 고딕"/>
+          <w:rFonts w:ascii="Pretendard" w:cs="Pretendard" w:eastAsia="Pretendard" w:hAnsi="Pretendard"/>
           <w:sz w:val="20"/>
           <w:szCs w:val="20"/>
         </w:rPr>
@@ -7761,7 +7761,7 @@
       </w:pPr>
       <w:r>
         <w:rPr>
-          <w:rFonts w:ascii="맑은 고딕" w:cs="맑은 고딕" w:eastAsia="맑은 고딕" w:hAnsi="맑은 고딕"/>
+          <w:rFonts w:ascii="Pretendard" w:cs="Pretendard" w:eastAsia="Pretendard" w:hAnsi="Pretendard"/>
           <w:sz w:val="20"/>
           <w:szCs w:val="20"/>
         </w:rPr>
@@ -7775,7 +7775,7 @@
       </w:pPr>
       <w:r>
         <w:rPr>
-          <w:rFonts w:ascii="맑은 고딕" w:cs="맑은 고딕" w:eastAsia="맑은 고딕" w:hAnsi="맑은 고딕"/>
+          <w:rFonts w:ascii="Pretendard" w:cs="Pretendard" w:eastAsia="Pretendard" w:hAnsi="Pretendard"/>
           <w:sz w:val="20"/>
           <w:szCs w:val="20"/>
         </w:rPr>
@@ -7788,7 +7788,7 @@
       </w:pPr>
       <w:r>
         <w:rPr>
-          <w:rFonts w:ascii="맑은 고딕" w:cs="맑은 고딕" w:eastAsia="맑은 고딕" w:hAnsi="맑은 고딕"/>
+          <w:rFonts w:ascii="Pretendard" w:cs="Pretendard" w:eastAsia="Pretendard" w:hAnsi="Pretendard"/>
           <w:i/>
           <w:iCs/>
           <w:color w:val="595959"/>
@@ -7830,20 +7830,20 @@
             </w:pPr>
             <w:r>
               <w:rPr>
-                <w:rFonts w:ascii="맑은 고딕" w:cs="맑은 고딕" w:eastAsia="맑은 고딕" w:hAnsi="맑은 고딕"/>
-                <w:sz w:val="20"/>
-                <w:szCs w:val="20"/>
-              </w:rPr>
-              <w:t xml:space="preserve"/>
-            </w:r>
-          </w:p>
-          <w:p>
-            <w:pPr>
-              <w:spacing w:after="0" w:before="0"/>
-            </w:pPr>
-            <w:r>
-              <w:rPr>
-                <w:rFonts w:ascii="맑은 고딕" w:cs="맑은 고딕" w:eastAsia="맑은 고딕" w:hAnsi="맑은 고딕"/>
+                <w:rFonts w:ascii="Pretendard" w:cs="Pretendard" w:eastAsia="Pretendard" w:hAnsi="Pretendard"/>
+                <w:sz w:val="20"/>
+                <w:szCs w:val="20"/>
+              </w:rPr>
+              <w:t xml:space="preserve"/>
+            </w:r>
+          </w:p>
+          <w:p>
+            <w:pPr>
+              <w:spacing w:after="0" w:before="0"/>
+            </w:pPr>
+            <w:r>
+              <w:rPr>
+                <w:rFonts w:ascii="Pretendard" w:cs="Pretendard" w:eastAsia="Pretendard" w:hAnsi="Pretendard"/>
                 <w:sz w:val="20"/>
                 <w:szCs w:val="20"/>
               </w:rPr>
@@ -7859,7 +7859,7 @@
       </w:pPr>
       <w:r>
         <w:rPr>
-          <w:rFonts w:ascii="맑은 고딕" w:cs="맑은 고딕" w:eastAsia="맑은 고딕" w:hAnsi="맑은 고딕"/>
+          <w:rFonts w:ascii="Pretendard" w:cs="Pretendard" w:eastAsia="Pretendard" w:hAnsi="Pretendard"/>
           <w:sz w:val="20"/>
           <w:szCs w:val="20"/>
         </w:rPr>
@@ -7872,7 +7872,7 @@
       </w:pPr>
       <w:r>
         <w:rPr>
-          <w:rFonts w:ascii="맑은 고딕" w:cs="맑은 고딕" w:eastAsia="맑은 고딕" w:hAnsi="맑은 고딕"/>
+          <w:rFonts w:ascii="Pretendard" w:cs="Pretendard" w:eastAsia="Pretendard" w:hAnsi="Pretendard"/>
           <w:b/>
           <w:bCs/>
           <w:sz w:val="21"/>
@@ -7882,7 +7882,7 @@
       </w:r>
       <w:r>
         <w:rPr>
-          <w:rFonts w:ascii="맑은 고딕" w:cs="맑은 고딕" w:eastAsia="맑은 고딕" w:hAnsi="맑은 고딕"/>
+          <w:rFonts w:ascii="Pretendard" w:cs="Pretendard" w:eastAsia="Pretendard" w:hAnsi="Pretendard"/>
           <w:sz w:val="21"/>
           <w:szCs w:val="21"/>
         </w:rPr>
@@ -7896,7 +7896,7 @@
       </w:pPr>
       <w:r>
         <w:rPr>
-          <w:rFonts w:ascii="맑은 고딕" w:cs="맑은 고딕" w:eastAsia="맑은 고딕" w:hAnsi="맑은 고딕"/>
+          <w:rFonts w:ascii="Pretendard" w:cs="Pretendard" w:eastAsia="Pretendard" w:hAnsi="Pretendard"/>
           <w:sz w:val="20"/>
           <w:szCs w:val="20"/>
         </w:rPr>
@@ -7910,7 +7910,7 @@
       </w:pPr>
       <w:r>
         <w:rPr>
-          <w:rFonts w:ascii="맑은 고딕" w:cs="맑은 고딕" w:eastAsia="맑은 고딕" w:hAnsi="맑은 고딕"/>
+          <w:rFonts w:ascii="Pretendard" w:cs="Pretendard" w:eastAsia="Pretendard" w:hAnsi="Pretendard"/>
           <w:sz w:val="20"/>
           <w:szCs w:val="20"/>
         </w:rPr>
@@ -7924,7 +7924,7 @@
       </w:pPr>
       <w:r>
         <w:rPr>
-          <w:rFonts w:ascii="맑은 고딕" w:cs="맑은 고딕" w:eastAsia="맑은 고딕" w:hAnsi="맑은 고딕"/>
+          <w:rFonts w:ascii="Pretendard" w:cs="Pretendard" w:eastAsia="Pretendard" w:hAnsi="Pretendard"/>
           <w:sz w:val="20"/>
           <w:szCs w:val="20"/>
         </w:rPr>
@@ -7938,7 +7938,7 @@
       </w:pPr>
       <w:r>
         <w:rPr>
-          <w:rFonts w:ascii="맑은 고딕" w:cs="맑은 고딕" w:eastAsia="맑은 고딕" w:hAnsi="맑은 고딕"/>
+          <w:rFonts w:ascii="Pretendard" w:cs="Pretendard" w:eastAsia="Pretendard" w:hAnsi="Pretendard"/>
           <w:sz w:val="20"/>
           <w:szCs w:val="20"/>
         </w:rPr>
@@ -7951,7 +7951,7 @@
       </w:pPr>
       <w:r>
         <w:rPr>
-          <w:rFonts w:ascii="맑은 고딕" w:cs="맑은 고딕" w:eastAsia="맑은 고딕" w:hAnsi="맑은 고딕"/>
+          <w:rFonts w:ascii="Pretendard" w:cs="Pretendard" w:eastAsia="Pretendard" w:hAnsi="Pretendard"/>
           <w:i/>
           <w:iCs/>
           <w:color w:val="595959"/>
@@ -7993,20 +7993,20 @@
             </w:pPr>
             <w:r>
               <w:rPr>
-                <w:rFonts w:ascii="맑은 고딕" w:cs="맑은 고딕" w:eastAsia="맑은 고딕" w:hAnsi="맑은 고딕"/>
-                <w:sz w:val="20"/>
-                <w:szCs w:val="20"/>
-              </w:rPr>
-              <w:t xml:space="preserve"/>
-            </w:r>
-          </w:p>
-          <w:p>
-            <w:pPr>
-              <w:spacing w:after="0" w:before="0"/>
-            </w:pPr>
-            <w:r>
-              <w:rPr>
-                <w:rFonts w:ascii="맑은 고딕" w:cs="맑은 고딕" w:eastAsia="맑은 고딕" w:hAnsi="맑은 고딕"/>
+                <w:rFonts w:ascii="Pretendard" w:cs="Pretendard" w:eastAsia="Pretendard" w:hAnsi="Pretendard"/>
+                <w:sz w:val="20"/>
+                <w:szCs w:val="20"/>
+              </w:rPr>
+              <w:t xml:space="preserve"/>
+            </w:r>
+          </w:p>
+          <w:p>
+            <w:pPr>
+              <w:spacing w:after="0" w:before="0"/>
+            </w:pPr>
+            <w:r>
+              <w:rPr>
+                <w:rFonts w:ascii="Pretendard" w:cs="Pretendard" w:eastAsia="Pretendard" w:hAnsi="Pretendard"/>
                 <w:sz w:val="20"/>
                 <w:szCs w:val="20"/>
               </w:rPr>
@@ -8022,7 +8022,7 @@
       </w:pPr>
       <w:r>
         <w:rPr>
-          <w:rFonts w:ascii="맑은 고딕" w:cs="맑은 고딕" w:eastAsia="맑은 고딕" w:hAnsi="맑은 고딕"/>
+          <w:rFonts w:ascii="Pretendard" w:cs="Pretendard" w:eastAsia="Pretendard" w:hAnsi="Pretendard"/>
           <w:sz w:val="20"/>
           <w:szCs w:val="20"/>
         </w:rPr>
@@ -8035,7 +8035,7 @@
       </w:pPr>
       <w:r>
         <w:rPr>
-          <w:rFonts w:ascii="맑은 고딕" w:cs="맑은 고딕" w:eastAsia="맑은 고딕" w:hAnsi="맑은 고딕"/>
+          <w:rFonts w:ascii="Pretendard" w:cs="Pretendard" w:eastAsia="Pretendard" w:hAnsi="Pretendard"/>
           <w:b/>
           <w:bCs/>
           <w:sz w:val="21"/>
@@ -8045,7 +8045,7 @@
       </w:r>
       <w:r>
         <w:rPr>
-          <w:rFonts w:ascii="맑은 고딕" w:cs="맑은 고딕" w:eastAsia="맑은 고딕" w:hAnsi="맑은 고딕"/>
+          <w:rFonts w:ascii="Pretendard" w:cs="Pretendard" w:eastAsia="Pretendard" w:hAnsi="Pretendard"/>
           <w:sz w:val="21"/>
           <w:szCs w:val="21"/>
         </w:rPr>
@@ -8059,7 +8059,7 @@
       </w:pPr>
       <w:r>
         <w:rPr>
-          <w:rFonts w:ascii="맑은 고딕" w:cs="맑은 고딕" w:eastAsia="맑은 고딕" w:hAnsi="맑은 고딕"/>
+          <w:rFonts w:ascii="Pretendard" w:cs="Pretendard" w:eastAsia="Pretendard" w:hAnsi="Pretendard"/>
           <w:sz w:val="20"/>
           <w:szCs w:val="20"/>
         </w:rPr>
@@ -8073,7 +8073,7 @@
       </w:pPr>
       <w:r>
         <w:rPr>
-          <w:rFonts w:ascii="맑은 고딕" w:cs="맑은 고딕" w:eastAsia="맑은 고딕" w:hAnsi="맑은 고딕"/>
+          <w:rFonts w:ascii="Pretendard" w:cs="Pretendard" w:eastAsia="Pretendard" w:hAnsi="Pretendard"/>
           <w:sz w:val="20"/>
           <w:szCs w:val="20"/>
         </w:rPr>
@@ -8087,7 +8087,7 @@
       </w:pPr>
       <w:r>
         <w:rPr>
-          <w:rFonts w:ascii="맑은 고딕" w:cs="맑은 고딕" w:eastAsia="맑은 고딕" w:hAnsi="맑은 고딕"/>
+          <w:rFonts w:ascii="Pretendard" w:cs="Pretendard" w:eastAsia="Pretendard" w:hAnsi="Pretendard"/>
           <w:sz w:val="20"/>
           <w:szCs w:val="20"/>
         </w:rPr>
@@ -8101,7 +8101,7 @@
       </w:pPr>
       <w:r>
         <w:rPr>
-          <w:rFonts w:ascii="맑은 고딕" w:cs="맑은 고딕" w:eastAsia="맑은 고딕" w:hAnsi="맑은 고딕"/>
+          <w:rFonts w:ascii="Pretendard" w:cs="Pretendard" w:eastAsia="Pretendard" w:hAnsi="Pretendard"/>
           <w:sz w:val="20"/>
           <w:szCs w:val="20"/>
         </w:rPr>
@@ -8114,7 +8114,7 @@
       </w:pPr>
       <w:r>
         <w:rPr>
-          <w:rFonts w:ascii="맑은 고딕" w:cs="맑은 고딕" w:eastAsia="맑은 고딕" w:hAnsi="맑은 고딕"/>
+          <w:rFonts w:ascii="Pretendard" w:cs="Pretendard" w:eastAsia="Pretendard" w:hAnsi="Pretendard"/>
           <w:i/>
           <w:iCs/>
           <w:color w:val="595959"/>
@@ -8156,20 +8156,20 @@
             </w:pPr>
             <w:r>
               <w:rPr>
-                <w:rFonts w:ascii="맑은 고딕" w:cs="맑은 고딕" w:eastAsia="맑은 고딕" w:hAnsi="맑은 고딕"/>
-                <w:sz w:val="20"/>
-                <w:szCs w:val="20"/>
-              </w:rPr>
-              <w:t xml:space="preserve"/>
-            </w:r>
-          </w:p>
-          <w:p>
-            <w:pPr>
-              <w:spacing w:after="0" w:before="0"/>
-            </w:pPr>
-            <w:r>
-              <w:rPr>
-                <w:rFonts w:ascii="맑은 고딕" w:cs="맑은 고딕" w:eastAsia="맑은 고딕" w:hAnsi="맑은 고딕"/>
+                <w:rFonts w:ascii="Pretendard" w:cs="Pretendard" w:eastAsia="Pretendard" w:hAnsi="Pretendard"/>
+                <w:sz w:val="20"/>
+                <w:szCs w:val="20"/>
+              </w:rPr>
+              <w:t xml:space="preserve"/>
+            </w:r>
+          </w:p>
+          <w:p>
+            <w:pPr>
+              <w:spacing w:after="0" w:before="0"/>
+            </w:pPr>
+            <w:r>
+              <w:rPr>
+                <w:rFonts w:ascii="Pretendard" w:cs="Pretendard" w:eastAsia="Pretendard" w:hAnsi="Pretendard"/>
                 <w:sz w:val="20"/>
                 <w:szCs w:val="20"/>
               </w:rPr>
@@ -8185,7 +8185,7 @@
       </w:pPr>
       <w:r>
         <w:rPr>
-          <w:rFonts w:ascii="맑은 고딕" w:cs="맑은 고딕" w:eastAsia="맑은 고딕" w:hAnsi="맑은 고딕"/>
+          <w:rFonts w:ascii="Pretendard" w:cs="Pretendard" w:eastAsia="Pretendard" w:hAnsi="Pretendard"/>
           <w:sz w:val="20"/>
           <w:szCs w:val="20"/>
         </w:rPr>
@@ -8198,7 +8198,7 @@
       </w:pPr>
       <w:r>
         <w:rPr>
-          <w:rFonts w:ascii="맑은 고딕" w:cs="맑은 고딕" w:eastAsia="맑은 고딕" w:hAnsi="맑은 고딕"/>
+          <w:rFonts w:ascii="Pretendard" w:cs="Pretendard" w:eastAsia="Pretendard" w:hAnsi="Pretendard"/>
           <w:b/>
           <w:bCs/>
           <w:sz w:val="21"/>
@@ -8208,7 +8208,7 @@
       </w:r>
       <w:r>
         <w:rPr>
-          <w:rFonts w:ascii="맑은 고딕" w:cs="맑은 고딕" w:eastAsia="맑은 고딕" w:hAnsi="맑은 고딕"/>
+          <w:rFonts w:ascii="Pretendard" w:cs="Pretendard" w:eastAsia="Pretendard" w:hAnsi="Pretendard"/>
           <w:sz w:val="21"/>
           <w:szCs w:val="21"/>
         </w:rPr>
@@ -8222,7 +8222,7 @@
       </w:pPr>
       <w:r>
         <w:rPr>
-          <w:rFonts w:ascii="맑은 고딕" w:cs="맑은 고딕" w:eastAsia="맑은 고딕" w:hAnsi="맑은 고딕"/>
+          <w:rFonts w:ascii="Pretendard" w:cs="Pretendard" w:eastAsia="Pretendard" w:hAnsi="Pretendard"/>
           <w:sz w:val="20"/>
           <w:szCs w:val="20"/>
         </w:rPr>
@@ -8236,7 +8236,7 @@
       </w:pPr>
       <w:r>
         <w:rPr>
-          <w:rFonts w:ascii="맑은 고딕" w:cs="맑은 고딕" w:eastAsia="맑은 고딕" w:hAnsi="맑은 고딕"/>
+          <w:rFonts w:ascii="Pretendard" w:cs="Pretendard" w:eastAsia="Pretendard" w:hAnsi="Pretendard"/>
           <w:sz w:val="20"/>
           <w:szCs w:val="20"/>
         </w:rPr>
@@ -8250,7 +8250,7 @@
       </w:pPr>
       <w:r>
         <w:rPr>
-          <w:rFonts w:ascii="맑은 고딕" w:cs="맑은 고딕" w:eastAsia="맑은 고딕" w:hAnsi="맑은 고딕"/>
+          <w:rFonts w:ascii="Pretendard" w:cs="Pretendard" w:eastAsia="Pretendard" w:hAnsi="Pretendard"/>
           <w:sz w:val="20"/>
           <w:szCs w:val="20"/>
         </w:rPr>
@@ -8264,7 +8264,7 @@
       </w:pPr>
       <w:r>
         <w:rPr>
-          <w:rFonts w:ascii="맑은 고딕" w:cs="맑은 고딕" w:eastAsia="맑은 고딕" w:hAnsi="맑은 고딕"/>
+          <w:rFonts w:ascii="Pretendard" w:cs="Pretendard" w:eastAsia="Pretendard" w:hAnsi="Pretendard"/>
           <w:sz w:val="20"/>
           <w:szCs w:val="20"/>
         </w:rPr>
@@ -8277,7 +8277,7 @@
       </w:pPr>
       <w:r>
         <w:rPr>
-          <w:rFonts w:ascii="맑은 고딕" w:cs="맑은 고딕" w:eastAsia="맑은 고딕" w:hAnsi="맑은 고딕"/>
+          <w:rFonts w:ascii="Pretendard" w:cs="Pretendard" w:eastAsia="Pretendard" w:hAnsi="Pretendard"/>
           <w:i/>
           <w:iCs/>
           <w:color w:val="595959"/>
@@ -8319,20 +8319,20 @@
             </w:pPr>
             <w:r>
               <w:rPr>
-                <w:rFonts w:ascii="맑은 고딕" w:cs="맑은 고딕" w:eastAsia="맑은 고딕" w:hAnsi="맑은 고딕"/>
-                <w:sz w:val="20"/>
-                <w:szCs w:val="20"/>
-              </w:rPr>
-              <w:t xml:space="preserve"/>
-            </w:r>
-          </w:p>
-          <w:p>
-            <w:pPr>
-              <w:spacing w:after="0" w:before="0"/>
-            </w:pPr>
-            <w:r>
-              <w:rPr>
-                <w:rFonts w:ascii="맑은 고딕" w:cs="맑은 고딕" w:eastAsia="맑은 고딕" w:hAnsi="맑은 고딕"/>
+                <w:rFonts w:ascii="Pretendard" w:cs="Pretendard" w:eastAsia="Pretendard" w:hAnsi="Pretendard"/>
+                <w:sz w:val="20"/>
+                <w:szCs w:val="20"/>
+              </w:rPr>
+              <w:t xml:space="preserve"/>
+            </w:r>
+          </w:p>
+          <w:p>
+            <w:pPr>
+              <w:spacing w:after="0" w:before="0"/>
+            </w:pPr>
+            <w:r>
+              <w:rPr>
+                <w:rFonts w:ascii="Pretendard" w:cs="Pretendard" w:eastAsia="Pretendard" w:hAnsi="Pretendard"/>
                 <w:sz w:val="20"/>
                 <w:szCs w:val="20"/>
               </w:rPr>
@@ -8348,7 +8348,7 @@
       </w:pPr>
       <w:r>
         <w:rPr>
-          <w:rFonts w:ascii="맑은 고딕" w:cs="맑은 고딕" w:eastAsia="맑은 고딕" w:hAnsi="맑은 고딕"/>
+          <w:rFonts w:ascii="Pretendard" w:cs="Pretendard" w:eastAsia="Pretendard" w:hAnsi="Pretendard"/>
           <w:sz w:val="20"/>
           <w:szCs w:val="20"/>
         </w:rPr>
@@ -8365,7 +8365,7 @@
       </w:pPr>
       <w:r>
         <w:rPr>
-          <w:rFonts w:ascii="맑은 고딕" w:cs="맑은 고딕" w:eastAsia="맑은 고딕" w:hAnsi="맑은 고딕"/>
+          <w:rFonts w:ascii="Pretendard" w:cs="Pretendard" w:eastAsia="Pretendard" w:hAnsi="Pretendard"/>
           <w:b/>
           <w:bCs/>
           <w:sz w:val="24"/>
@@ -8380,7 +8380,7 @@
       </w:pPr>
       <w:r>
         <w:rPr>
-          <w:rFonts w:ascii="맑은 고딕" w:cs="맑은 고딕" w:eastAsia="맑은 고딕" w:hAnsi="맑은 고딕"/>
+          <w:rFonts w:ascii="Pretendard" w:cs="Pretendard" w:eastAsia="Pretendard" w:hAnsi="Pretendard"/>
           <w:b/>
           <w:bCs/>
           <w:sz w:val="21"/>
@@ -8390,7 +8390,7 @@
       </w:r>
       <w:r>
         <w:rPr>
-          <w:rFonts w:ascii="맑은 고딕" w:cs="맑은 고딕" w:eastAsia="맑은 고딕" w:hAnsi="맑은 고딕"/>
+          <w:rFonts w:ascii="Pretendard" w:cs="Pretendard" w:eastAsia="Pretendard" w:hAnsi="Pretendard"/>
           <w:sz w:val="21"/>
           <w:szCs w:val="21"/>
         </w:rPr>
@@ -8404,7 +8404,7 @@
       </w:pPr>
       <w:r>
         <w:rPr>
-          <w:rFonts w:ascii="맑은 고딕" w:cs="맑은 고딕" w:eastAsia="맑은 고딕" w:hAnsi="맑은 고딕"/>
+          <w:rFonts w:ascii="Pretendard" w:cs="Pretendard" w:eastAsia="Pretendard" w:hAnsi="Pretendard"/>
           <w:sz w:val="20"/>
           <w:szCs w:val="20"/>
         </w:rPr>
@@ -8418,7 +8418,7 @@
       </w:pPr>
       <w:r>
         <w:rPr>
-          <w:rFonts w:ascii="맑은 고딕" w:cs="맑은 고딕" w:eastAsia="맑은 고딕" w:hAnsi="맑은 고딕"/>
+          <w:rFonts w:ascii="Pretendard" w:cs="Pretendard" w:eastAsia="Pretendard" w:hAnsi="Pretendard"/>
           <w:sz w:val="20"/>
           <w:szCs w:val="20"/>
         </w:rPr>
@@ -8432,7 +8432,7 @@
       </w:pPr>
       <w:r>
         <w:rPr>
-          <w:rFonts w:ascii="맑은 고딕" w:cs="맑은 고딕" w:eastAsia="맑은 고딕" w:hAnsi="맑은 고딕"/>
+          <w:rFonts w:ascii="Pretendard" w:cs="Pretendard" w:eastAsia="Pretendard" w:hAnsi="Pretendard"/>
           <w:sz w:val="20"/>
           <w:szCs w:val="20"/>
         </w:rPr>
@@ -8446,7 +8446,7 @@
       </w:pPr>
       <w:r>
         <w:rPr>
-          <w:rFonts w:ascii="맑은 고딕" w:cs="맑은 고딕" w:eastAsia="맑은 고딕" w:hAnsi="맑은 고딕"/>
+          <w:rFonts w:ascii="Pretendard" w:cs="Pretendard" w:eastAsia="Pretendard" w:hAnsi="Pretendard"/>
           <w:sz w:val="20"/>
           <w:szCs w:val="20"/>
         </w:rPr>
@@ -8459,7 +8459,7 @@
       </w:pPr>
       <w:r>
         <w:rPr>
-          <w:rFonts w:ascii="맑은 고딕" w:cs="맑은 고딕" w:eastAsia="맑은 고딕" w:hAnsi="맑은 고딕"/>
+          <w:rFonts w:ascii="Pretendard" w:cs="Pretendard" w:eastAsia="Pretendard" w:hAnsi="Pretendard"/>
           <w:i/>
           <w:iCs/>
           <w:color w:val="595959"/>
@@ -8501,20 +8501,20 @@
             </w:pPr>
             <w:r>
               <w:rPr>
-                <w:rFonts w:ascii="맑은 고딕" w:cs="맑은 고딕" w:eastAsia="맑은 고딕" w:hAnsi="맑은 고딕"/>
-                <w:sz w:val="20"/>
-                <w:szCs w:val="20"/>
-              </w:rPr>
-              <w:t xml:space="preserve"/>
-            </w:r>
-          </w:p>
-          <w:p>
-            <w:pPr>
-              <w:spacing w:after="0" w:before="0"/>
-            </w:pPr>
-            <w:r>
-              <w:rPr>
-                <w:rFonts w:ascii="맑은 고딕" w:cs="맑은 고딕" w:eastAsia="맑은 고딕" w:hAnsi="맑은 고딕"/>
+                <w:rFonts w:ascii="Pretendard" w:cs="Pretendard" w:eastAsia="Pretendard" w:hAnsi="Pretendard"/>
+                <w:sz w:val="20"/>
+                <w:szCs w:val="20"/>
+              </w:rPr>
+              <w:t xml:space="preserve"/>
+            </w:r>
+          </w:p>
+          <w:p>
+            <w:pPr>
+              <w:spacing w:after="0" w:before="0"/>
+            </w:pPr>
+            <w:r>
+              <w:rPr>
+                <w:rFonts w:ascii="Pretendard" w:cs="Pretendard" w:eastAsia="Pretendard" w:hAnsi="Pretendard"/>
                 <w:sz w:val="20"/>
                 <w:szCs w:val="20"/>
               </w:rPr>
@@ -8530,7 +8530,7 @@
       </w:pPr>
       <w:r>
         <w:rPr>
-          <w:rFonts w:ascii="맑은 고딕" w:cs="맑은 고딕" w:eastAsia="맑은 고딕" w:hAnsi="맑은 고딕"/>
+          <w:rFonts w:ascii="Pretendard" w:cs="Pretendard" w:eastAsia="Pretendard" w:hAnsi="Pretendard"/>
           <w:sz w:val="20"/>
           <w:szCs w:val="20"/>
         </w:rPr>
@@ -8543,7 +8543,7 @@
       </w:pPr>
       <w:r>
         <w:rPr>
-          <w:rFonts w:ascii="맑은 고딕" w:cs="맑은 고딕" w:eastAsia="맑은 고딕" w:hAnsi="맑은 고딕"/>
+          <w:rFonts w:ascii="Pretendard" w:cs="Pretendard" w:eastAsia="Pretendard" w:hAnsi="Pretendard"/>
           <w:b/>
           <w:bCs/>
           <w:sz w:val="21"/>
@@ -8553,7 +8553,7 @@
       </w:r>
       <w:r>
         <w:rPr>
-          <w:rFonts w:ascii="맑은 고딕" w:cs="맑은 고딕" w:eastAsia="맑은 고딕" w:hAnsi="맑은 고딕"/>
+          <w:rFonts w:ascii="Pretendard" w:cs="Pretendard" w:eastAsia="Pretendard" w:hAnsi="Pretendard"/>
           <w:sz w:val="21"/>
           <w:szCs w:val="21"/>
         </w:rPr>
@@ -8567,7 +8567,7 @@
       </w:pPr>
       <w:r>
         <w:rPr>
-          <w:rFonts w:ascii="맑은 고딕" w:cs="맑은 고딕" w:eastAsia="맑은 고딕" w:hAnsi="맑은 고딕"/>
+          <w:rFonts w:ascii="Pretendard" w:cs="Pretendard" w:eastAsia="Pretendard" w:hAnsi="Pretendard"/>
           <w:sz w:val="20"/>
           <w:szCs w:val="20"/>
         </w:rPr>
@@ -8581,7 +8581,7 @@
       </w:pPr>
       <w:r>
         <w:rPr>
-          <w:rFonts w:ascii="맑은 고딕" w:cs="맑은 고딕" w:eastAsia="맑은 고딕" w:hAnsi="맑은 고딕"/>
+          <w:rFonts w:ascii="Pretendard" w:cs="Pretendard" w:eastAsia="Pretendard" w:hAnsi="Pretendard"/>
           <w:sz w:val="20"/>
           <w:szCs w:val="20"/>
         </w:rPr>
@@ -8595,7 +8595,7 @@
       </w:pPr>
       <w:r>
         <w:rPr>
-          <w:rFonts w:ascii="맑은 고딕" w:cs="맑은 고딕" w:eastAsia="맑은 고딕" w:hAnsi="맑은 고딕"/>
+          <w:rFonts w:ascii="Pretendard" w:cs="Pretendard" w:eastAsia="Pretendard" w:hAnsi="Pretendard"/>
           <w:sz w:val="20"/>
           <w:szCs w:val="20"/>
         </w:rPr>
@@ -8609,7 +8609,7 @@
       </w:pPr>
       <w:r>
         <w:rPr>
-          <w:rFonts w:ascii="맑은 고딕" w:cs="맑은 고딕" w:eastAsia="맑은 고딕" w:hAnsi="맑은 고딕"/>
+          <w:rFonts w:ascii="Pretendard" w:cs="Pretendard" w:eastAsia="Pretendard" w:hAnsi="Pretendard"/>
           <w:sz w:val="20"/>
           <w:szCs w:val="20"/>
         </w:rPr>
@@ -8622,7 +8622,7 @@
       </w:pPr>
       <w:r>
         <w:rPr>
-          <w:rFonts w:ascii="맑은 고딕" w:cs="맑은 고딕" w:eastAsia="맑은 고딕" w:hAnsi="맑은 고딕"/>
+          <w:rFonts w:ascii="Pretendard" w:cs="Pretendard" w:eastAsia="Pretendard" w:hAnsi="Pretendard"/>
           <w:i/>
           <w:iCs/>
           <w:color w:val="595959"/>
@@ -8664,20 +8664,20 @@
             </w:pPr>
             <w:r>
               <w:rPr>
-                <w:rFonts w:ascii="맑은 고딕" w:cs="맑은 고딕" w:eastAsia="맑은 고딕" w:hAnsi="맑은 고딕"/>
-                <w:sz w:val="20"/>
-                <w:szCs w:val="20"/>
-              </w:rPr>
-              <w:t xml:space="preserve"/>
-            </w:r>
-          </w:p>
-          <w:p>
-            <w:pPr>
-              <w:spacing w:after="0" w:before="0"/>
-            </w:pPr>
-            <w:r>
-              <w:rPr>
-                <w:rFonts w:ascii="맑은 고딕" w:cs="맑은 고딕" w:eastAsia="맑은 고딕" w:hAnsi="맑은 고딕"/>
+                <w:rFonts w:ascii="Pretendard" w:cs="Pretendard" w:eastAsia="Pretendard" w:hAnsi="Pretendard"/>
+                <w:sz w:val="20"/>
+                <w:szCs w:val="20"/>
+              </w:rPr>
+              <w:t xml:space="preserve"/>
+            </w:r>
+          </w:p>
+          <w:p>
+            <w:pPr>
+              <w:spacing w:after="0" w:before="0"/>
+            </w:pPr>
+            <w:r>
+              <w:rPr>
+                <w:rFonts w:ascii="Pretendard" w:cs="Pretendard" w:eastAsia="Pretendard" w:hAnsi="Pretendard"/>
                 <w:sz w:val="20"/>
                 <w:szCs w:val="20"/>
               </w:rPr>
@@ -8693,7 +8693,7 @@
       </w:pPr>
       <w:r>
         <w:rPr>
-          <w:rFonts w:ascii="맑은 고딕" w:cs="맑은 고딕" w:eastAsia="맑은 고딕" w:hAnsi="맑은 고딕"/>
+          <w:rFonts w:ascii="Pretendard" w:cs="Pretendard" w:eastAsia="Pretendard" w:hAnsi="Pretendard"/>
           <w:sz w:val="20"/>
           <w:szCs w:val="20"/>
         </w:rPr>
@@ -8706,7 +8706,7 @@
       </w:pPr>
       <w:r>
         <w:rPr>
-          <w:rFonts w:ascii="맑은 고딕" w:cs="맑은 고딕" w:eastAsia="맑은 고딕" w:hAnsi="맑은 고딕"/>
+          <w:rFonts w:ascii="Pretendard" w:cs="Pretendard" w:eastAsia="Pretendard" w:hAnsi="Pretendard"/>
           <w:b/>
           <w:bCs/>
           <w:sz w:val="21"/>
@@ -8716,7 +8716,7 @@
       </w:r>
       <w:r>
         <w:rPr>
-          <w:rFonts w:ascii="맑은 고딕" w:cs="맑은 고딕" w:eastAsia="맑은 고딕" w:hAnsi="맑은 고딕"/>
+          <w:rFonts w:ascii="Pretendard" w:cs="Pretendard" w:eastAsia="Pretendard" w:hAnsi="Pretendard"/>
           <w:sz w:val="21"/>
           <w:szCs w:val="21"/>
         </w:rPr>
@@ -8730,7 +8730,7 @@
       </w:pPr>
       <w:r>
         <w:rPr>
-          <w:rFonts w:ascii="맑은 고딕" w:cs="맑은 고딕" w:eastAsia="맑은 고딕" w:hAnsi="맑은 고딕"/>
+          <w:rFonts w:ascii="Pretendard" w:cs="Pretendard" w:eastAsia="Pretendard" w:hAnsi="Pretendard"/>
           <w:sz w:val="20"/>
           <w:szCs w:val="20"/>
         </w:rPr>
@@ -8744,7 +8744,7 @@
       </w:pPr>
       <w:r>
         <w:rPr>
-          <w:rFonts w:ascii="맑은 고딕" w:cs="맑은 고딕" w:eastAsia="맑은 고딕" w:hAnsi="맑은 고딕"/>
+          <w:rFonts w:ascii="Pretendard" w:cs="Pretendard" w:eastAsia="Pretendard" w:hAnsi="Pretendard"/>
           <w:sz w:val="20"/>
           <w:szCs w:val="20"/>
         </w:rPr>
@@ -8758,7 +8758,7 @@
       </w:pPr>
       <w:r>
         <w:rPr>
-          <w:rFonts w:ascii="맑은 고딕" w:cs="맑은 고딕" w:eastAsia="맑은 고딕" w:hAnsi="맑은 고딕"/>
+          <w:rFonts w:ascii="Pretendard" w:cs="Pretendard" w:eastAsia="Pretendard" w:hAnsi="Pretendard"/>
           <w:sz w:val="20"/>
           <w:szCs w:val="20"/>
         </w:rPr>
@@ -8772,7 +8772,7 @@
       </w:pPr>
       <w:r>
         <w:rPr>
-          <w:rFonts w:ascii="맑은 고딕" w:cs="맑은 고딕" w:eastAsia="맑은 고딕" w:hAnsi="맑은 고딕"/>
+          <w:rFonts w:ascii="Pretendard" w:cs="Pretendard" w:eastAsia="Pretendard" w:hAnsi="Pretendard"/>
           <w:sz w:val="20"/>
           <w:szCs w:val="20"/>
         </w:rPr>
@@ -8785,7 +8785,7 @@
       </w:pPr>
       <w:r>
         <w:rPr>
-          <w:rFonts w:ascii="맑은 고딕" w:cs="맑은 고딕" w:eastAsia="맑은 고딕" w:hAnsi="맑은 고딕"/>
+          <w:rFonts w:ascii="Pretendard" w:cs="Pretendard" w:eastAsia="Pretendard" w:hAnsi="Pretendard"/>
           <w:i/>
           <w:iCs/>
           <w:color w:val="595959"/>
@@ -8827,20 +8827,20 @@
             </w:pPr>
             <w:r>
               <w:rPr>
-                <w:rFonts w:ascii="맑은 고딕" w:cs="맑은 고딕" w:eastAsia="맑은 고딕" w:hAnsi="맑은 고딕"/>
-                <w:sz w:val="20"/>
-                <w:szCs w:val="20"/>
-              </w:rPr>
-              <w:t xml:space="preserve"/>
-            </w:r>
-          </w:p>
-          <w:p>
-            <w:pPr>
-              <w:spacing w:after="0" w:before="0"/>
-            </w:pPr>
-            <w:r>
-              <w:rPr>
-                <w:rFonts w:ascii="맑은 고딕" w:cs="맑은 고딕" w:eastAsia="맑은 고딕" w:hAnsi="맑은 고딕"/>
+                <w:rFonts w:ascii="Pretendard" w:cs="Pretendard" w:eastAsia="Pretendard" w:hAnsi="Pretendard"/>
+                <w:sz w:val="20"/>
+                <w:szCs w:val="20"/>
+              </w:rPr>
+              <w:t xml:space="preserve"/>
+            </w:r>
+          </w:p>
+          <w:p>
+            <w:pPr>
+              <w:spacing w:after="0" w:before="0"/>
+            </w:pPr>
+            <w:r>
+              <w:rPr>
+                <w:rFonts w:ascii="Pretendard" w:cs="Pretendard" w:eastAsia="Pretendard" w:hAnsi="Pretendard"/>
                 <w:sz w:val="20"/>
                 <w:szCs w:val="20"/>
               </w:rPr>
@@ -8856,7 +8856,7 @@
       </w:pPr>
       <w:r>
         <w:rPr>
-          <w:rFonts w:ascii="맑은 고딕" w:cs="맑은 고딕" w:eastAsia="맑은 고딕" w:hAnsi="맑은 고딕"/>
+          <w:rFonts w:ascii="Pretendard" w:cs="Pretendard" w:eastAsia="Pretendard" w:hAnsi="Pretendard"/>
           <w:sz w:val="20"/>
           <w:szCs w:val="20"/>
         </w:rPr>
@@ -8869,7 +8869,7 @@
       </w:pPr>
       <w:r>
         <w:rPr>
-          <w:rFonts w:ascii="맑은 고딕" w:cs="맑은 고딕" w:eastAsia="맑은 고딕" w:hAnsi="맑은 고딕"/>
+          <w:rFonts w:ascii="Pretendard" w:cs="Pretendard" w:eastAsia="Pretendard" w:hAnsi="Pretendard"/>
           <w:b/>
           <w:bCs/>
           <w:sz w:val="21"/>
@@ -8879,7 +8879,7 @@
       </w:r>
       <w:r>
         <w:rPr>
-          <w:rFonts w:ascii="맑은 고딕" w:cs="맑은 고딕" w:eastAsia="맑은 고딕" w:hAnsi="맑은 고딕"/>
+          <w:rFonts w:ascii="Pretendard" w:cs="Pretendard" w:eastAsia="Pretendard" w:hAnsi="Pretendard"/>
           <w:sz w:val="21"/>
           <w:szCs w:val="21"/>
         </w:rPr>
@@ -8893,7 +8893,7 @@
       </w:pPr>
       <w:r>
         <w:rPr>
-          <w:rFonts w:ascii="맑은 고딕" w:cs="맑은 고딕" w:eastAsia="맑은 고딕" w:hAnsi="맑은 고딕"/>
+          <w:rFonts w:ascii="Pretendard" w:cs="Pretendard" w:eastAsia="Pretendard" w:hAnsi="Pretendard"/>
           <w:sz w:val="20"/>
           <w:szCs w:val="20"/>
         </w:rPr>
@@ -8907,7 +8907,7 @@
       </w:pPr>
       <w:r>
         <w:rPr>
-          <w:rFonts w:ascii="맑은 고딕" w:cs="맑은 고딕" w:eastAsia="맑은 고딕" w:hAnsi="맑은 고딕"/>
+          <w:rFonts w:ascii="Pretendard" w:cs="Pretendard" w:eastAsia="Pretendard" w:hAnsi="Pretendard"/>
           <w:sz w:val="20"/>
           <w:szCs w:val="20"/>
         </w:rPr>
@@ -8921,7 +8921,7 @@
       </w:pPr>
       <w:r>
         <w:rPr>
-          <w:rFonts w:ascii="맑은 고딕" w:cs="맑은 고딕" w:eastAsia="맑은 고딕" w:hAnsi="맑은 고딕"/>
+          <w:rFonts w:ascii="Pretendard" w:cs="Pretendard" w:eastAsia="Pretendard" w:hAnsi="Pretendard"/>
           <w:sz w:val="20"/>
           <w:szCs w:val="20"/>
         </w:rPr>
@@ -8935,7 +8935,7 @@
       </w:pPr>
       <w:r>
         <w:rPr>
-          <w:rFonts w:ascii="맑은 고딕" w:cs="맑은 고딕" w:eastAsia="맑은 고딕" w:hAnsi="맑은 고딕"/>
+          <w:rFonts w:ascii="Pretendard" w:cs="Pretendard" w:eastAsia="Pretendard" w:hAnsi="Pretendard"/>
           <w:sz w:val="20"/>
           <w:szCs w:val="20"/>
         </w:rPr>
@@ -8948,7 +8948,7 @@
       </w:pPr>
       <w:r>
         <w:rPr>
-          <w:rFonts w:ascii="맑은 고딕" w:cs="맑은 고딕" w:eastAsia="맑은 고딕" w:hAnsi="맑은 고딕"/>
+          <w:rFonts w:ascii="Pretendard" w:cs="Pretendard" w:eastAsia="Pretendard" w:hAnsi="Pretendard"/>
           <w:i/>
           <w:iCs/>
           <w:color w:val="595959"/>
@@ -8990,20 +8990,20 @@
             </w:pPr>
             <w:r>
               <w:rPr>
-                <w:rFonts w:ascii="맑은 고딕" w:cs="맑은 고딕" w:eastAsia="맑은 고딕" w:hAnsi="맑은 고딕"/>
-                <w:sz w:val="20"/>
-                <w:szCs w:val="20"/>
-              </w:rPr>
-              <w:t xml:space="preserve"/>
-            </w:r>
-          </w:p>
-          <w:p>
-            <w:pPr>
-              <w:spacing w:after="0" w:before="0"/>
-            </w:pPr>
-            <w:r>
-              <w:rPr>
-                <w:rFonts w:ascii="맑은 고딕" w:cs="맑은 고딕" w:eastAsia="맑은 고딕" w:hAnsi="맑은 고딕"/>
+                <w:rFonts w:ascii="Pretendard" w:cs="Pretendard" w:eastAsia="Pretendard" w:hAnsi="Pretendard"/>
+                <w:sz w:val="20"/>
+                <w:szCs w:val="20"/>
+              </w:rPr>
+              <w:t xml:space="preserve"/>
+            </w:r>
+          </w:p>
+          <w:p>
+            <w:pPr>
+              <w:spacing w:after="0" w:before="0"/>
+            </w:pPr>
+            <w:r>
+              <w:rPr>
+                <w:rFonts w:ascii="Pretendard" w:cs="Pretendard" w:eastAsia="Pretendard" w:hAnsi="Pretendard"/>
                 <w:sz w:val="20"/>
                 <w:szCs w:val="20"/>
               </w:rPr>
@@ -9019,7 +9019,7 @@
       </w:pPr>
       <w:r>
         <w:rPr>
-          <w:rFonts w:ascii="맑은 고딕" w:cs="맑은 고딕" w:eastAsia="맑은 고딕" w:hAnsi="맑은 고딕"/>
+          <w:rFonts w:ascii="Pretendard" w:cs="Pretendard" w:eastAsia="Pretendard" w:hAnsi="Pretendard"/>
           <w:sz w:val="20"/>
           <w:szCs w:val="20"/>
         </w:rPr>
@@ -9036,7 +9036,7 @@
       </w:pPr>
       <w:r>
         <w:rPr>
-          <w:rFonts w:ascii="맑은 고딕" w:cs="맑은 고딕" w:eastAsia="맑은 고딕" w:hAnsi="맑은 고딕"/>
+          <w:rFonts w:ascii="Pretendard" w:cs="Pretendard" w:eastAsia="Pretendard" w:hAnsi="Pretendard"/>
           <w:b/>
           <w:bCs/>
           <w:sz w:val="24"/>
@@ -9051,7 +9051,7 @@
       </w:pPr>
       <w:r>
         <w:rPr>
-          <w:rFonts w:ascii="맑은 고딕" w:cs="맑은 고딕" w:eastAsia="맑은 고딕" w:hAnsi="맑은 고딕"/>
+          <w:rFonts w:ascii="Pretendard" w:cs="Pretendard" w:eastAsia="Pretendard" w:hAnsi="Pretendard"/>
           <w:b/>
           <w:bCs/>
           <w:sz w:val="21"/>
@@ -9061,7 +9061,7 @@
       </w:r>
       <w:r>
         <w:rPr>
-          <w:rFonts w:ascii="맑은 고딕" w:cs="맑은 고딕" w:eastAsia="맑은 고딕" w:hAnsi="맑은 고딕"/>
+          <w:rFonts w:ascii="Pretendard" w:cs="Pretendard" w:eastAsia="Pretendard" w:hAnsi="Pretendard"/>
           <w:sz w:val="21"/>
           <w:szCs w:val="21"/>
         </w:rPr>
@@ -9075,7 +9075,7 @@
       </w:pPr>
       <w:r>
         <w:rPr>
-          <w:rFonts w:ascii="맑은 고딕" w:cs="맑은 고딕" w:eastAsia="맑은 고딕" w:hAnsi="맑은 고딕"/>
+          <w:rFonts w:ascii="Pretendard" w:cs="Pretendard" w:eastAsia="Pretendard" w:hAnsi="Pretendard"/>
           <w:sz w:val="20"/>
           <w:szCs w:val="20"/>
         </w:rPr>
@@ -9089,7 +9089,7 @@
       </w:pPr>
       <w:r>
         <w:rPr>
-          <w:rFonts w:ascii="맑은 고딕" w:cs="맑은 고딕" w:eastAsia="맑은 고딕" w:hAnsi="맑은 고딕"/>
+          <w:rFonts w:ascii="Pretendard" w:cs="Pretendard" w:eastAsia="Pretendard" w:hAnsi="Pretendard"/>
           <w:sz w:val="20"/>
           <w:szCs w:val="20"/>
         </w:rPr>
@@ -9103,7 +9103,7 @@
       </w:pPr>
       <w:r>
         <w:rPr>
-          <w:rFonts w:ascii="맑은 고딕" w:cs="맑은 고딕" w:eastAsia="맑은 고딕" w:hAnsi="맑은 고딕"/>
+          <w:rFonts w:ascii="Pretendard" w:cs="Pretendard" w:eastAsia="Pretendard" w:hAnsi="Pretendard"/>
           <w:sz w:val="20"/>
           <w:szCs w:val="20"/>
         </w:rPr>
@@ -9117,7 +9117,7 @@
       </w:pPr>
       <w:r>
         <w:rPr>
-          <w:rFonts w:ascii="맑은 고딕" w:cs="맑은 고딕" w:eastAsia="맑은 고딕" w:hAnsi="맑은 고딕"/>
+          <w:rFonts w:ascii="Pretendard" w:cs="Pretendard" w:eastAsia="Pretendard" w:hAnsi="Pretendard"/>
           <w:sz w:val="20"/>
           <w:szCs w:val="20"/>
         </w:rPr>
@@ -9130,7 +9130,7 @@
       </w:pPr>
       <w:r>
         <w:rPr>
-          <w:rFonts w:ascii="맑은 고딕" w:cs="맑은 고딕" w:eastAsia="맑은 고딕" w:hAnsi="맑은 고딕"/>
+          <w:rFonts w:ascii="Pretendard" w:cs="Pretendard" w:eastAsia="Pretendard" w:hAnsi="Pretendard"/>
           <w:i/>
           <w:iCs/>
           <w:color w:val="595959"/>
@@ -9172,20 +9172,20 @@
             </w:pPr>
             <w:r>
               <w:rPr>
-                <w:rFonts w:ascii="맑은 고딕" w:cs="맑은 고딕" w:eastAsia="맑은 고딕" w:hAnsi="맑은 고딕"/>
-                <w:sz w:val="20"/>
-                <w:szCs w:val="20"/>
-              </w:rPr>
-              <w:t xml:space="preserve"/>
-            </w:r>
-          </w:p>
-          <w:p>
-            <w:pPr>
-              <w:spacing w:after="0" w:before="0"/>
-            </w:pPr>
-            <w:r>
-              <w:rPr>
-                <w:rFonts w:ascii="맑은 고딕" w:cs="맑은 고딕" w:eastAsia="맑은 고딕" w:hAnsi="맑은 고딕"/>
+                <w:rFonts w:ascii="Pretendard" w:cs="Pretendard" w:eastAsia="Pretendard" w:hAnsi="Pretendard"/>
+                <w:sz w:val="20"/>
+                <w:szCs w:val="20"/>
+              </w:rPr>
+              <w:t xml:space="preserve"/>
+            </w:r>
+          </w:p>
+          <w:p>
+            <w:pPr>
+              <w:spacing w:after="0" w:before="0"/>
+            </w:pPr>
+            <w:r>
+              <w:rPr>
+                <w:rFonts w:ascii="Pretendard" w:cs="Pretendard" w:eastAsia="Pretendard" w:hAnsi="Pretendard"/>
                 <w:sz w:val="20"/>
                 <w:szCs w:val="20"/>
               </w:rPr>
@@ -9201,7 +9201,7 @@
       </w:pPr>
       <w:r>
         <w:rPr>
-          <w:rFonts w:ascii="맑은 고딕" w:cs="맑은 고딕" w:eastAsia="맑은 고딕" w:hAnsi="맑은 고딕"/>
+          <w:rFonts w:ascii="Pretendard" w:cs="Pretendard" w:eastAsia="Pretendard" w:hAnsi="Pretendard"/>
           <w:sz w:val="20"/>
           <w:szCs w:val="20"/>
         </w:rPr>
@@ -9214,7 +9214,7 @@
       </w:pPr>
       <w:r>
         <w:rPr>
-          <w:rFonts w:ascii="맑은 고딕" w:cs="맑은 고딕" w:eastAsia="맑은 고딕" w:hAnsi="맑은 고딕"/>
+          <w:rFonts w:ascii="Pretendard" w:cs="Pretendard" w:eastAsia="Pretendard" w:hAnsi="Pretendard"/>
           <w:b/>
           <w:bCs/>
           <w:sz w:val="21"/>
@@ -9224,7 +9224,7 @@
       </w:r>
       <w:r>
         <w:rPr>
-          <w:rFonts w:ascii="맑은 고딕" w:cs="맑은 고딕" w:eastAsia="맑은 고딕" w:hAnsi="맑은 고딕"/>
+          <w:rFonts w:ascii="Pretendard" w:cs="Pretendard" w:eastAsia="Pretendard" w:hAnsi="Pretendard"/>
           <w:sz w:val="21"/>
           <w:szCs w:val="21"/>
         </w:rPr>
@@ -9238,7 +9238,7 @@
       </w:pPr>
       <w:r>
         <w:rPr>
-          <w:rFonts w:ascii="맑은 고딕" w:cs="맑은 고딕" w:eastAsia="맑은 고딕" w:hAnsi="맑은 고딕"/>
+          <w:rFonts w:ascii="Pretendard" w:cs="Pretendard" w:eastAsia="Pretendard" w:hAnsi="Pretendard"/>
           <w:sz w:val="20"/>
           <w:szCs w:val="20"/>
         </w:rPr>
@@ -9252,7 +9252,7 @@
       </w:pPr>
       <w:r>
         <w:rPr>
-          <w:rFonts w:ascii="맑은 고딕" w:cs="맑은 고딕" w:eastAsia="맑은 고딕" w:hAnsi="맑은 고딕"/>
+          <w:rFonts w:ascii="Pretendard" w:cs="Pretendard" w:eastAsia="Pretendard" w:hAnsi="Pretendard"/>
           <w:sz w:val="20"/>
           <w:szCs w:val="20"/>
         </w:rPr>
@@ -9266,7 +9266,7 @@
       </w:pPr>
       <w:r>
         <w:rPr>
-          <w:rFonts w:ascii="맑은 고딕" w:cs="맑은 고딕" w:eastAsia="맑은 고딕" w:hAnsi="맑은 고딕"/>
+          <w:rFonts w:ascii="Pretendard" w:cs="Pretendard" w:eastAsia="Pretendard" w:hAnsi="Pretendard"/>
           <w:sz w:val="20"/>
           <w:szCs w:val="20"/>
         </w:rPr>
@@ -9280,7 +9280,7 @@
       </w:pPr>
       <w:r>
         <w:rPr>
-          <w:rFonts w:ascii="맑은 고딕" w:cs="맑은 고딕" w:eastAsia="맑은 고딕" w:hAnsi="맑은 고딕"/>
+          <w:rFonts w:ascii="Pretendard" w:cs="Pretendard" w:eastAsia="Pretendard" w:hAnsi="Pretendard"/>
           <w:sz w:val="20"/>
           <w:szCs w:val="20"/>
         </w:rPr>
@@ -9293,7 +9293,7 @@
       </w:pPr>
       <w:r>
         <w:rPr>
-          <w:rFonts w:ascii="맑은 고딕" w:cs="맑은 고딕" w:eastAsia="맑은 고딕" w:hAnsi="맑은 고딕"/>
+          <w:rFonts w:ascii="Pretendard" w:cs="Pretendard" w:eastAsia="Pretendard" w:hAnsi="Pretendard"/>
           <w:i/>
           <w:iCs/>
           <w:color w:val="595959"/>
@@ -9335,20 +9335,20 @@
             </w:pPr>
             <w:r>
               <w:rPr>
-                <w:rFonts w:ascii="맑은 고딕" w:cs="맑은 고딕" w:eastAsia="맑은 고딕" w:hAnsi="맑은 고딕"/>
-                <w:sz w:val="20"/>
-                <w:szCs w:val="20"/>
-              </w:rPr>
-              <w:t xml:space="preserve"/>
-            </w:r>
-          </w:p>
-          <w:p>
-            <w:pPr>
-              <w:spacing w:after="0" w:before="0"/>
-            </w:pPr>
-            <w:r>
-              <w:rPr>
-                <w:rFonts w:ascii="맑은 고딕" w:cs="맑은 고딕" w:eastAsia="맑은 고딕" w:hAnsi="맑은 고딕"/>
+                <w:rFonts w:ascii="Pretendard" w:cs="Pretendard" w:eastAsia="Pretendard" w:hAnsi="Pretendard"/>
+                <w:sz w:val="20"/>
+                <w:szCs w:val="20"/>
+              </w:rPr>
+              <w:t xml:space="preserve"/>
+            </w:r>
+          </w:p>
+          <w:p>
+            <w:pPr>
+              <w:spacing w:after="0" w:before="0"/>
+            </w:pPr>
+            <w:r>
+              <w:rPr>
+                <w:rFonts w:ascii="Pretendard" w:cs="Pretendard" w:eastAsia="Pretendard" w:hAnsi="Pretendard"/>
                 <w:sz w:val="20"/>
                 <w:szCs w:val="20"/>
               </w:rPr>
@@ -9364,7 +9364,7 @@
       </w:pPr>
       <w:r>
         <w:rPr>
-          <w:rFonts w:ascii="맑은 고딕" w:cs="맑은 고딕" w:eastAsia="맑은 고딕" w:hAnsi="맑은 고딕"/>
+          <w:rFonts w:ascii="Pretendard" w:cs="Pretendard" w:eastAsia="Pretendard" w:hAnsi="Pretendard"/>
           <w:sz w:val="20"/>
           <w:szCs w:val="20"/>
         </w:rPr>
@@ -9377,7 +9377,7 @@
       </w:pPr>
       <w:r>
         <w:rPr>
-          <w:rFonts w:ascii="맑은 고딕" w:cs="맑은 고딕" w:eastAsia="맑은 고딕" w:hAnsi="맑은 고딕"/>
+          <w:rFonts w:ascii="Pretendard" w:cs="Pretendard" w:eastAsia="Pretendard" w:hAnsi="Pretendard"/>
           <w:b/>
           <w:bCs/>
           <w:sz w:val="21"/>
@@ -9387,7 +9387,7 @@
       </w:r>
       <w:r>
         <w:rPr>
-          <w:rFonts w:ascii="맑은 고딕" w:cs="맑은 고딕" w:eastAsia="맑은 고딕" w:hAnsi="맑은 고딕"/>
+          <w:rFonts w:ascii="Pretendard" w:cs="Pretendard" w:eastAsia="Pretendard" w:hAnsi="Pretendard"/>
           <w:sz w:val="21"/>
           <w:szCs w:val="21"/>
         </w:rPr>
@@ -9401,7 +9401,7 @@
       </w:pPr>
       <w:r>
         <w:rPr>
-          <w:rFonts w:ascii="맑은 고딕" w:cs="맑은 고딕" w:eastAsia="맑은 고딕" w:hAnsi="맑은 고딕"/>
+          <w:rFonts w:ascii="Pretendard" w:cs="Pretendard" w:eastAsia="Pretendard" w:hAnsi="Pretendard"/>
           <w:sz w:val="20"/>
           <w:szCs w:val="20"/>
         </w:rPr>
@@ -9415,7 +9415,7 @@
       </w:pPr>
       <w:r>
         <w:rPr>
-          <w:rFonts w:ascii="맑은 고딕" w:cs="맑은 고딕" w:eastAsia="맑은 고딕" w:hAnsi="맑은 고딕"/>
+          <w:rFonts w:ascii="Pretendard" w:cs="Pretendard" w:eastAsia="Pretendard" w:hAnsi="Pretendard"/>
           <w:sz w:val="20"/>
           <w:szCs w:val="20"/>
         </w:rPr>
@@ -9429,7 +9429,7 @@
       </w:pPr>
       <w:r>
         <w:rPr>
-          <w:rFonts w:ascii="맑은 고딕" w:cs="맑은 고딕" w:eastAsia="맑은 고딕" w:hAnsi="맑은 고딕"/>
+          <w:rFonts w:ascii="Pretendard" w:cs="Pretendard" w:eastAsia="Pretendard" w:hAnsi="Pretendard"/>
           <w:sz w:val="20"/>
           <w:szCs w:val="20"/>
         </w:rPr>
@@ -9443,7 +9443,7 @@
       </w:pPr>
       <w:r>
         <w:rPr>
-          <w:rFonts w:ascii="맑은 고딕" w:cs="맑은 고딕" w:eastAsia="맑은 고딕" w:hAnsi="맑은 고딕"/>
+          <w:rFonts w:ascii="Pretendard" w:cs="Pretendard" w:eastAsia="Pretendard" w:hAnsi="Pretendard"/>
           <w:sz w:val="20"/>
           <w:szCs w:val="20"/>
         </w:rPr>
@@ -9456,7 +9456,7 @@
       </w:pPr>
       <w:r>
         <w:rPr>
-          <w:rFonts w:ascii="맑은 고딕" w:cs="맑은 고딕" w:eastAsia="맑은 고딕" w:hAnsi="맑은 고딕"/>
+          <w:rFonts w:ascii="Pretendard" w:cs="Pretendard" w:eastAsia="Pretendard" w:hAnsi="Pretendard"/>
           <w:i/>
           <w:iCs/>
           <w:color w:val="595959"/>
@@ -9498,20 +9498,20 @@
             </w:pPr>
             <w:r>
               <w:rPr>
-                <w:rFonts w:ascii="맑은 고딕" w:cs="맑은 고딕" w:eastAsia="맑은 고딕" w:hAnsi="맑은 고딕"/>
-                <w:sz w:val="20"/>
-                <w:szCs w:val="20"/>
-              </w:rPr>
-              <w:t xml:space="preserve"/>
-            </w:r>
-          </w:p>
-          <w:p>
-            <w:pPr>
-              <w:spacing w:after="0" w:before="0"/>
-            </w:pPr>
-            <w:r>
-              <w:rPr>
-                <w:rFonts w:ascii="맑은 고딕" w:cs="맑은 고딕" w:eastAsia="맑은 고딕" w:hAnsi="맑은 고딕"/>
+                <w:rFonts w:ascii="Pretendard" w:cs="Pretendard" w:eastAsia="Pretendard" w:hAnsi="Pretendard"/>
+                <w:sz w:val="20"/>
+                <w:szCs w:val="20"/>
+              </w:rPr>
+              <w:t xml:space="preserve"/>
+            </w:r>
+          </w:p>
+          <w:p>
+            <w:pPr>
+              <w:spacing w:after="0" w:before="0"/>
+            </w:pPr>
+            <w:r>
+              <w:rPr>
+                <w:rFonts w:ascii="Pretendard" w:cs="Pretendard" w:eastAsia="Pretendard" w:hAnsi="Pretendard"/>
                 <w:sz w:val="20"/>
                 <w:szCs w:val="20"/>
               </w:rPr>
@@ -9527,7 +9527,7 @@
       </w:pPr>
       <w:r>
         <w:rPr>
-          <w:rFonts w:ascii="맑은 고딕" w:cs="맑은 고딕" w:eastAsia="맑은 고딕" w:hAnsi="맑은 고딕"/>
+          <w:rFonts w:ascii="Pretendard" w:cs="Pretendard" w:eastAsia="Pretendard" w:hAnsi="Pretendard"/>
           <w:sz w:val="20"/>
           <w:szCs w:val="20"/>
         </w:rPr>
@@ -9540,7 +9540,7 @@
       </w:pPr>
       <w:r>
         <w:rPr>
-          <w:rFonts w:ascii="맑은 고딕" w:cs="맑은 고딕" w:eastAsia="맑은 고딕" w:hAnsi="맑은 고딕"/>
+          <w:rFonts w:ascii="Pretendard" w:cs="Pretendard" w:eastAsia="Pretendard" w:hAnsi="Pretendard"/>
           <w:b/>
           <w:bCs/>
           <w:sz w:val="21"/>
@@ -9550,7 +9550,7 @@
       </w:r>
       <w:r>
         <w:rPr>
-          <w:rFonts w:ascii="맑은 고딕" w:cs="맑은 고딕" w:eastAsia="맑은 고딕" w:hAnsi="맑은 고딕"/>
+          <w:rFonts w:ascii="Pretendard" w:cs="Pretendard" w:eastAsia="Pretendard" w:hAnsi="Pretendard"/>
           <w:sz w:val="21"/>
           <w:szCs w:val="21"/>
         </w:rPr>
@@ -9564,7 +9564,7 @@
       </w:pPr>
       <w:r>
         <w:rPr>
-          <w:rFonts w:ascii="맑은 고딕" w:cs="맑은 고딕" w:eastAsia="맑은 고딕" w:hAnsi="맑은 고딕"/>
+          <w:rFonts w:ascii="Pretendard" w:cs="Pretendard" w:eastAsia="Pretendard" w:hAnsi="Pretendard"/>
           <w:sz w:val="20"/>
           <w:szCs w:val="20"/>
         </w:rPr>
@@ -9578,7 +9578,7 @@
       </w:pPr>
       <w:r>
         <w:rPr>
-          <w:rFonts w:ascii="맑은 고딕" w:cs="맑은 고딕" w:eastAsia="맑은 고딕" w:hAnsi="맑은 고딕"/>
+          <w:rFonts w:ascii="Pretendard" w:cs="Pretendard" w:eastAsia="Pretendard" w:hAnsi="Pretendard"/>
           <w:sz w:val="20"/>
           <w:szCs w:val="20"/>
         </w:rPr>
@@ -9592,7 +9592,7 @@
       </w:pPr>
       <w:r>
         <w:rPr>
-          <w:rFonts w:ascii="맑은 고딕" w:cs="맑은 고딕" w:eastAsia="맑은 고딕" w:hAnsi="맑은 고딕"/>
+          <w:rFonts w:ascii="Pretendard" w:cs="Pretendard" w:eastAsia="Pretendard" w:hAnsi="Pretendard"/>
           <w:sz w:val="20"/>
           <w:szCs w:val="20"/>
         </w:rPr>
@@ -9606,7 +9606,7 @@
       </w:pPr>
       <w:r>
         <w:rPr>
-          <w:rFonts w:ascii="맑은 고딕" w:cs="맑은 고딕" w:eastAsia="맑은 고딕" w:hAnsi="맑은 고딕"/>
+          <w:rFonts w:ascii="Pretendard" w:cs="Pretendard" w:eastAsia="Pretendard" w:hAnsi="Pretendard"/>
           <w:sz w:val="20"/>
           <w:szCs w:val="20"/>
         </w:rPr>
@@ -9619,7 +9619,7 @@
       </w:pPr>
       <w:r>
         <w:rPr>
-          <w:rFonts w:ascii="맑은 고딕" w:cs="맑은 고딕" w:eastAsia="맑은 고딕" w:hAnsi="맑은 고딕"/>
+          <w:rFonts w:ascii="Pretendard" w:cs="Pretendard" w:eastAsia="Pretendard" w:hAnsi="Pretendard"/>
           <w:i/>
           <w:iCs/>
           <w:color w:val="595959"/>
@@ -9661,20 +9661,20 @@
             </w:pPr>
             <w:r>
               <w:rPr>
-                <w:rFonts w:ascii="맑은 고딕" w:cs="맑은 고딕" w:eastAsia="맑은 고딕" w:hAnsi="맑은 고딕"/>
-                <w:sz w:val="20"/>
-                <w:szCs w:val="20"/>
-              </w:rPr>
-              <w:t xml:space="preserve"/>
-            </w:r>
-          </w:p>
-          <w:p>
-            <w:pPr>
-              <w:spacing w:after="0" w:before="0"/>
-            </w:pPr>
-            <w:r>
-              <w:rPr>
-                <w:rFonts w:ascii="맑은 고딕" w:cs="맑은 고딕" w:eastAsia="맑은 고딕" w:hAnsi="맑은 고딕"/>
+                <w:rFonts w:ascii="Pretendard" w:cs="Pretendard" w:eastAsia="Pretendard" w:hAnsi="Pretendard"/>
+                <w:sz w:val="20"/>
+                <w:szCs w:val="20"/>
+              </w:rPr>
+              <w:t xml:space="preserve"/>
+            </w:r>
+          </w:p>
+          <w:p>
+            <w:pPr>
+              <w:spacing w:after="0" w:before="0"/>
+            </w:pPr>
+            <w:r>
+              <w:rPr>
+                <w:rFonts w:ascii="Pretendard" w:cs="Pretendard" w:eastAsia="Pretendard" w:hAnsi="Pretendard"/>
                 <w:sz w:val="20"/>
                 <w:szCs w:val="20"/>
               </w:rPr>
@@ -9690,7 +9690,7 @@
       </w:pPr>
       <w:r>
         <w:rPr>
-          <w:rFonts w:ascii="맑은 고딕" w:cs="맑은 고딕" w:eastAsia="맑은 고딕" w:hAnsi="맑은 고딕"/>
+          <w:rFonts w:ascii="Pretendard" w:cs="Pretendard" w:eastAsia="Pretendard" w:hAnsi="Pretendard"/>
           <w:sz w:val="20"/>
           <w:szCs w:val="20"/>
         </w:rPr>
@@ -9885,7 +9885,7 @@
   <w:docDefaults>
     <w:rPrDefault>
       <w:rPr>
-        <w:rFonts w:ascii="맑은 고딕" w:cs="맑은 고딕" w:eastAsia="맑은 고딕" w:hAnsi="맑은 고딕"/>
+        <w:rFonts w:ascii="Pretendard" w:cs="Pretendard" w:eastAsia="Pretendard" w:hAnsi="Pretendard"/>
         <w:sz w:val="20"/>
         <w:szCs w:val="20"/>
       </w:rPr>
